--- a/ExomeQcPipeline_Template_interim.docx
+++ b/ExomeQcPipeline_Template_interim.docx
@@ -427,87 +427,20 @@
               <w:lang w:eastAsia="zh-CN"/>
             </w:rPr>
           </w:pPr>
-          <w:hyperlink w:anchor="_Toc48675954" w:history="1">
+          <w:hyperlink w:anchor="_Toc48675955" w:history="1">
             <w:r>
               <w:rPr>
                 <w:rStyle w:val="Hyperlink"/>
                 <w:noProof/>
               </w:rPr>
-              <w:t>6. EXOMECQA</w:t>
-            </w:r>
-            <w:r>
-              <w:rPr>
-                <w:noProof/>
-                <w:webHidden/>
-              </w:rPr>
-              <w:tab/>
-            </w:r>
-            <w:r>
-              <w:rPr>
-                <w:noProof/>
-                <w:webHidden/>
-              </w:rPr>
-              <w:fldChar w:fldCharType="begin"/>
-            </w:r>
-            <w:r>
-              <w:rPr>
-                <w:noProof/>
-                <w:webHidden/>
-              </w:rPr>
-              <w:instrText xml:space="preserve"> PAGEREF _Toc48675954 \h </w:instrText>
-            </w:r>
-            <w:r>
-              <w:rPr>
-                <w:noProof/>
-                <w:webHidden/>
-              </w:rPr>
-            </w:r>
-            <w:r>
-              <w:rPr>
-                <w:noProof/>
-                <w:webHidden/>
-              </w:rPr>
-              <w:fldChar w:fldCharType="separate"/>
-            </w:r>
-            <w:r>
-              <w:rPr>
-                <w:noProof/>
-                <w:webHidden/>
-              </w:rPr>
-              <w:t>4</w:t>
-            </w:r>
-            <w:r>
-              <w:rPr>
-                <w:noProof/>
-                <w:webHidden/>
-              </w:rPr>
-              <w:fldChar w:fldCharType="end"/>
-            </w:r>
-          </w:hyperlink>
-        </w:p>
-        <w:p>
-          <w:pPr>
-            <w:pStyle w:val="TOC1"/>
-            <w:tabs>
-              <w:tab w:val="right" w:pos="8630"/>
-            </w:tabs>
-            <w:rPr>
-              <w:rFonts w:eastAsiaTheme="minorEastAsia" w:cstheme="minorBidi"/>
-              <w:b w:val="0"/>
-              <w:bCs w:val="0"/>
-              <w:noProof/>
-              <w:sz w:val="22"/>
-              <w:szCs w:val="22"/>
-              <w:lang w:eastAsia="zh-CN"/>
-            </w:rPr>
-          </w:pPr>
-          <w:hyperlink w:anchor="_Toc48675955" w:history="1">
+              <w:t>6</w:t>
+            </w:r>
             <w:r>
               <w:rPr>
                 <w:rStyle w:val="Hyperlink"/>
                 <w:noProof/>
               </w:rPr>
-              <w:t>7. PRE-CALLING QC CHECK</w:t>
+              <w:t>. PRE-CALLING QC CHECK</w:t>
             </w:r>
             <w:r>
               <w:rPr>
@@ -581,7 +514,14 @@
                 <w:rStyle w:val="Hyperlink"/>
                 <w:noProof/>
               </w:rPr>
-              <w:t>8. SEX CHECK</w:t>
+              <w:t>7</w:t>
+            </w:r>
+            <w:r>
+              <w:rPr>
+                <w:rStyle w:val="Hyperlink"/>
+                <w:noProof/>
+              </w:rPr>
+              <w:t>. SEX CHECK</w:t>
             </w:r>
             <w:r>
               <w:rPr>
@@ -655,7 +595,14 @@
                 <w:rStyle w:val="Hyperlink"/>
                 <w:noProof/>
               </w:rPr>
-              <w:t>9. ANCESTRY CHECK</w:t>
+              <w:t>8</w:t>
+            </w:r>
+            <w:r>
+              <w:rPr>
+                <w:rStyle w:val="Hyperlink"/>
+                <w:noProof/>
+              </w:rPr>
+              <w:t>. ANCESTRY CHECK</w:t>
             </w:r>
             <w:r>
               <w:rPr>
@@ -729,7 +676,14 @@
                 <w:rStyle w:val="Hyperlink"/>
                 <w:noProof/>
               </w:rPr>
-              <w:t>10. POST-CALLING QC CHECK</w:t>
+              <w:t>9</w:t>
+            </w:r>
+            <w:r>
+              <w:rPr>
+                <w:rStyle w:val="Hyperlink"/>
+                <w:noProof/>
+              </w:rPr>
+              <w:t>. POST-CALLING QC CHECK</w:t>
             </w:r>
             <w:r>
               <w:rPr>
@@ -803,7 +757,21 @@
                 <w:rStyle w:val="Hyperlink"/>
                 <w:noProof/>
               </w:rPr>
-              <w:t>11. SAMPLE RELATEDNESS CHECK</w:t>
+              <w:t>1</w:t>
+            </w:r>
+            <w:r>
+              <w:rPr>
+                <w:rStyle w:val="Hyperlink"/>
+                <w:noProof/>
+              </w:rPr>
+              <w:t>0</w:t>
+            </w:r>
+            <w:r>
+              <w:rPr>
+                <w:rStyle w:val="Hyperlink"/>
+                <w:noProof/>
+              </w:rPr>
+              <w:t>. SAMPLE RELATEDNESS CHECK</w:t>
             </w:r>
             <w:r>
               <w:rPr>
@@ -1228,23 +1196,54 @@
           <w:szCs w:val="24"/>
         </w:rPr>
       </w:pPr>
-      <w:r>
-        <w:rPr>
-          <w:rFonts w:ascii="Cambria" w:hAnsi="Cambria"/>
-          <w:bCs/>
-          <w:sz w:val="24"/>
-          <w:szCs w:val="24"/>
-        </w:rPr>
-        <w:t>FastQC(</w:t>
-      </w:r>
-      <w:r>
-        <w:rPr>
-          <w:rFonts w:ascii="Cambria" w:hAnsi="Cambria"/>
-          <w:bCs/>
-          <w:sz w:val="24"/>
-          <w:szCs w:val="24"/>
-        </w:rPr>
-        <w:t>consolidated in MultiQC format</w:t>
+      <w:proofErr w:type="spellStart"/>
+      <w:r>
+        <w:rPr>
+          <w:rFonts w:ascii="Cambria" w:hAnsi="Cambria"/>
+          <w:bCs/>
+          <w:sz w:val="24"/>
+          <w:szCs w:val="24"/>
+        </w:rPr>
+        <w:t>FastQC</w:t>
+      </w:r>
+      <w:proofErr w:type="spellEnd"/>
+      <w:r>
+        <w:rPr>
+          <w:rFonts w:ascii="Cambria" w:hAnsi="Cambria"/>
+          <w:bCs/>
+          <w:sz w:val="24"/>
+          <w:szCs w:val="24"/>
+        </w:rPr>
+        <w:t>(</w:t>
+      </w:r>
+      <w:r>
+        <w:rPr>
+          <w:rFonts w:ascii="Cambria" w:hAnsi="Cambria"/>
+          <w:bCs/>
+          <w:sz w:val="24"/>
+          <w:szCs w:val="24"/>
+        </w:rPr>
+        <w:t xml:space="preserve">consolidated in </w:t>
+      </w:r>
+      <w:proofErr w:type="spellStart"/>
+      <w:r>
+        <w:rPr>
+          <w:rFonts w:ascii="Cambria" w:hAnsi="Cambria"/>
+          <w:bCs/>
+          <w:sz w:val="24"/>
+          <w:szCs w:val="24"/>
+        </w:rPr>
+        <w:t>MultiQC</w:t>
+      </w:r>
+      <w:proofErr w:type="spellEnd"/>
+      <w:r>
+        <w:rPr>
+          <w:rFonts w:ascii="Cambria" w:hAnsi="Cambria"/>
+          <w:bCs/>
+          <w:sz w:val="24"/>
+          <w:szCs w:val="24"/>
+        </w:rPr>
+        <w:t xml:space="preserve"> format</w:t>
       </w:r>
       <w:r>
         <w:rPr>
@@ -1291,46 +1290,86 @@
           <w:sz w:val="24"/>
           <w:szCs w:val="24"/>
         </w:rPr>
-        <w:t xml:space="preserve">) is a widely used high through put sequencing data quality control tool.  It provides a modular set of analyses which </w:t>
-      </w:r>
-      <w:proofErr w:type="gramStart"/>
-      <w:r>
-        <w:rPr>
-          <w:rFonts w:ascii="Cambria" w:hAnsi="Cambria"/>
-          <w:bCs/>
-          <w:sz w:val="24"/>
-          <w:szCs w:val="24"/>
-        </w:rPr>
-        <w:t>includes:</w:t>
-      </w:r>
-      <w:proofErr w:type="gramEnd"/>
-      <w:r>
-        <w:rPr>
-          <w:rFonts w:ascii="Cambria" w:hAnsi="Cambria"/>
-          <w:bCs/>
-          <w:sz w:val="24"/>
-          <w:szCs w:val="24"/>
-        </w:rPr>
-        <w:t xml:space="preserve">  Basic Statistics, Per Base Sequence Quality, Per Sequence Quality Scores, PerBase Sequence Content, Per Sequence GC Content, Per Base N Content, Sequence Length Distribution, Duplicate Sequences, </w:t>
-      </w:r>
-    </w:p>
-    <w:p>
-      <w:pPr>
-        <w:rPr>
-          <w:rFonts w:ascii="Cambria" w:hAnsi="Cambria"/>
-          <w:b/>
-          <w:sz w:val="24"/>
-          <w:szCs w:val="24"/>
-        </w:rPr>
-      </w:pPr>
-      <w:r>
-        <w:rPr>
-          <w:rFonts w:ascii="Cambria" w:hAnsi="Cambria"/>
-          <w:bCs/>
-          <w:sz w:val="24"/>
-          <w:szCs w:val="24"/>
-        </w:rPr>
-        <w:t>Overrepresented Sequences, Adapter Content, Kmer Content, Per Tile Sequence Quality. For all fastqc results, please refer to</w:t>
+        <w:t xml:space="preserve">) is a widely used high through put sequencing data quality control tool.  It provides a modular set of analyses which includes:  Basic Statistics, Per Base Sequence Quality, Per Sequence Quality Scores, </w:t>
+      </w:r>
+      <w:proofErr w:type="spellStart"/>
+      <w:r>
+        <w:rPr>
+          <w:rFonts w:ascii="Cambria" w:hAnsi="Cambria"/>
+          <w:bCs/>
+          <w:sz w:val="24"/>
+          <w:szCs w:val="24"/>
+        </w:rPr>
+        <w:t>PerBase</w:t>
+      </w:r>
+      <w:proofErr w:type="spellEnd"/>
+      <w:r>
+        <w:rPr>
+          <w:rFonts w:ascii="Cambria" w:hAnsi="Cambria"/>
+          <w:bCs/>
+          <w:sz w:val="24"/>
+          <w:szCs w:val="24"/>
+        </w:rPr>
+        <w:t xml:space="preserve"> Sequence Content, Per Sequence GC Content, Per Base N Content, Sequence Length Distribution, Duplicate Sequences, </w:t>
+      </w:r>
+    </w:p>
+    <w:p>
+      <w:pPr>
+        <w:rPr>
+          <w:rFonts w:ascii="Cambria" w:hAnsi="Cambria"/>
+          <w:b/>
+          <w:sz w:val="24"/>
+          <w:szCs w:val="24"/>
+        </w:rPr>
+      </w:pPr>
+      <w:r>
+        <w:rPr>
+          <w:rFonts w:ascii="Cambria" w:hAnsi="Cambria"/>
+          <w:bCs/>
+          <w:sz w:val="24"/>
+          <w:szCs w:val="24"/>
+        </w:rPr>
+        <w:t xml:space="preserve">Overrepresented Sequences, Adapter Content, </w:t>
+      </w:r>
+      <w:proofErr w:type="spellStart"/>
+      <w:r>
+        <w:rPr>
+          <w:rFonts w:ascii="Cambria" w:hAnsi="Cambria"/>
+          <w:bCs/>
+          <w:sz w:val="24"/>
+          <w:szCs w:val="24"/>
+        </w:rPr>
+        <w:t>Kmer</w:t>
+      </w:r>
+      <w:proofErr w:type="spellEnd"/>
+      <w:r>
+        <w:rPr>
+          <w:rFonts w:ascii="Cambria" w:hAnsi="Cambria"/>
+          <w:bCs/>
+          <w:sz w:val="24"/>
+          <w:szCs w:val="24"/>
+        </w:rPr>
+        <w:t xml:space="preserve"> Content, Per Tile Sequence Quality. For all </w:t>
+      </w:r>
+      <w:proofErr w:type="spellStart"/>
+      <w:r>
+        <w:rPr>
+          <w:rFonts w:ascii="Cambria" w:hAnsi="Cambria"/>
+          <w:bCs/>
+          <w:sz w:val="24"/>
+          <w:szCs w:val="24"/>
+        </w:rPr>
+        <w:t>fastqc</w:t>
+      </w:r>
+      <w:proofErr w:type="spellEnd"/>
+      <w:r>
+        <w:rPr>
+          <w:rFonts w:ascii="Cambria" w:hAnsi="Cambria"/>
+          <w:bCs/>
+          <w:sz w:val="24"/>
+          <w:szCs w:val="24"/>
+        </w:rPr>
+        <w:t xml:space="preserve"> results, please refer to</w:t>
       </w:r>
       <w:r>
         <w:rPr>
@@ -1416,7 +1455,107 @@
           <w:sz w:val="24"/>
           <w:szCs w:val="24"/>
         </w:rPr>
-        <w:t xml:space="preserve">Duplicate reads are sequencing reads that start at the exact same position and contain the same CIGAR string (Compact Idiosyncratic Gapped Alignment Report).  Duplicates can arise from three sources: true biological duplication, PCR duplication, and optical or clustering duplication.  In biological duplication, two individual sequenced molecules are coincidentally identical; this is unlikely with standard-depth sequencing but may occur in deep sequencing.  PCR duplication is the result of PCR amplification of a library molecule, and multiple copies of that amplified molecule being sequenced.  Optical duplication refers to large clusters of molecules being erroneously called as two separate clusters (on non-patterned flowcells), or duplicates generated when a template molecule on a flowcell seeds more than 1 cluster on a flowcell (on patterned flowcells).  We use Picard MarkDuplicates to remove duplicate reads from both lane level BAM files and subject (merged lane) level BAM files.  The lane level duplication rate consists of optical duplicates within </w:t>
+        <w:t xml:space="preserve">Duplicate reads are sequencing reads that start at the exact same position and contain the same CIGAR string (Compact Idiosyncratic Gapped Alignment Report).  Duplicates can arise from three sources: true biological duplication, PCR duplication, and optical or clustering duplication.  In biological duplication, two individual sequenced molecules are coincidentally identical; this is unlikely with standard-depth sequencing but may occur in deep sequencing.  PCR duplication is the result of PCR amplification of a library molecule, and multiple copies of that amplified molecule being sequenced.  Optical duplication refers to large clusters of molecules being erroneously called as two separate clusters (on non-patterned </w:t>
+      </w:r>
+      <w:proofErr w:type="spellStart"/>
+      <w:r>
+        <w:rPr>
+          <w:rFonts w:ascii="Cambria" w:hAnsi="Cambria"/>
+          <w:bCs/>
+          <w:sz w:val="24"/>
+          <w:szCs w:val="24"/>
+        </w:rPr>
+        <w:t>flowcells</w:t>
+      </w:r>
+      <w:proofErr w:type="spellEnd"/>
+      <w:r>
+        <w:rPr>
+          <w:rFonts w:ascii="Cambria" w:hAnsi="Cambria"/>
+          <w:bCs/>
+          <w:sz w:val="24"/>
+          <w:szCs w:val="24"/>
+        </w:rPr>
+        <w:t xml:space="preserve">), or duplicates generated when a template molecule on a </w:t>
+      </w:r>
+      <w:proofErr w:type="spellStart"/>
+      <w:r>
+        <w:rPr>
+          <w:rFonts w:ascii="Cambria" w:hAnsi="Cambria"/>
+          <w:bCs/>
+          <w:sz w:val="24"/>
+          <w:szCs w:val="24"/>
+        </w:rPr>
+        <w:t>flowcell</w:t>
+      </w:r>
+      <w:proofErr w:type="spellEnd"/>
+      <w:r>
+        <w:rPr>
+          <w:rFonts w:ascii="Cambria" w:hAnsi="Cambria"/>
+          <w:bCs/>
+          <w:sz w:val="24"/>
+          <w:szCs w:val="24"/>
+        </w:rPr>
+        <w:t xml:space="preserve"> seeds more than 1 cluster on a </w:t>
+      </w:r>
+      <w:proofErr w:type="spellStart"/>
+      <w:r>
+        <w:rPr>
+          <w:rFonts w:ascii="Cambria" w:hAnsi="Cambria"/>
+          <w:bCs/>
+          <w:sz w:val="24"/>
+          <w:szCs w:val="24"/>
+        </w:rPr>
+        <w:t>flowcell</w:t>
+      </w:r>
+      <w:proofErr w:type="spellEnd"/>
+      <w:r>
+        <w:rPr>
+          <w:rFonts w:ascii="Cambria" w:hAnsi="Cambria"/>
+          <w:bCs/>
+          <w:sz w:val="24"/>
+          <w:szCs w:val="24"/>
+        </w:rPr>
+        <w:t xml:space="preserve"> (on patterned </w:t>
+      </w:r>
+      <w:proofErr w:type="spellStart"/>
+      <w:r>
+        <w:rPr>
+          <w:rFonts w:ascii="Cambria" w:hAnsi="Cambria"/>
+          <w:bCs/>
+          <w:sz w:val="24"/>
+          <w:szCs w:val="24"/>
+        </w:rPr>
+        <w:t>flowcells</w:t>
+      </w:r>
+      <w:proofErr w:type="spellEnd"/>
+      <w:r>
+        <w:rPr>
+          <w:rFonts w:ascii="Cambria" w:hAnsi="Cambria"/>
+          <w:bCs/>
+          <w:sz w:val="24"/>
+          <w:szCs w:val="24"/>
+        </w:rPr>
+        <w:t xml:space="preserve">).  We use Picard </w:t>
+      </w:r>
+      <w:proofErr w:type="spellStart"/>
+      <w:r>
+        <w:rPr>
+          <w:rFonts w:ascii="Cambria" w:hAnsi="Cambria"/>
+          <w:bCs/>
+          <w:sz w:val="24"/>
+          <w:szCs w:val="24"/>
+        </w:rPr>
+        <w:t>MarkDuplicates</w:t>
+      </w:r>
+      <w:proofErr w:type="spellEnd"/>
+      <w:r>
+        <w:rPr>
+          <w:rFonts w:ascii="Cambria" w:hAnsi="Cambria"/>
+          <w:bCs/>
+          <w:sz w:val="24"/>
+          <w:szCs w:val="24"/>
+        </w:rPr>
+        <w:t xml:space="preserve"> to remove duplicate reads from both lane level BAM files and subject (merged lane) level BAM files.  The lane level duplication rate consists of optical duplicates within </w:t>
       </w:r>
       <w:r>
         <w:rPr>
@@ -1600,6 +1739,7 @@
         </w:rPr>
         <w:t xml:space="preserve">We use </w:t>
       </w:r>
+      <w:proofErr w:type="spellStart"/>
       <w:r>
         <w:rPr>
           <w:rFonts w:ascii="Cambria" w:hAnsi="Cambria"/>
@@ -1609,6 +1749,7 @@
         </w:rPr>
         <w:t>verifyBamID</w:t>
       </w:r>
+      <w:proofErr w:type="spellEnd"/>
       <w:r>
         <w:rPr>
           <w:color w:val="000000" w:themeColor="text1"/>
@@ -1663,48 +1804,57 @@
           <w:sz w:val="24"/>
           <w:szCs w:val="24"/>
         </w:rPr>
-        <w:t>Note that verifyBamID performs well in germline samples. However, tumor samples with substantial allelic imbalance can be a challenge for this tool. Our recommended contamination QC cutoff is 5%. Samples with contamination rate greater than 5% may be included in the analysis due to 1). New/replacement sample materials are no longer available; 2). Investigators request to include them. It is recommended to pay extra attention to those samples with higher than 5% contamination rate during your downstream analysis. No samples are excluded from variant calling for the build. Figure 2 shows the sample contamination rate. Samples with highest contamination rates (n = 10) are listed in Table 3.</w:t>
-      </w:r>
-    </w:p>
-    <w:p>
-      <w:pPr>
-        <w:rPr>
-          <w:rFonts w:ascii="Cambria" w:hAnsi="Cambria"/>
-          <w:b/>
-          <w:sz w:val="24"/>
-          <w:szCs w:val="24"/>
-        </w:rPr>
-      </w:pPr>
-    </w:p>
-    <w:p>
-      <w:pPr>
-        <w:rPr>
-          <w:rFonts w:ascii="Cambria" w:hAnsi="Cambria"/>
-          <w:b/>
-          <w:sz w:val="24"/>
-          <w:szCs w:val="24"/>
-        </w:rPr>
-      </w:pPr>
-      <w:r>
-        <w:rPr>
-          <w:rFonts w:ascii="Cambria" w:hAnsi="Cambria"/>
-          <w:b/>
-          <w:sz w:val="24"/>
-          <w:szCs w:val="24"/>
-        </w:rPr>
-        <w:t xml:space="preserve">Figure 2. sorted contamination rate by </w:t>
-      </w:r>
-      <w:proofErr w:type="gramStart"/>
-      <w:r>
-        <w:rPr>
-          <w:rFonts w:ascii="Cambria" w:hAnsi="Cambria"/>
-          <w:b/>
-          <w:sz w:val="24"/>
-          <w:szCs w:val="24"/>
-        </w:rPr>
-        <w:t>subjects</w:t>
-      </w:r>
-      <w:proofErr w:type="gramEnd"/>
+        <w:t xml:space="preserve">Note that </w:t>
+      </w:r>
+      <w:proofErr w:type="spellStart"/>
+      <w:r>
+        <w:rPr>
+          <w:rFonts w:ascii="Cambria" w:hAnsi="Cambria"/>
+          <w:bCs/>
+          <w:sz w:val="24"/>
+          <w:szCs w:val="24"/>
+        </w:rPr>
+        <w:t>verifyBamID</w:t>
+      </w:r>
+      <w:proofErr w:type="spellEnd"/>
+      <w:r>
+        <w:rPr>
+          <w:rFonts w:ascii="Cambria" w:hAnsi="Cambria"/>
+          <w:bCs/>
+          <w:sz w:val="24"/>
+          <w:szCs w:val="24"/>
+        </w:rPr>
+        <w:t xml:space="preserve"> performs well in germline samples. However, tumor samples with substantial allelic imbalance can be a challenge for this tool. Our recommended contamination QC cutoff is 5%. Samples with contamination rate greater than 5% may be included in the analysis due to 1). New/replacement sample materials are no longer available; 2). Investigators request to include them. It is recommended to pay extra attention to those samples with higher than 5% contamination rate during your downstream analysis. No samples are excluded from variant calling for the build. Figure 2 shows the sample contamination rate. Samples with highest contamination rates (n = 10) are listed in Table 3.</w:t>
+      </w:r>
+    </w:p>
+    <w:p>
+      <w:pPr>
+        <w:rPr>
+          <w:rFonts w:ascii="Cambria" w:hAnsi="Cambria"/>
+          <w:b/>
+          <w:sz w:val="24"/>
+          <w:szCs w:val="24"/>
+        </w:rPr>
+      </w:pPr>
+    </w:p>
+    <w:p>
+      <w:pPr>
+        <w:rPr>
+          <w:rFonts w:ascii="Cambria" w:hAnsi="Cambria"/>
+          <w:b/>
+          <w:sz w:val="24"/>
+          <w:szCs w:val="24"/>
+        </w:rPr>
+      </w:pPr>
+      <w:r>
+        <w:rPr>
+          <w:rFonts w:ascii="Cambria" w:hAnsi="Cambria"/>
+          <w:b/>
+          <w:sz w:val="24"/>
+          <w:szCs w:val="24"/>
+        </w:rPr>
+        <w:t>Figure 2. sorted contamination rate by subjects</w:t>
+      </w:r>
     </w:p>
     <w:p>
       <w:pPr>
@@ -1809,7 +1959,67 @@
           <w:sz w:val="24"/>
           <w:szCs w:val="24"/>
         </w:rPr>
-        <w:t xml:space="preserve">Average coverage across all case and control subjects is shown in Figure 3. It was calculated based on capturekit region using samtools mpileup function and sorted </w:t>
+        <w:t xml:space="preserve">Average coverage across all case and control subjects is shown in Figure 3. It was calculated based on </w:t>
+      </w:r>
+      <w:proofErr w:type="spellStart"/>
+      <w:r>
+        <w:rPr>
+          <w:rFonts w:ascii="Cambria" w:hAnsi="Cambria"/>
+          <w:bCs/>
+          <w:sz w:val="24"/>
+          <w:szCs w:val="24"/>
+        </w:rPr>
+        <w:t>capturekit</w:t>
+      </w:r>
+      <w:proofErr w:type="spellEnd"/>
+      <w:r>
+        <w:rPr>
+          <w:rFonts w:ascii="Cambria" w:hAnsi="Cambria"/>
+          <w:bCs/>
+          <w:sz w:val="24"/>
+          <w:szCs w:val="24"/>
+        </w:rPr>
+        <w:t xml:space="preserve"> region using </w:t>
+      </w:r>
+      <w:proofErr w:type="spellStart"/>
+      <w:r>
+        <w:rPr>
+          <w:rFonts w:ascii="Cambria" w:hAnsi="Cambria"/>
+          <w:bCs/>
+          <w:sz w:val="24"/>
+          <w:szCs w:val="24"/>
+        </w:rPr>
+        <w:t>samtools</w:t>
+      </w:r>
+      <w:proofErr w:type="spellEnd"/>
+      <w:r>
+        <w:rPr>
+          <w:rFonts w:ascii="Cambria" w:hAnsi="Cambria"/>
+          <w:bCs/>
+          <w:sz w:val="24"/>
+          <w:szCs w:val="24"/>
+        </w:rPr>
+        <w:t xml:space="preserve"> </w:t>
+      </w:r>
+      <w:proofErr w:type="spellStart"/>
+      <w:r>
+        <w:rPr>
+          <w:rFonts w:ascii="Cambria" w:hAnsi="Cambria"/>
+          <w:bCs/>
+          <w:sz w:val="24"/>
+          <w:szCs w:val="24"/>
+        </w:rPr>
+        <w:t>mpileup</w:t>
+      </w:r>
+      <w:proofErr w:type="spellEnd"/>
+      <w:r>
+        <w:rPr>
+          <w:rFonts w:ascii="Cambria" w:hAnsi="Cambria"/>
+          <w:bCs/>
+          <w:sz w:val="24"/>
+          <w:szCs w:val="24"/>
+        </w:rPr>
+        <w:t xml:space="preserve"> function and sorted </w:t>
       </w:r>
       <w:r>
         <w:rPr>
@@ -1866,26 +2076,46 @@
           <w:sz w:val="24"/>
           <w:szCs w:val="24"/>
         </w:rPr>
-        <w:t xml:space="preserve">Figure 3. coverage scatter plot for all exome samples, with cases and controls </w:t>
-      </w:r>
-      <w:proofErr w:type="gramStart"/>
-      <w:r>
-        <w:rPr>
-          <w:rFonts w:ascii="Cambria" w:hAnsi="Cambria"/>
-          <w:b/>
-          <w:sz w:val="24"/>
-          <w:szCs w:val="24"/>
-        </w:rPr>
-        <w:t>separated</w:t>
-      </w:r>
-      <w:proofErr w:type="gramEnd"/>
-      <w:r>
-        <w:rPr>
-          <w:rFonts w:ascii="Cambria" w:hAnsi="Cambria"/>
-          <w:b/>
-          <w:sz w:val="24"/>
-          <w:szCs w:val="24"/>
-        </w:rPr>
+        <w:t xml:space="preserve">Figure 3. coverage scatter plot for all exome samples, with cases and controls separated </w:t>
+      </w:r>
+    </w:p>
+    <w:p>
+      <w:pPr>
+        <w:rPr>
+          <w:rFonts w:ascii="Cambria" w:hAnsi="Cambria"/>
+          <w:b/>
+          <w:color w:val="365F91"/>
+          <w:sz w:val="24"/>
+          <w:szCs w:val="24"/>
+        </w:rPr>
+      </w:pPr>
+      <w:r>
+        <w:rPr>
+          <w:rFonts w:ascii="Cambria" w:hAnsi="Cambria"/>
+          <w:b/>
+          <w:color w:val="365F91"/>
+          <w:sz w:val="24"/>
+          <w:szCs w:val="24"/>
+        </w:rPr>
+        <w:t xml:space="preserve">  </w:t>
+      </w:r>
+    </w:p>
+    <w:p>
+      <w:pPr>
+        <w:pStyle w:val="Heading1"/>
+      </w:pPr>
+      <w:bookmarkStart w:id="5" w:name="_Toc48675955"/>
+      <w:r>
+        <w:t>6</w:t>
+      </w:r>
+      <w:r>
+        <w:t xml:space="preserve">. </w:t>
+      </w:r>
+      <w:r>
+        <w:t>PRE-CALLING QC CHECK</w:t>
+      </w:r>
+      <w:bookmarkEnd w:id="5"/>
+      <w:r>
         <w:t xml:space="preserve"> </w:t>
       </w:r>
     </w:p>
@@ -1893,17 +2123,35 @@
       <w:pPr>
         <w:rPr>
           <w:rFonts w:ascii="Cambria" w:hAnsi="Cambria"/>
-          <w:b/>
-          <w:color w:val="365F91"/>
-          <w:sz w:val="24"/>
-          <w:szCs w:val="24"/>
-        </w:rPr>
-      </w:pPr>
-      <w:r>
-        <w:rPr>
-          <w:rFonts w:ascii="Cambria" w:hAnsi="Cambria"/>
-          <w:b/>
-          <w:color w:val="365F91"/>
+          <w:bCs/>
+          <w:sz w:val="24"/>
+          <w:szCs w:val="24"/>
+        </w:rPr>
+      </w:pPr>
+      <w:r>
+        <w:rPr>
+          <w:rFonts w:ascii="Cambria" w:hAnsi="Cambria"/>
+          <w:bCs/>
+          <w:sz w:val="24"/>
+          <w:szCs w:val="24"/>
+        </w:rPr>
+        <w:t xml:space="preserve">From the subject level pre-calling qc report, we collect fold 80 base penalty from </w:t>
+      </w:r>
+      <w:proofErr w:type="spellStart"/>
+      <w:r>
+        <w:rPr>
+          <w:rFonts w:ascii="Cambria" w:hAnsi="Cambria"/>
+          <w:bCs/>
+          <w:sz w:val="24"/>
+          <w:szCs w:val="24"/>
+        </w:rPr>
+        <w:t>picard</w:t>
+      </w:r>
+      <w:proofErr w:type="spellEnd"/>
+      <w:r>
+        <w:rPr>
+          <w:rFonts w:ascii="Cambria" w:hAnsi="Cambria"/>
+          <w:bCs/>
           <w:sz w:val="24"/>
           <w:szCs w:val="24"/>
         </w:rPr>
@@ -1912,680 +2160,152 @@
     </w:p>
     <w:p>
       <w:pPr>
-        <w:pStyle w:val="Heading1"/>
-      </w:pPr>
-      <w:bookmarkStart w:id="5" w:name="_Toc48675954"/>
-      <w:r>
-        <w:t>6</w:t>
-      </w:r>
-      <w:r>
-        <w:t xml:space="preserve">. </w:t>
-      </w:r>
-      <w:r>
-        <w:t>EXOMECQA</w:t>
-      </w:r>
-      <w:bookmarkEnd w:id="5"/>
-      <w:r>
+        <w:rPr>
+          <w:rFonts w:ascii="Cambria" w:hAnsi="Cambria"/>
+          <w:bCs/>
+          <w:sz w:val="24"/>
+          <w:szCs w:val="24"/>
+        </w:rPr>
+      </w:pPr>
+      <w:proofErr w:type="spellStart"/>
+      <w:r>
+        <w:rPr>
+          <w:rFonts w:ascii="Cambria" w:hAnsi="Cambria"/>
+          <w:bCs/>
+          <w:sz w:val="24"/>
+          <w:szCs w:val="24"/>
+        </w:rPr>
+        <w:t>CollectHsMetrics</w:t>
+      </w:r>
+      <w:proofErr w:type="spellEnd"/>
+      <w:r>
+        <w:rPr>
+          <w:rFonts w:ascii="Cambria" w:hAnsi="Cambria"/>
+          <w:bCs/>
+          <w:sz w:val="24"/>
+          <w:szCs w:val="24"/>
+        </w:rPr>
+        <w:t xml:space="preserve">, average oxidation quality from </w:t>
+      </w:r>
+      <w:proofErr w:type="spellStart"/>
+      <w:r>
+        <w:rPr>
+          <w:rFonts w:ascii="Cambria" w:hAnsi="Cambria"/>
+          <w:bCs/>
+          <w:sz w:val="24"/>
+          <w:szCs w:val="24"/>
+        </w:rPr>
+        <w:t>picard</w:t>
+      </w:r>
+      <w:proofErr w:type="spellEnd"/>
+      <w:r>
+        <w:rPr>
+          <w:rFonts w:ascii="Cambria" w:hAnsi="Cambria"/>
+          <w:bCs/>
+          <w:sz w:val="24"/>
+          <w:szCs w:val="24"/>
+        </w:rPr>
         <w:t xml:space="preserve"> </w:t>
       </w:r>
-    </w:p>
-    <w:p>
-      <w:pPr>
-        <w:rPr>
-          <w:rFonts w:ascii="Cambria" w:hAnsi="Cambria"/>
-          <w:bCs/>
-          <w:sz w:val="24"/>
-          <w:szCs w:val="24"/>
-        </w:rPr>
-      </w:pPr>
-      <w:r>
-        <w:rPr>
-          <w:rFonts w:ascii="Cambria" w:hAnsi="Cambria"/>
-          <w:bCs/>
-          <w:sz w:val="24"/>
-          <w:szCs w:val="24"/>
-        </w:rPr>
-        <w:t>Coverage uniformity evaluation was also conducted using ExomeCQA</w:t>
-      </w:r>
-      <w:r>
-        <w:rPr>
-          <w:color w:val="000000" w:themeColor="text1"/>
-        </w:rPr>
-        <w:fldChar w:fldCharType="begin">
-          <w:fldData xml:space="preserve">PEVuZE5vdGU+PENpdGU+PEF1dGhvcj5XYW5nPC9BdXRob3I+PFllYXI+MjAxNzwvWWVhcj48UmVj
-TnVtPjQ8L1JlY051bT48RGlzcGxheVRleHQ+PHN0eWxlIGZhY2U9InN1cGVyc2NyaXB0Ij40PC9z
-dHlsZT48L0Rpc3BsYXlUZXh0PjxyZWNvcmQ+PHJlYy1udW1iZXI+NDwvcmVjLW51bWJlcj48Zm9y
-ZWlnbi1rZXlzPjxrZXkgYXBwPSJFTiIgZGItaWQ9Inc1ZjBydjA5MnI1dHo2ZTAwNXZwczBkZGFk
-eHZwcjBkenZ0dCIgdGltZXN0YW1wPSIxNTg2ODEwODgwIj40PC9rZXk+PC9mb3JlaWduLWtleXM+
-PHJlZi10eXBlIG5hbWU9IkpvdXJuYWwgQXJ0aWNsZSI+MTc8L3JlZi10eXBlPjxjb250cmlidXRv
-cnM+PGF1dGhvcnM+PGF1dGhvcj5XYW5nLCBRLjwvYXV0aG9yPjxhdXRob3I+U2hhc2hpa2FudCwg
-Qy4gUy48L2F1dGhvcj48YXV0aG9yPkplbnNlbiwgTS48L2F1dGhvcj48YXV0aG9yPkFsdG1hbiwg
-Ti4gUy48L2F1dGhvcj48YXV0aG9yPkdpcmlyYWphbiwgUy48L2F1dGhvcj48L2F1dGhvcnM+PC9j
-b250cmlidXRvcnM+PGF1dGgtYWRkcmVzcz5CaW9pbmZvcm1hdGljcyBhbmQgR2Vub21pY3MgUHJv
-Z3JhbSwgVGhlIEh1Y2sgSW5zdGl0dXRlcyBvZiB0aGUgTGlmZSBTY2llbmNlcywgVGhlIFBlbm5z
-eWx2YW5pYSBTdGF0ZSBVbml2ZXJzaXR5LCBVbml2ZXJzaXR5IFBhcmssIFBBLCAxNjgwMiwgVVNB
-LiYjeEQ7RGVwYXJ0bWVudCBvZiBTdGF0aXN0aWNzLCBUaGUgUGVubnN5bHZhbmlhIFN0YXRlIFVu
-aXZlcnNpdHksIFVuaXZlcnNpdHkgUGFyaywgUEEsIDE2ODAyLCBVU0EuJiN4RDtEZXBhcnRtZW50
-IG9mIEFuaW1hbCBTY2llbmNlLCBUaGUgUGVubnN5bHZhbmlhIFN0YXRlIFVuaXZlcnNpdHksIFVu
-aXZlcnNpdHkgUGFyaywgUEEsIDE2ODAyLCBVU0EuJiN4RDtCaW9pbmZvcm1hdGljcyBhbmQgR2Vu
-b21pY3MgUHJvZ3JhbSwgVGhlIEh1Y2sgSW5zdGl0dXRlcyBvZiB0aGUgTGlmZSBTY2llbmNlcywg
-VGhlIFBlbm5zeWx2YW5pYSBTdGF0ZSBVbml2ZXJzaXR5LCBVbml2ZXJzaXR5IFBhcmssIFBBLCAx
-NjgwMiwgVVNBLiBzeGc0N0Bwc3UuZWR1LiYjeEQ7RGVwYXJ0bWVudCBvZiBCaW9jaGVtaXN0cnkg
-YW5kIE1vbGVjdWxhciBCaW9sb2d5LCBUaGUgUGVubnN5bHZhbmlhIFN0YXRlIFVuaXZlcnNpdHks
-IFVuaXZlcnNpdHkgUGFyaywgUEEsIDE2ODAyLCBVU0EuIHN4ZzQ3QHBzdS5lZHUuJiN4RDtEZXBh
-cnRtZW50IG9mIEFudGhyb3BvbG9neSwgVGhlIFBlbm5zeWx2YW5pYSBTdGF0ZSBVbml2ZXJzaXR5
-LCBVbml2ZXJzaXR5IFBhcmssIFBBLCAxNjgwMiwgVVNBLiBzeGc0N0Bwc3UuZWR1LjwvYXV0aC1h
-ZGRyZXNzPjx0aXRsZXM+PHRpdGxlPk5vdmVsIG1ldHJpY3MgdG8gbWVhc3VyZSBjb3ZlcmFnZSBp
-biB3aG9sZSBleG9tZSBzZXF1ZW5jaW5nIGRhdGFzZXRzIHJldmVhbCBsb2NhbCBhbmQgZ2xvYmFs
-IG5vbi11bmlmb3JtaXR5PC90aXRsZT48c2Vjb25kYXJ5LXRpdGxlPlNjaSBSZXA8L3NlY29uZGFy
-eS10aXRsZT48L3RpdGxlcz48cGVyaW9kaWNhbD48ZnVsbC10aXRsZT5TY2kgUmVwPC9mdWxsLXRp
-dGxlPjwvcGVyaW9kaWNhbD48cGFnZXM+ODg1PC9wYWdlcz48dm9sdW1lPjc8L3ZvbHVtZT48bnVt
-YmVyPjE8L251bWJlcj48ZWRpdGlvbj4yMDE3LzA0LzE1PC9lZGl0aW9uPjxrZXl3b3Jkcz48a2V5
-d29yZD5EYXRhIE1pbmluZy8qbWV0aG9kczwva2V5d29yZD48a2V5d29yZD5IaWdoLVRocm91Z2hw
-dXQgTnVjbGVvdGlkZSBTZXF1ZW5jaW5nL21ldGhvZHM8L2tleXdvcmQ+PGtleXdvcmQ+SHVtYW5z
-PC9rZXl3b3JkPjxrZXl3b3JkPldob2xlIEV4b21lIFNlcXVlbmNpbmcvKm1ldGhvZHM8L2tleXdv
-cmQ+PC9rZXl3b3Jkcz48ZGF0ZXM+PHllYXI+MjAxNzwveWVhcj48cHViLWRhdGVzPjxkYXRlPkFw
-ciAxMzwvZGF0ZT48L3B1Yi1kYXRlcz48L2RhdGVzPjxpc2JuPjIwNDUtMjMyMiAoRWxlY3Ryb25p
-YykmI3hEOzIwNDUtMjMyMiAoTGlua2luZyk8L2lzYm4+PGFjY2Vzc2lvbi1udW0+Mjg0MDg3NDY8
-L2FjY2Vzc2lvbi1udW0+PHVybHM+PHJlbGF0ZWQtdXJscz48dXJsPmh0dHBzOi8vd3d3Lm5jYmku
-bmxtLm5paC5nb3YvcHVibWVkLzI4NDA4NzQ2PC91cmw+PC9yZWxhdGVkLXVybHM+PC91cmxzPjxj
-dXN0b20yPlBNQzU0Mjk4MjY8L2N1c3RvbTI+PGVsZWN0cm9uaWMtcmVzb3VyY2UtbnVtPjEwLjEw
-MzgvczQxNTk4LTAxNy0wMTAwNS14PC9lbGVjdHJvbmljLXJlc291cmNlLW51bT48L3JlY29yZD48
-L0NpdGU+PC9FbmROb3RlPgB=
-</w:fldData>
-        </w:fldChar>
-      </w:r>
-      <w:r>
-        <w:rPr>
-          <w:color w:val="000000" w:themeColor="text1"/>
-        </w:rPr>
-        <w:instrText xml:space="preserve"> ADDIN EN.CITE </w:instrText>
-      </w:r>
-      <w:r>
-        <w:rPr>
-          <w:color w:val="000000" w:themeColor="text1"/>
-        </w:rPr>
-        <w:fldChar w:fldCharType="begin">
-          <w:fldData xml:space="preserve">PEVuZE5vdGU+PENpdGU+PEF1dGhvcj5XYW5nPC9BdXRob3I+PFllYXI+MjAxNzwvWWVhcj48UmVj
-TnVtPjQ8L1JlY051bT48RGlzcGxheVRleHQ+PHN0eWxlIGZhY2U9InN1cGVyc2NyaXB0Ij40PC9z
-dHlsZT48L0Rpc3BsYXlUZXh0PjxyZWNvcmQ+PHJlYy1udW1iZXI+NDwvcmVjLW51bWJlcj48Zm9y
-ZWlnbi1rZXlzPjxrZXkgYXBwPSJFTiIgZGItaWQ9Inc1ZjBydjA5MnI1dHo2ZTAwNXZwczBkZGFk
-eHZwcjBkenZ0dCIgdGltZXN0YW1wPSIxNTg2ODEwODgwIj40PC9rZXk+PC9mb3JlaWduLWtleXM+
-PHJlZi10eXBlIG5hbWU9IkpvdXJuYWwgQXJ0aWNsZSI+MTc8L3JlZi10eXBlPjxjb250cmlidXRv
-cnM+PGF1dGhvcnM+PGF1dGhvcj5XYW5nLCBRLjwvYXV0aG9yPjxhdXRob3I+U2hhc2hpa2FudCwg
-Qy4gUy48L2F1dGhvcj48YXV0aG9yPkplbnNlbiwgTS48L2F1dGhvcj48YXV0aG9yPkFsdG1hbiwg
-Ti4gUy48L2F1dGhvcj48YXV0aG9yPkdpcmlyYWphbiwgUy48L2F1dGhvcj48L2F1dGhvcnM+PC9j
-b250cmlidXRvcnM+PGF1dGgtYWRkcmVzcz5CaW9pbmZvcm1hdGljcyBhbmQgR2Vub21pY3MgUHJv
-Z3JhbSwgVGhlIEh1Y2sgSW5zdGl0dXRlcyBvZiB0aGUgTGlmZSBTY2llbmNlcywgVGhlIFBlbm5z
-eWx2YW5pYSBTdGF0ZSBVbml2ZXJzaXR5LCBVbml2ZXJzaXR5IFBhcmssIFBBLCAxNjgwMiwgVVNB
-LiYjeEQ7RGVwYXJ0bWVudCBvZiBTdGF0aXN0aWNzLCBUaGUgUGVubnN5bHZhbmlhIFN0YXRlIFVu
-aXZlcnNpdHksIFVuaXZlcnNpdHkgUGFyaywgUEEsIDE2ODAyLCBVU0EuJiN4RDtEZXBhcnRtZW50
-IG9mIEFuaW1hbCBTY2llbmNlLCBUaGUgUGVubnN5bHZhbmlhIFN0YXRlIFVuaXZlcnNpdHksIFVu
-aXZlcnNpdHkgUGFyaywgUEEsIDE2ODAyLCBVU0EuJiN4RDtCaW9pbmZvcm1hdGljcyBhbmQgR2Vu
-b21pY3MgUHJvZ3JhbSwgVGhlIEh1Y2sgSW5zdGl0dXRlcyBvZiB0aGUgTGlmZSBTY2llbmNlcywg
-VGhlIFBlbm5zeWx2YW5pYSBTdGF0ZSBVbml2ZXJzaXR5LCBVbml2ZXJzaXR5IFBhcmssIFBBLCAx
-NjgwMiwgVVNBLiBzeGc0N0Bwc3UuZWR1LiYjeEQ7RGVwYXJ0bWVudCBvZiBCaW9jaGVtaXN0cnkg
-YW5kIE1vbGVjdWxhciBCaW9sb2d5LCBUaGUgUGVubnN5bHZhbmlhIFN0YXRlIFVuaXZlcnNpdHks
-IFVuaXZlcnNpdHkgUGFyaywgUEEsIDE2ODAyLCBVU0EuIHN4ZzQ3QHBzdS5lZHUuJiN4RDtEZXBh
-cnRtZW50IG9mIEFudGhyb3BvbG9neSwgVGhlIFBlbm5zeWx2YW5pYSBTdGF0ZSBVbml2ZXJzaXR5
-LCBVbml2ZXJzaXR5IFBhcmssIFBBLCAxNjgwMiwgVVNBLiBzeGc0N0Bwc3UuZWR1LjwvYXV0aC1h
-ZGRyZXNzPjx0aXRsZXM+PHRpdGxlPk5vdmVsIG1ldHJpY3MgdG8gbWVhc3VyZSBjb3ZlcmFnZSBp
-biB3aG9sZSBleG9tZSBzZXF1ZW5jaW5nIGRhdGFzZXRzIHJldmVhbCBsb2NhbCBhbmQgZ2xvYmFs
-IG5vbi11bmlmb3JtaXR5PC90aXRsZT48c2Vjb25kYXJ5LXRpdGxlPlNjaSBSZXA8L3NlY29uZGFy
-eS10aXRsZT48L3RpdGxlcz48cGVyaW9kaWNhbD48ZnVsbC10aXRsZT5TY2kgUmVwPC9mdWxsLXRp
-dGxlPjwvcGVyaW9kaWNhbD48cGFnZXM+ODg1PC9wYWdlcz48dm9sdW1lPjc8L3ZvbHVtZT48bnVt
-YmVyPjE8L251bWJlcj48ZWRpdGlvbj4yMDE3LzA0LzE1PC9lZGl0aW9uPjxrZXl3b3Jkcz48a2V5
-d29yZD5EYXRhIE1pbmluZy8qbWV0aG9kczwva2V5d29yZD48a2V5d29yZD5IaWdoLVRocm91Z2hw
-dXQgTnVjbGVvdGlkZSBTZXF1ZW5jaW5nL21ldGhvZHM8L2tleXdvcmQ+PGtleXdvcmQ+SHVtYW5z
-PC9rZXl3b3JkPjxrZXl3b3JkPldob2xlIEV4b21lIFNlcXVlbmNpbmcvKm1ldGhvZHM8L2tleXdv
-cmQ+PC9rZXl3b3Jkcz48ZGF0ZXM+PHllYXI+MjAxNzwveWVhcj48cHViLWRhdGVzPjxkYXRlPkFw
-ciAxMzwvZGF0ZT48L3B1Yi1kYXRlcz48L2RhdGVzPjxpc2JuPjIwNDUtMjMyMiAoRWxlY3Ryb25p
-YykmI3hEOzIwNDUtMjMyMiAoTGlua2luZyk8L2lzYm4+PGFjY2Vzc2lvbi1udW0+Mjg0MDg3NDY8
-L2FjY2Vzc2lvbi1udW0+PHVybHM+PHJlbGF0ZWQtdXJscz48dXJsPmh0dHBzOi8vd3d3Lm5jYmku
-bmxtLm5paC5nb3YvcHVibWVkLzI4NDA4NzQ2PC91cmw+PC9yZWxhdGVkLXVybHM+PC91cmxzPjxj
-dXN0b20yPlBNQzU0Mjk4MjY8L2N1c3RvbTI+PGVsZWN0cm9uaWMtcmVzb3VyY2UtbnVtPjEwLjEw
-MzgvczQxNTk4LTAxNy0wMTAwNS14PC9lbGVjdHJvbmljLXJlc291cmNlLW51bT48L3JlY29yZD48
-L0NpdGU+PC9FbmROb3RlPgB=
-</w:fldData>
-        </w:fldChar>
-      </w:r>
-      <w:r>
-        <w:rPr>
-          <w:color w:val="000000" w:themeColor="text1"/>
-        </w:rPr>
-        <w:instrText xml:space="preserve"> ADDIN EN.CITE.DATA </w:instrText>
-      </w:r>
-      <w:r>
-        <w:rPr>
-          <w:color w:val="000000" w:themeColor="text1"/>
-        </w:rPr>
-      </w:r>
-      <w:r>
-        <w:rPr>
-          <w:color w:val="000000" w:themeColor="text1"/>
-        </w:rPr>
-        <w:fldChar w:fldCharType="end"/>
-      </w:r>
-      <w:r>
-        <w:rPr>
-          <w:color w:val="000000" w:themeColor="text1"/>
-        </w:rPr>
-      </w:r>
-      <w:r>
-        <w:rPr>
-          <w:color w:val="000000" w:themeColor="text1"/>
-        </w:rPr>
-        <w:fldChar w:fldCharType="separate"/>
-      </w:r>
-      <w:r>
-        <w:rPr>
-          <w:noProof/>
-          <w:color w:val="000000" w:themeColor="text1"/>
-          <w:vertAlign w:val="superscript"/>
-        </w:rPr>
-        <w:t>4</w:t>
-      </w:r>
-      <w:r>
-        <w:rPr>
-          <w:color w:val="000000" w:themeColor="text1"/>
-        </w:rPr>
-        <w:fldChar w:fldCharType="end"/>
-      </w:r>
-      <w:r>
-        <w:rPr>
-          <w:rFonts w:ascii="Cambria" w:hAnsi="Cambria"/>
-          <w:bCs/>
-          <w:sz w:val="24"/>
-          <w:szCs w:val="24"/>
-        </w:rPr>
-        <w:t xml:space="preserve">. The two scores are calculated based on both GENE_NUM genes and EXON_NUM target regions of capturekit bed file across </w:t>
-      </w:r>
-      <w:proofErr w:type="gramStart"/>
-      <w:r>
-        <w:rPr>
-          <w:rFonts w:ascii="Cambria" w:hAnsi="Cambria"/>
-          <w:bCs/>
-          <w:sz w:val="24"/>
-          <w:szCs w:val="24"/>
-        </w:rPr>
-        <w:t>the all</w:t>
-      </w:r>
-      <w:proofErr w:type="gramEnd"/>
-      <w:r>
-        <w:rPr>
-          <w:rFonts w:ascii="Cambria" w:hAnsi="Cambria"/>
-          <w:bCs/>
-          <w:sz w:val="24"/>
-          <w:szCs w:val="24"/>
-        </w:rPr>
-        <w:t xml:space="preserve"> samples.</w:t>
-      </w:r>
-    </w:p>
-    <w:p>
-      <w:pPr>
-        <w:rPr>
-          <w:rFonts w:ascii="Cambria" w:hAnsi="Cambria"/>
-          <w:bCs/>
-          <w:sz w:val="24"/>
-          <w:szCs w:val="24"/>
-        </w:rPr>
-      </w:pPr>
-      <w:r>
-        <w:rPr>
-          <w:rFonts w:ascii="Cambria" w:hAnsi="Cambria"/>
-          <w:bCs/>
-          <w:sz w:val="24"/>
-          <w:szCs w:val="24"/>
-        </w:rPr>
-        <w:t>The CCS (Cohort Coverage Sparseness) score measures the percentage of base pairs with low coverage in a specific gene/target exon capture region across all samples. It is defined as the percentage of low coverage (&lt;10X) bases within a given capture region in multiple WES samples. It’s basically the median number of samples with low coverage base percentage at a particular capture region. Thus, it may vary between 0 and 1, with high CCS scores indicating low sequence coverage. In general, a CCS score below 0.2 is considered as good coverage.</w:t>
-      </w:r>
-    </w:p>
-    <w:p>
-      <w:pPr>
-        <w:rPr>
-          <w:rFonts w:ascii="Cambria" w:hAnsi="Cambria"/>
-          <w:bCs/>
-          <w:sz w:val="24"/>
-          <w:szCs w:val="24"/>
-        </w:rPr>
-      </w:pPr>
-      <w:r>
-        <w:rPr>
-          <w:rFonts w:ascii="Cambria" w:hAnsi="Cambria"/>
-          <w:bCs/>
-          <w:sz w:val="24"/>
-          <w:szCs w:val="24"/>
-        </w:rPr>
-        <w:t xml:space="preserve">The UE (Unevenness) score measures non-uniformity of the coverage in a specific gene/target capture region across all samples. It is calculated based on the number and structural features (height, width, base) of the coverage peaks. The UE score increases with an increase in the number and relative height of peaks within a given capture region, where a score of 1 indicates uniformly distributed coverage, and the higher the score, the less uniform the coverage is in the capture region.  </w:t>
-      </w:r>
-    </w:p>
-    <w:p>
-      <w:pPr>
-        <w:rPr>
-          <w:rFonts w:ascii="Cambria" w:hAnsi="Cambria"/>
-          <w:bCs/>
-          <w:sz w:val="24"/>
-          <w:szCs w:val="24"/>
-        </w:rPr>
-      </w:pPr>
-      <w:r>
-        <w:rPr>
-          <w:rFonts w:ascii="Cambria" w:hAnsi="Cambria"/>
-          <w:bCs/>
-          <w:sz w:val="24"/>
-          <w:szCs w:val="24"/>
-        </w:rPr>
-        <w:t xml:space="preserve">CCS and UE scores provide a cohort level view of the coverage depth and uniformity at given genomic regions. They help users to identify coverage inconsistency across large numbers of samples. This is particularly helpful while assessing the mutations detected through joint analysis.   </w:t>
-      </w:r>
-    </w:p>
-    <w:p>
-      <w:pPr>
-        <w:rPr>
-          <w:rFonts w:ascii="Cambria" w:hAnsi="Cambria"/>
-          <w:b/>
-          <w:sz w:val="24"/>
-          <w:szCs w:val="24"/>
-        </w:rPr>
-      </w:pPr>
-      <w:r>
-        <w:rPr>
-          <w:rFonts w:ascii="Cambria" w:hAnsi="Cambria"/>
-          <w:bCs/>
-          <w:sz w:val="24"/>
-          <w:szCs w:val="24"/>
-        </w:rPr>
-        <w:t xml:space="preserve">Table 4 and Figure 4 are stats based on gene level. For more details of target exon capture region level stats, please refer to the following files: </w:t>
-      </w:r>
-      <w:r>
-        <w:rPr>
-          <w:rFonts w:ascii="Cambria" w:hAnsi="Cambria"/>
-          <w:b/>
-          <w:sz w:val="24"/>
-          <w:szCs w:val="24"/>
-        </w:rPr>
-        <w:t xml:space="preserve">EXOMCQA_GENE_REPORT </w:t>
-      </w:r>
-    </w:p>
-    <w:p>
-      <w:pPr>
-        <w:rPr>
-          <w:rFonts w:ascii="Cambria" w:hAnsi="Cambria"/>
-          <w:b/>
-          <w:sz w:val="24"/>
-          <w:szCs w:val="24"/>
-        </w:rPr>
-      </w:pPr>
-      <w:r>
-        <w:rPr>
-          <w:rFonts w:ascii="Cambria" w:hAnsi="Cambria"/>
-          <w:b/>
-          <w:sz w:val="24"/>
-          <w:szCs w:val="24"/>
-        </w:rPr>
-        <w:t xml:space="preserve">EXOMCQA_EXON_REPORT </w:t>
-      </w:r>
-    </w:p>
-    <w:p>
-      <w:pPr>
-        <w:rPr>
-          <w:rFonts w:ascii="Cambria" w:hAnsi="Cambria"/>
-          <w:b/>
-          <w:sz w:val="24"/>
-          <w:szCs w:val="24"/>
-        </w:rPr>
-      </w:pPr>
-      <w:r>
-        <w:rPr>
-          <w:rFonts w:ascii="Cambria" w:hAnsi="Cambria"/>
-          <w:b/>
+      <w:proofErr w:type="spellStart"/>
+      <w:r>
+        <w:rPr>
+          <w:rFonts w:ascii="Cambria" w:hAnsi="Cambria"/>
+          <w:bCs/>
+          <w:sz w:val="24"/>
+          <w:szCs w:val="24"/>
+        </w:rPr>
+        <w:t>CollectOxoGMetrics</w:t>
+      </w:r>
+      <w:proofErr w:type="spellEnd"/>
+      <w:r>
+        <w:rPr>
+          <w:rFonts w:ascii="Cambria" w:hAnsi="Cambria"/>
+          <w:bCs/>
+          <w:sz w:val="24"/>
+          <w:szCs w:val="24"/>
+        </w:rPr>
+        <w:t xml:space="preserve"> and lowest </w:t>
+      </w:r>
+      <w:proofErr w:type="spellStart"/>
+      <w:r>
+        <w:rPr>
+          <w:rFonts w:ascii="Cambria" w:hAnsi="Cambria"/>
+          <w:bCs/>
+          <w:sz w:val="24"/>
+          <w:szCs w:val="24"/>
+        </w:rPr>
+        <w:t>preadapter</w:t>
+      </w:r>
+      <w:proofErr w:type="spellEnd"/>
+      <w:r>
+        <w:rPr>
+          <w:rFonts w:ascii="Cambria" w:hAnsi="Cambria"/>
+          <w:bCs/>
+          <w:sz w:val="24"/>
+          <w:szCs w:val="24"/>
+        </w:rPr>
+        <w:t>/</w:t>
+      </w:r>
+      <w:proofErr w:type="spellStart"/>
+      <w:r>
+        <w:rPr>
+          <w:rFonts w:ascii="Cambria" w:hAnsi="Cambria"/>
+          <w:bCs/>
+          <w:sz w:val="24"/>
+          <w:szCs w:val="24"/>
+        </w:rPr>
+        <w:t>baitbias</w:t>
+      </w:r>
+      <w:proofErr w:type="spellEnd"/>
+      <w:r>
+        <w:rPr>
+          <w:rFonts w:ascii="Cambria" w:hAnsi="Cambria"/>
+          <w:bCs/>
+          <w:sz w:val="24"/>
+          <w:szCs w:val="24"/>
+        </w:rPr>
+        <w:t xml:space="preserve"> total score from </w:t>
+      </w:r>
+      <w:proofErr w:type="spellStart"/>
+      <w:r>
+        <w:rPr>
+          <w:rFonts w:ascii="Cambria" w:hAnsi="Cambria"/>
+          <w:bCs/>
+          <w:sz w:val="24"/>
+          <w:szCs w:val="24"/>
+        </w:rPr>
+        <w:t>picard</w:t>
+      </w:r>
+      <w:proofErr w:type="spellEnd"/>
+      <w:r>
+        <w:rPr>
+          <w:rFonts w:ascii="Cambria" w:hAnsi="Cambria"/>
+          <w:bCs/>
           <w:sz w:val="24"/>
           <w:szCs w:val="24"/>
         </w:rPr>
         <w:t xml:space="preserve"> </w:t>
       </w:r>
-    </w:p>
-    <w:p>
-      <w:pPr>
-        <w:rPr>
-          <w:rFonts w:ascii="Cambria" w:hAnsi="Cambria"/>
-          <w:b/>
-          <w:sz w:val="24"/>
-          <w:szCs w:val="24"/>
-        </w:rPr>
-      </w:pPr>
-      <w:r>
-        <w:rPr>
-          <w:rFonts w:ascii="Cambria" w:hAnsi="Cambria"/>
-          <w:b/>
-          <w:sz w:val="24"/>
-          <w:szCs w:val="24"/>
-        </w:rPr>
-        <w:lastRenderedPageBreak/>
-        <w:t xml:space="preserve">Table </w:t>
-      </w:r>
-      <w:r>
-        <w:rPr>
-          <w:rFonts w:asciiTheme="minorEastAsia" w:eastAsiaTheme="minorEastAsia" w:hAnsiTheme="minorEastAsia" w:hint="eastAsia"/>
-          <w:b/>
-          <w:sz w:val="24"/>
-          <w:szCs w:val="24"/>
-          <w:lang w:eastAsia="zh-CN"/>
-        </w:rPr>
-        <w:t>4</w:t>
-      </w:r>
-      <w:r>
-        <w:rPr>
-          <w:rFonts w:ascii="Cambria" w:hAnsi="Cambria"/>
-          <w:b/>
-          <w:sz w:val="24"/>
-          <w:szCs w:val="24"/>
-        </w:rPr>
-        <w:t xml:space="preserve">a. Min, 1st quantile, Median, Mean, 3rd quantile and Max score for US </w:t>
-      </w:r>
-      <w:proofErr w:type="gramStart"/>
-      <w:r>
-        <w:rPr>
-          <w:rFonts w:ascii="Cambria" w:hAnsi="Cambria"/>
-          <w:b/>
-          <w:sz w:val="24"/>
-          <w:szCs w:val="24"/>
-        </w:rPr>
-        <w:t>score</w:t>
-      </w:r>
-      <w:proofErr w:type="gramEnd"/>
-      <w:r>
-        <w:rPr>
-          <w:rFonts w:ascii="Cambria" w:hAnsi="Cambria"/>
-          <w:b/>
-          <w:sz w:val="24"/>
-          <w:szCs w:val="24"/>
-        </w:rPr>
-        <w:tab/>
-        <w:t xml:space="preserve"> </w:t>
-      </w:r>
-      <w:r>
-        <w:rPr>
-          <w:rFonts w:ascii="Cambria" w:hAnsi="Cambria"/>
-          <w:b/>
-          <w:sz w:val="24"/>
-          <w:szCs w:val="24"/>
-        </w:rPr>
-        <w:tab/>
-        <w:t xml:space="preserve"> </w:t>
-      </w:r>
-      <w:r>
-        <w:rPr>
-          <w:rFonts w:ascii="Cambria" w:hAnsi="Cambria"/>
-          <w:b/>
-          <w:sz w:val="24"/>
-          <w:szCs w:val="24"/>
-        </w:rPr>
-        <w:tab/>
-        <w:t xml:space="preserve"> </w:t>
-      </w:r>
-      <w:r>
-        <w:rPr>
-          <w:rFonts w:ascii="Cambria" w:hAnsi="Cambria"/>
-          <w:b/>
-          <w:sz w:val="24"/>
-          <w:szCs w:val="24"/>
-        </w:rPr>
-        <w:tab/>
-        <w:t xml:space="preserve"> </w:t>
-      </w:r>
-    </w:p>
-    <w:p>
-      <w:pPr>
-        <w:rPr>
-          <w:rFonts w:ascii="Cambria" w:hAnsi="Cambria"/>
-          <w:b/>
-          <w:sz w:val="24"/>
-          <w:szCs w:val="24"/>
-        </w:rPr>
-      </w:pPr>
-      <w:r>
-        <w:rPr>
-          <w:rFonts w:ascii="Cambria" w:hAnsi="Cambria"/>
-          <w:b/>
-          <w:sz w:val="24"/>
-          <w:szCs w:val="24"/>
-        </w:rPr>
-        <w:t xml:space="preserve">Table </w:t>
-      </w:r>
-      <w:r>
-        <w:rPr>
-          <w:rFonts w:asciiTheme="minorEastAsia" w:eastAsiaTheme="minorEastAsia" w:hAnsiTheme="minorEastAsia" w:hint="eastAsia"/>
-          <w:b/>
-          <w:sz w:val="24"/>
-          <w:szCs w:val="24"/>
-          <w:lang w:eastAsia="zh-CN"/>
-        </w:rPr>
-        <w:t>4</w:t>
-      </w:r>
-      <w:r>
-        <w:rPr>
-          <w:rFonts w:ascii="Cambria" w:hAnsi="Cambria"/>
-          <w:b/>
-          <w:sz w:val="24"/>
-          <w:szCs w:val="24"/>
-        </w:rPr>
-        <w:t xml:space="preserve">b. Min, 1st quantile, Median, Mean, 3rd quantile and Max score for CCS </w:t>
-      </w:r>
-      <w:proofErr w:type="gramStart"/>
-      <w:r>
-        <w:rPr>
-          <w:rFonts w:ascii="Cambria" w:hAnsi="Cambria"/>
-          <w:b/>
-          <w:sz w:val="24"/>
-          <w:szCs w:val="24"/>
-        </w:rPr>
-        <w:t>score</w:t>
-      </w:r>
-      <w:proofErr w:type="gramEnd"/>
-    </w:p>
-    <w:p>
-      <w:pPr>
-        <w:rPr>
-          <w:rFonts w:ascii="Cambria" w:hAnsi="Cambria"/>
-          <w:b/>
-          <w:sz w:val="24"/>
-          <w:szCs w:val="24"/>
-        </w:rPr>
-      </w:pPr>
-      <w:r>
-        <w:rPr>
-          <w:rFonts w:ascii="Cambria" w:hAnsi="Cambria"/>
-          <w:b/>
-          <w:sz w:val="24"/>
-          <w:szCs w:val="24"/>
-        </w:rPr>
-        <w:t xml:space="preserve"> </w:t>
-      </w:r>
-    </w:p>
-    <w:p>
-      <w:pPr>
-        <w:rPr>
-          <w:rFonts w:ascii="Cambria" w:hAnsi="Cambria"/>
-          <w:b/>
-          <w:sz w:val="24"/>
-          <w:szCs w:val="24"/>
-        </w:rPr>
-      </w:pPr>
-      <w:r>
-        <w:rPr>
-          <w:rFonts w:ascii="Cambria" w:hAnsi="Cambria"/>
-          <w:b/>
-          <w:sz w:val="24"/>
-          <w:szCs w:val="24"/>
-        </w:rPr>
-        <w:t xml:space="preserve">Figure 4. the histogram of UE score and CCS Score for all </w:t>
-      </w:r>
-      <w:proofErr w:type="gramStart"/>
-      <w:r>
-        <w:rPr>
-          <w:rFonts w:ascii="Cambria" w:hAnsi="Cambria"/>
-          <w:b/>
-          <w:sz w:val="24"/>
-          <w:szCs w:val="24"/>
-        </w:rPr>
-        <w:t>sample</w:t>
-      </w:r>
-      <w:proofErr w:type="gramEnd"/>
-    </w:p>
-    <w:p>
-      <w:pPr>
-        <w:rPr>
-          <w:rFonts w:ascii="Cambria" w:hAnsi="Cambria"/>
-          <w:b/>
-          <w:sz w:val="24"/>
-          <w:szCs w:val="24"/>
-        </w:rPr>
-      </w:pPr>
-      <w:r>
-        <w:rPr>
-          <w:rFonts w:ascii="Cambria" w:hAnsi="Cambria"/>
-          <w:b/>
-          <w:sz w:val="24"/>
-          <w:szCs w:val="24"/>
-        </w:rPr>
-        <w:t xml:space="preserve">  </w:t>
-      </w:r>
-    </w:p>
-    <w:p>
-      <w:pPr>
-        <w:rPr>
-          <w:rFonts w:ascii="Cambria" w:hAnsi="Cambria"/>
-          <w:b/>
-          <w:color w:val="365F91"/>
-          <w:sz w:val="24"/>
-          <w:szCs w:val="24"/>
-        </w:rPr>
-      </w:pPr>
-      <w:r>
-        <w:rPr>
-          <w:rFonts w:ascii="Cambria" w:hAnsi="Cambria"/>
-          <w:b/>
-          <w:sz w:val="24"/>
-          <w:szCs w:val="24"/>
-        </w:rPr>
-        <w:t xml:space="preserve">Table </w:t>
-      </w:r>
-      <w:r>
-        <w:rPr>
-          <w:rFonts w:asciiTheme="minorEastAsia" w:eastAsiaTheme="minorEastAsia" w:hAnsiTheme="minorEastAsia" w:hint="eastAsia"/>
-          <w:b/>
-          <w:sz w:val="24"/>
-          <w:szCs w:val="24"/>
-          <w:lang w:eastAsia="zh-CN"/>
-        </w:rPr>
-        <w:t>5</w:t>
-      </w:r>
-      <w:r>
-        <w:rPr>
-          <w:rFonts w:ascii="Cambria" w:hAnsi="Cambria"/>
-          <w:b/>
-          <w:sz w:val="24"/>
-          <w:szCs w:val="24"/>
-        </w:rPr>
-        <w:t xml:space="preserve">.  10 regions with highest Unevenness Score </w:t>
-      </w:r>
-    </w:p>
-    <w:p>
-      <w:pPr>
-        <w:rPr>
-          <w:rFonts w:ascii="Cambria" w:hAnsi="Cambria"/>
-          <w:b/>
-          <w:color w:val="365F91"/>
-          <w:sz w:val="24"/>
-          <w:szCs w:val="24"/>
-        </w:rPr>
-      </w:pPr>
-      <w:r>
-        <w:rPr>
-          <w:rFonts w:ascii="Cambria" w:hAnsi="Cambria"/>
-          <w:b/>
-          <w:color w:val="365F91"/>
-          <w:sz w:val="24"/>
-          <w:szCs w:val="24"/>
-        </w:rPr>
-        <w:t xml:space="preserve">  </w:t>
-      </w:r>
-    </w:p>
-    <w:p>
-      <w:pPr>
-        <w:pStyle w:val="Heading1"/>
-      </w:pPr>
-      <w:bookmarkStart w:id="6" w:name="_Toc48675955"/>
-      <w:r>
-        <w:t>7</w:t>
-      </w:r>
-      <w:r>
-        <w:t xml:space="preserve">. </w:t>
-      </w:r>
-      <w:r>
-        <w:t>PRE-CALLING QC CHECK</w:t>
-      </w:r>
-      <w:bookmarkEnd w:id="6"/>
-      <w:r>
-        <w:t xml:space="preserve"> </w:t>
-      </w:r>
-    </w:p>
-    <w:p>
-      <w:pPr>
-        <w:rPr>
-          <w:rFonts w:ascii="Cambria" w:hAnsi="Cambria"/>
-          <w:bCs/>
-          <w:sz w:val="24"/>
-          <w:szCs w:val="24"/>
-        </w:rPr>
-      </w:pPr>
-      <w:r>
-        <w:rPr>
-          <w:rFonts w:ascii="Cambria" w:hAnsi="Cambria"/>
-          <w:bCs/>
-          <w:sz w:val="24"/>
-          <w:szCs w:val="24"/>
-        </w:rPr>
-        <w:t xml:space="preserve">From the subject level pre-calling qc report, we collect fold 80 base penalty from </w:t>
-      </w:r>
-      <w:proofErr w:type="gramStart"/>
-      <w:r>
-        <w:rPr>
-          <w:rFonts w:ascii="Cambria" w:hAnsi="Cambria"/>
-          <w:bCs/>
-          <w:sz w:val="24"/>
-          <w:szCs w:val="24"/>
-        </w:rPr>
-        <w:t>picard</w:t>
-      </w:r>
-      <w:proofErr w:type="gramEnd"/>
-      <w:r>
-        <w:rPr>
-          <w:rFonts w:ascii="Cambria" w:hAnsi="Cambria"/>
-          <w:bCs/>
-          <w:sz w:val="24"/>
-          <w:szCs w:val="24"/>
-        </w:rPr>
-        <w:t xml:space="preserve"> </w:t>
-      </w:r>
-    </w:p>
-    <w:p>
-      <w:pPr>
-        <w:rPr>
-          <w:rFonts w:ascii="Cambria" w:hAnsi="Cambria"/>
-          <w:bCs/>
-          <w:sz w:val="24"/>
-          <w:szCs w:val="24"/>
-        </w:rPr>
-      </w:pPr>
-      <w:r>
-        <w:rPr>
-          <w:rFonts w:ascii="Cambria" w:hAnsi="Cambria"/>
-          <w:bCs/>
-          <w:sz w:val="24"/>
-          <w:szCs w:val="24"/>
-        </w:rPr>
-        <w:t>CollectHsMetrics, average oxidation quality from picard CollectOxoGMetrics and lowest preadapter/baitbias total score from picard CollectSequencingArtifactMetrics in this summary. For more details and metrics, refer to</w:t>
+      <w:proofErr w:type="spellStart"/>
+      <w:r>
+        <w:rPr>
+          <w:rFonts w:ascii="Cambria" w:hAnsi="Cambria"/>
+          <w:bCs/>
+          <w:sz w:val="24"/>
+          <w:szCs w:val="24"/>
+        </w:rPr>
+        <w:t>CollectSequencingArtifactMetrics</w:t>
+      </w:r>
+      <w:proofErr w:type="spellEnd"/>
+      <w:r>
+        <w:rPr>
+          <w:rFonts w:ascii="Cambria" w:hAnsi="Cambria"/>
+          <w:bCs/>
+          <w:sz w:val="24"/>
+          <w:szCs w:val="24"/>
+        </w:rPr>
+        <w:t xml:space="preserve"> in this summary. For more details and metrics, refer to</w:t>
       </w:r>
       <w:r>
         <w:rPr>
@@ -2632,26 +2352,57 @@
           <w:sz w:val="24"/>
           <w:szCs w:val="24"/>
         </w:rPr>
-        <w:t>Fold 80 penalty score is defined as the fold over-coverage necessary to raise 80% of bases in "non-zero-cvg" targets to the mean coverage level in those targets. Lower Fold 80 score is indicative of more even coverage across targets.</w:t>
-      </w:r>
-    </w:p>
-    <w:p>
-      <w:pPr>
-        <w:rPr>
-          <w:rFonts w:ascii="Cambria" w:hAnsi="Cambria"/>
-          <w:bCs/>
-          <w:sz w:val="24"/>
-          <w:szCs w:val="24"/>
-        </w:rPr>
-      </w:pPr>
-      <w:r>
-        <w:rPr>
-          <w:rFonts w:ascii="Cambria" w:hAnsi="Cambria"/>
-          <w:bCs/>
-          <w:sz w:val="24"/>
-          <w:szCs w:val="24"/>
-        </w:rPr>
-        <w:t>CollectOxoGMetrics calculates the Phred-scaled probability that an alternate base call results from an oxidation artifact. This probability score</w:t>
+        <w:t>Fold 80 penalty score is defined as the fold over-coverage necessary to raise 80% of bases in "non-zero-</w:t>
+      </w:r>
+      <w:proofErr w:type="spellStart"/>
+      <w:r>
+        <w:rPr>
+          <w:rFonts w:ascii="Cambria" w:hAnsi="Cambria"/>
+          <w:bCs/>
+          <w:sz w:val="24"/>
+          <w:szCs w:val="24"/>
+        </w:rPr>
+        <w:t>cvg</w:t>
+      </w:r>
+      <w:proofErr w:type="spellEnd"/>
+      <w:r>
+        <w:rPr>
+          <w:rFonts w:ascii="Cambria" w:hAnsi="Cambria"/>
+          <w:bCs/>
+          <w:sz w:val="24"/>
+          <w:szCs w:val="24"/>
+        </w:rPr>
+        <w:t>" targets to the mean coverage level in those targets. Lower Fold 80 score is indicative of more even coverage across targets.</w:t>
+      </w:r>
+    </w:p>
+    <w:p>
+      <w:pPr>
+        <w:rPr>
+          <w:rFonts w:ascii="Cambria" w:hAnsi="Cambria"/>
+          <w:bCs/>
+          <w:sz w:val="24"/>
+          <w:szCs w:val="24"/>
+        </w:rPr>
+      </w:pPr>
+      <w:proofErr w:type="spellStart"/>
+      <w:r>
+        <w:rPr>
+          <w:rFonts w:ascii="Cambria" w:hAnsi="Cambria"/>
+          <w:bCs/>
+          <w:sz w:val="24"/>
+          <w:szCs w:val="24"/>
+        </w:rPr>
+        <w:t>CollectOxoGMetrics</w:t>
+      </w:r>
+      <w:proofErr w:type="spellEnd"/>
+      <w:r>
+        <w:rPr>
+          <w:rFonts w:ascii="Cambria" w:hAnsi="Cambria"/>
+          <w:bCs/>
+          <w:sz w:val="24"/>
+          <w:szCs w:val="24"/>
+        </w:rPr>
+        <w:t xml:space="preserve"> calculates the Phred-scaled probability that an alternate base call results from an oxidation artifact. This probability score</w:t>
       </w:r>
       <w:r>
         <w:rPr>
@@ -2814,84 +2565,245 @@
           <w:sz w:val="24"/>
           <w:szCs w:val="24"/>
         </w:rPr>
-        <w:t>is based on base context, sequencing read orientation, and the characteristic low allelic frequency.  Higher scores indicate lower probability of artifactual calls.  In Figure 6, average oxidation Qscore and lowest Qscore from all contexts are boxploted to see the distribution among all subjects.</w:t>
-      </w:r>
-    </w:p>
-    <w:p>
-      <w:pPr>
-        <w:rPr>
-          <w:rFonts w:ascii="Cambria" w:hAnsi="Cambria"/>
-          <w:b/>
-          <w:sz w:val="24"/>
-          <w:szCs w:val="24"/>
-        </w:rPr>
-      </w:pPr>
-      <w:r>
-        <w:rPr>
-          <w:rFonts w:ascii="Cambria" w:hAnsi="Cambria"/>
-          <w:bCs/>
-          <w:sz w:val="24"/>
-          <w:szCs w:val="24"/>
-        </w:rPr>
-        <w:t>CollectSequencingArtifactMetrics examines two sources of sequencing errors associated with hybridization selection protocols. These errors are divided into two broad categories, pre-</w:t>
-      </w:r>
-      <w:proofErr w:type="gramStart"/>
-      <w:r>
-        <w:rPr>
-          <w:rFonts w:ascii="Cambria" w:hAnsi="Cambria"/>
-          <w:bCs/>
-          <w:sz w:val="24"/>
-          <w:szCs w:val="24"/>
-        </w:rPr>
-        <w:t>adapter</w:t>
-      </w:r>
-      <w:proofErr w:type="gramEnd"/>
-      <w:r>
-        <w:rPr>
-          <w:rFonts w:ascii="Cambria" w:hAnsi="Cambria"/>
-          <w:bCs/>
-          <w:sz w:val="24"/>
-          <w:szCs w:val="24"/>
-        </w:rPr>
-        <w:t xml:space="preserve"> and bait-bias. Pre-adapter errors can arise from laboratory manipulations of a sample damaged before library prep/adapter ligation (examples include sample degradation, or fixative treatments such as formalin in </w:t>
-      </w:r>
-      <w:r>
-        <w:rPr>
-          <w:rFonts w:ascii="Cambria" w:hAnsi="Cambria"/>
-          <w:bCs/>
+        <w:t xml:space="preserve">is based on base context, sequencing read orientation, and the characteristic low allelic frequency.  Higher scores indicate lower probability of artifactual calls.  In Figure 6, average oxidation </w:t>
+      </w:r>
+      <w:proofErr w:type="spellStart"/>
+      <w:r>
+        <w:rPr>
+          <w:rFonts w:ascii="Cambria" w:hAnsi="Cambria"/>
+          <w:bCs/>
+          <w:sz w:val="24"/>
+          <w:szCs w:val="24"/>
+        </w:rPr>
+        <w:t>Qscore</w:t>
+      </w:r>
+      <w:proofErr w:type="spellEnd"/>
+      <w:r>
+        <w:rPr>
+          <w:rFonts w:ascii="Cambria" w:hAnsi="Cambria"/>
+          <w:bCs/>
+          <w:sz w:val="24"/>
+          <w:szCs w:val="24"/>
+        </w:rPr>
+        <w:t xml:space="preserve"> and lowest </w:t>
+      </w:r>
+      <w:proofErr w:type="spellStart"/>
+      <w:r>
+        <w:rPr>
+          <w:rFonts w:ascii="Cambria" w:hAnsi="Cambria"/>
+          <w:bCs/>
+          <w:sz w:val="24"/>
+          <w:szCs w:val="24"/>
+        </w:rPr>
+        <w:t>Qscore</w:t>
+      </w:r>
+      <w:proofErr w:type="spellEnd"/>
+      <w:r>
+        <w:rPr>
+          <w:rFonts w:ascii="Cambria" w:hAnsi="Cambria"/>
+          <w:bCs/>
+          <w:sz w:val="24"/>
+          <w:szCs w:val="24"/>
+        </w:rPr>
+        <w:t xml:space="preserve"> from all contexts are </w:t>
+      </w:r>
+      <w:proofErr w:type="spellStart"/>
+      <w:r>
+        <w:rPr>
+          <w:rFonts w:ascii="Cambria" w:hAnsi="Cambria"/>
+          <w:bCs/>
+          <w:sz w:val="24"/>
+          <w:szCs w:val="24"/>
+        </w:rPr>
+        <w:t>boxploted</w:t>
+      </w:r>
+      <w:proofErr w:type="spellEnd"/>
+      <w:r>
+        <w:rPr>
+          <w:rFonts w:ascii="Cambria" w:hAnsi="Cambria"/>
+          <w:bCs/>
+          <w:sz w:val="24"/>
+          <w:szCs w:val="24"/>
+        </w:rPr>
+        <w:t xml:space="preserve"> to see the distribution among all subjects.</w:t>
+      </w:r>
+    </w:p>
+    <w:p>
+      <w:pPr>
+        <w:rPr>
+          <w:rFonts w:ascii="Cambria" w:hAnsi="Cambria"/>
+          <w:b/>
+          <w:sz w:val="24"/>
+          <w:szCs w:val="24"/>
+        </w:rPr>
+      </w:pPr>
+      <w:proofErr w:type="spellStart"/>
+      <w:r>
+        <w:rPr>
+          <w:rFonts w:ascii="Cambria" w:hAnsi="Cambria"/>
+          <w:bCs/>
+          <w:sz w:val="24"/>
+          <w:szCs w:val="24"/>
+        </w:rPr>
+        <w:t>CollectSequencingArtifactMetrics</w:t>
+      </w:r>
+      <w:proofErr w:type="spellEnd"/>
+      <w:r>
+        <w:rPr>
+          <w:rFonts w:ascii="Cambria" w:hAnsi="Cambria"/>
+          <w:bCs/>
+          <w:sz w:val="24"/>
+          <w:szCs w:val="24"/>
+        </w:rPr>
+        <w:t xml:space="preserve"> examines two sources of sequencing errors associated with hybridization selection protocols. These errors are divided into two broad categories, pre-adapter and bait-bias. Pre-adapter errors can arise from laboratory manipulations of a sample damaged before library prep/adapter ligation (examples include sample degradation, or fixative treatments such as formalin in FFPE samples).   Bait-bias artifacts occur during or after the target selection step, and correlate with substitution rates that are 'biased', or higher for sites having one base on the reference/positive strand relative to sites having the complementary base on that strand. Most previous problematic samples have </w:t>
+      </w:r>
+      <w:proofErr w:type="spellStart"/>
+      <w:r>
+        <w:rPr>
+          <w:rFonts w:ascii="Cambria" w:hAnsi="Cambria"/>
+          <w:bCs/>
+          <w:sz w:val="24"/>
+          <w:szCs w:val="24"/>
+        </w:rPr>
+        <w:t>oxoG</w:t>
+      </w:r>
+      <w:proofErr w:type="spellEnd"/>
+      <w:r>
+        <w:rPr>
+          <w:rFonts w:ascii="Cambria" w:hAnsi="Cambria"/>
+          <w:bCs/>
+          <w:sz w:val="24"/>
+          <w:szCs w:val="24"/>
+        </w:rPr>
+        <w:t xml:space="preserve"> score and </w:t>
+      </w:r>
+      <w:proofErr w:type="spellStart"/>
+      <w:r>
+        <w:rPr>
+          <w:rFonts w:ascii="Cambria" w:hAnsi="Cambria"/>
+          <w:bCs/>
+          <w:sz w:val="24"/>
+          <w:szCs w:val="24"/>
+        </w:rPr>
+        <w:t>preadapter</w:t>
+      </w:r>
+      <w:proofErr w:type="spellEnd"/>
+      <w:r>
+        <w:rPr>
+          <w:rFonts w:ascii="Cambria" w:hAnsi="Cambria"/>
+          <w:bCs/>
+          <w:sz w:val="24"/>
+          <w:szCs w:val="24"/>
+        </w:rPr>
+        <w:t xml:space="preserve"> </w:t>
+      </w:r>
+      <w:proofErr w:type="spellStart"/>
+      <w:r>
+        <w:rPr>
+          <w:rFonts w:ascii="Cambria" w:hAnsi="Cambria"/>
+          <w:bCs/>
+          <w:sz w:val="24"/>
+          <w:szCs w:val="24"/>
+        </w:rPr>
+        <w:t>qscore</w:t>
+      </w:r>
+      <w:proofErr w:type="spellEnd"/>
+      <w:r>
+        <w:rPr>
+          <w:rFonts w:ascii="Cambria" w:hAnsi="Cambria"/>
+          <w:bCs/>
+          <w:sz w:val="24"/>
+          <w:szCs w:val="24"/>
+        </w:rPr>
+        <w:t xml:space="preserve"> at the 20-30 range.  In Figure 7, pre-adapter artifact </w:t>
+      </w:r>
+      <w:proofErr w:type="spellStart"/>
+      <w:r>
+        <w:rPr>
+          <w:rFonts w:ascii="Cambria" w:hAnsi="Cambria"/>
+          <w:bCs/>
+          <w:sz w:val="24"/>
+          <w:szCs w:val="24"/>
+        </w:rPr>
+        <w:t>Qscore</w:t>
+      </w:r>
+      <w:proofErr w:type="spellEnd"/>
+      <w:r>
+        <w:rPr>
+          <w:rFonts w:ascii="Cambria" w:hAnsi="Cambria"/>
+          <w:bCs/>
+          <w:sz w:val="24"/>
+          <w:szCs w:val="24"/>
+        </w:rPr>
+        <w:t xml:space="preserve"> and bait-bias artifact </w:t>
+      </w:r>
+      <w:proofErr w:type="spellStart"/>
+      <w:r>
+        <w:rPr>
+          <w:rFonts w:ascii="Cambria" w:hAnsi="Cambria"/>
+          <w:bCs/>
+          <w:sz w:val="24"/>
+          <w:szCs w:val="24"/>
+        </w:rPr>
+        <w:t>Qscore</w:t>
+      </w:r>
+      <w:proofErr w:type="spellEnd"/>
+      <w:r>
+        <w:rPr>
+          <w:rFonts w:ascii="Cambria" w:hAnsi="Cambria"/>
+          <w:bCs/>
+          <w:sz w:val="24"/>
+          <w:szCs w:val="24"/>
+        </w:rPr>
+        <w:t xml:space="preserve"> are </w:t>
+      </w:r>
+      <w:proofErr w:type="spellStart"/>
+      <w:r>
+        <w:rPr>
+          <w:rFonts w:ascii="Cambria" w:hAnsi="Cambria"/>
+          <w:bCs/>
+          <w:sz w:val="24"/>
+          <w:szCs w:val="24"/>
+        </w:rPr>
+        <w:t>boxploted</w:t>
+      </w:r>
+      <w:proofErr w:type="spellEnd"/>
+      <w:r>
+        <w:rPr>
+          <w:rFonts w:ascii="Cambria" w:hAnsi="Cambria"/>
+          <w:bCs/>
+          <w:sz w:val="24"/>
+          <w:szCs w:val="24"/>
+        </w:rPr>
+        <w:t xml:space="preserve"> to see the distribution among all subjects.</w:t>
+      </w:r>
+      <w:r>
+        <w:rPr>
+          <w:rFonts w:ascii="Cambria" w:hAnsi="Cambria"/>
+          <w:b/>
+          <w:sz w:val="24"/>
+          <w:szCs w:val="24"/>
+        </w:rPr>
+        <w:t xml:space="preserve"> </w:t>
+      </w:r>
+    </w:p>
+    <w:p>
+      <w:pPr>
+        <w:rPr>
+          <w:rFonts w:ascii="Cambria" w:hAnsi="Cambria"/>
+          <w:b/>
+          <w:sz w:val="24"/>
+          <w:szCs w:val="24"/>
+        </w:rPr>
+      </w:pPr>
+      <w:r>
+        <w:rPr>
+          <w:rFonts w:ascii="Cambria" w:hAnsi="Cambria"/>
+          <w:b/>
           <w:sz w:val="24"/>
           <w:szCs w:val="24"/>
         </w:rPr>
         <w:lastRenderedPageBreak/>
-        <w:t xml:space="preserve">FFPE samples).   Bait-bias artifacts occur during or after the target selection step, and correlate with substitution rates that are 'biased', or higher for sites having one </w:t>
-      </w:r>
-      <w:proofErr w:type="gramStart"/>
-      <w:r>
-        <w:rPr>
-          <w:rFonts w:ascii="Cambria" w:hAnsi="Cambria"/>
-          <w:bCs/>
-          <w:sz w:val="24"/>
-          <w:szCs w:val="24"/>
-        </w:rPr>
-        <w:t>base</w:t>
-      </w:r>
-      <w:proofErr w:type="gramEnd"/>
-      <w:r>
-        <w:rPr>
-          <w:rFonts w:ascii="Cambria" w:hAnsi="Cambria"/>
-          <w:bCs/>
-          <w:sz w:val="24"/>
-          <w:szCs w:val="24"/>
-        </w:rPr>
-        <w:t xml:space="preserve"> on the reference/positive strand relative to sites having the complementary base on that strand. Most previous problematic samples have oxoG score and preadapter qscore at the 20-30 range.  In Figure 7, pre-adapter artifact Qscore and bait-bias artifact Qscore are boxploted to see the distribution among all subjects.</w:t>
-      </w:r>
-      <w:r>
-        <w:rPr>
-          <w:rFonts w:ascii="Cambria" w:hAnsi="Cambria"/>
-          <w:b/>
-          <w:sz w:val="24"/>
-          <w:szCs w:val="24"/>
-        </w:rPr>
         <w:t xml:space="preserve"> </w:t>
       </w:r>
     </w:p>
@@ -2904,6 +2816,82 @@
           <w:szCs w:val="24"/>
         </w:rPr>
       </w:pPr>
+    </w:p>
+    <w:p>
+      <w:pPr>
+        <w:rPr>
+          <w:rFonts w:ascii="Cambria" w:hAnsi="Cambria"/>
+          <w:b/>
+          <w:sz w:val="24"/>
+          <w:szCs w:val="24"/>
+        </w:rPr>
+      </w:pPr>
+      <w:bookmarkStart w:id="6" w:name="_Hlk141915717"/>
+      <w:r>
+        <w:rPr>
+          <w:rFonts w:ascii="Cambria" w:hAnsi="Cambria"/>
+          <w:b/>
+          <w:sz w:val="24"/>
+          <w:szCs w:val="24"/>
+        </w:rPr>
+        <w:t>Figure 5</w:t>
+      </w:r>
+      <w:r>
+        <w:rPr>
+          <w:rFonts w:ascii="Cambria" w:hAnsi="Cambria"/>
+          <w:b/>
+          <w:sz w:val="24"/>
+          <w:szCs w:val="24"/>
+        </w:rPr>
+        <w:t>a</w:t>
+      </w:r>
+      <w:r>
+        <w:rPr>
+          <w:rFonts w:ascii="Cambria" w:hAnsi="Cambria"/>
+          <w:b/>
+          <w:sz w:val="24"/>
+          <w:szCs w:val="24"/>
+        </w:rPr>
+        <w:t xml:space="preserve">. </w:t>
+      </w:r>
+      <w:r>
+        <w:rPr>
+          <w:rFonts w:ascii="Cambria" w:hAnsi="Cambria"/>
+          <w:b/>
+          <w:sz w:val="24"/>
+          <w:szCs w:val="24"/>
+        </w:rPr>
+        <w:t>histogram</w:t>
+      </w:r>
+      <w:r>
+        <w:rPr>
+          <w:rFonts w:ascii="Cambria" w:hAnsi="Cambria"/>
+          <w:b/>
+          <w:sz w:val="24"/>
+          <w:szCs w:val="24"/>
+        </w:rPr>
+        <w:t xml:space="preserve"> for all Fold 80 base penalty for samples</w:t>
+      </w:r>
+    </w:p>
+    <w:bookmarkEnd w:id="6"/>
+    <w:p>
+      <w:pPr>
+        <w:rPr>
+          <w:rFonts w:ascii="Cambria" w:hAnsi="Cambria"/>
+          <w:b/>
+          <w:sz w:val="24"/>
+          <w:szCs w:val="24"/>
+        </w:rPr>
+      </w:pPr>
+      <w:r>
+        <w:rPr>
+          <w:rFonts w:ascii="Cambria" w:hAnsi="Cambria"/>
+          <w:b/>
+          <w:sz w:val="24"/>
+          <w:szCs w:val="24"/>
+        </w:rPr>
+        <w:t>Figure 5b. boxplot for median and mean insert sizes</w:t>
+      </w:r>
       <w:r>
         <w:rPr>
           <w:rFonts w:ascii="Cambria" w:hAnsi="Cambria"/>
@@ -2923,405 +2911,479 @@
           <w:szCs w:val="24"/>
         </w:rPr>
       </w:pPr>
-    </w:p>
-    <w:p>
-      <w:pPr>
-        <w:rPr>
-          <w:rFonts w:ascii="Cambria" w:hAnsi="Cambria"/>
-          <w:b/>
-          <w:sz w:val="24"/>
-          <w:szCs w:val="24"/>
-        </w:rPr>
-      </w:pPr>
-      <w:bookmarkStart w:id="7" w:name="_Hlk141915717"/>
-      <w:r>
-        <w:rPr>
-          <w:rFonts w:ascii="Cambria" w:hAnsi="Cambria"/>
-          <w:b/>
-          <w:sz w:val="24"/>
-          <w:szCs w:val="24"/>
-        </w:rPr>
-        <w:t>Figure 5</w:t>
-      </w:r>
-      <w:r>
-        <w:rPr>
-          <w:rFonts w:ascii="Cambria" w:hAnsi="Cambria"/>
-          <w:b/>
-          <w:sz w:val="24"/>
-          <w:szCs w:val="24"/>
-        </w:rPr>
-        <w:t>a</w:t>
-      </w:r>
-      <w:r>
-        <w:rPr>
-          <w:rFonts w:ascii="Cambria" w:hAnsi="Cambria"/>
-          <w:b/>
-          <w:sz w:val="24"/>
-          <w:szCs w:val="24"/>
-        </w:rPr>
+      <w:r>
+        <w:rPr>
+          <w:rFonts w:ascii="Cambria" w:hAnsi="Cambria"/>
+          <w:b/>
+          <w:sz w:val="24"/>
+          <w:szCs w:val="24"/>
+        </w:rPr>
+        <w:t xml:space="preserve">Figure 6. boxplot of average oxidation q score and lowest oxidation q score  </w:t>
+      </w:r>
+    </w:p>
+    <w:p>
+      <w:pPr>
+        <w:rPr>
+          <w:rFonts w:ascii="Cambria" w:hAnsi="Cambria"/>
+          <w:b/>
+          <w:sz w:val="24"/>
+          <w:szCs w:val="24"/>
+        </w:rPr>
+      </w:pPr>
+      <w:r>
+        <w:rPr>
+          <w:rFonts w:ascii="Cambria" w:hAnsi="Cambria"/>
+          <w:b/>
+          <w:sz w:val="24"/>
+          <w:szCs w:val="24"/>
+        </w:rPr>
+        <w:t xml:space="preserve"> </w:t>
+      </w:r>
+    </w:p>
+    <w:p>
+      <w:pPr>
+        <w:rPr>
+          <w:rFonts w:ascii="Cambria" w:hAnsi="Cambria"/>
+          <w:b/>
+          <w:sz w:val="24"/>
+          <w:szCs w:val="24"/>
+        </w:rPr>
+      </w:pPr>
+    </w:p>
+    <w:p>
+      <w:pPr>
+        <w:rPr>
+          <w:rFonts w:ascii="Cambria" w:hAnsi="Cambria"/>
+          <w:b/>
+          <w:sz w:val="24"/>
+          <w:szCs w:val="24"/>
+        </w:rPr>
+      </w:pPr>
+      <w:r>
+        <w:rPr>
+          <w:rFonts w:ascii="Cambria" w:hAnsi="Cambria"/>
+          <w:b/>
+          <w:sz w:val="24"/>
+          <w:szCs w:val="24"/>
+        </w:rPr>
+        <w:t xml:space="preserve">Figure 7. boxplot of Lowest </w:t>
+      </w:r>
+      <w:proofErr w:type="spellStart"/>
+      <w:r>
+        <w:rPr>
+          <w:rFonts w:ascii="Cambria" w:hAnsi="Cambria"/>
+          <w:b/>
+          <w:sz w:val="24"/>
+          <w:szCs w:val="24"/>
+        </w:rPr>
+        <w:t>Preadapter</w:t>
+      </w:r>
+      <w:proofErr w:type="spellEnd"/>
+      <w:r>
+        <w:rPr>
+          <w:rFonts w:ascii="Cambria" w:hAnsi="Cambria"/>
+          <w:b/>
+          <w:sz w:val="24"/>
+          <w:szCs w:val="24"/>
+        </w:rPr>
+        <w:t xml:space="preserve"> and </w:t>
+      </w:r>
+      <w:proofErr w:type="spellStart"/>
+      <w:r>
+        <w:rPr>
+          <w:rFonts w:ascii="Cambria" w:hAnsi="Cambria"/>
+          <w:b/>
+          <w:sz w:val="24"/>
+          <w:szCs w:val="24"/>
+        </w:rPr>
+        <w:t>Baitbias</w:t>
+      </w:r>
+      <w:proofErr w:type="spellEnd"/>
+      <w:r>
+        <w:rPr>
+          <w:rFonts w:ascii="Cambria" w:hAnsi="Cambria"/>
+          <w:b/>
+          <w:sz w:val="24"/>
+          <w:szCs w:val="24"/>
+        </w:rPr>
+        <w:t xml:space="preserve"> Total Score for all samples </w:t>
+      </w:r>
+    </w:p>
+    <w:p>
+      <w:pPr>
+        <w:rPr>
+          <w:rFonts w:ascii="Cambria" w:hAnsi="Cambria"/>
+          <w:b/>
+          <w:color w:val="365F91"/>
+          <w:sz w:val="24"/>
+          <w:szCs w:val="24"/>
+        </w:rPr>
+      </w:pPr>
+      <w:r>
+        <w:rPr>
+          <w:rFonts w:ascii="Cambria" w:hAnsi="Cambria"/>
+          <w:b/>
+          <w:color w:val="365F91"/>
+          <w:sz w:val="24"/>
+          <w:szCs w:val="24"/>
+        </w:rPr>
+        <w:t xml:space="preserve">  </w:t>
+      </w:r>
+    </w:p>
+    <w:p>
+      <w:pPr>
+        <w:pStyle w:val="Heading1"/>
+      </w:pPr>
+      <w:bookmarkStart w:id="7" w:name="_Toc48675956"/>
+      <w:r>
+        <w:t>7</w:t>
+      </w:r>
+      <w:r>
+        <w:t>. SEX CHECK</w:t>
+      </w:r>
+      <w:bookmarkEnd w:id="7"/>
+      <w:r>
+        <w:t xml:space="preserve"> </w:t>
+      </w:r>
+    </w:p>
+    <w:p>
+      <w:pPr>
+        <w:rPr>
+          <w:rFonts w:ascii="Cambria" w:hAnsi="Cambria"/>
+          <w:b/>
+          <w:sz w:val="24"/>
+          <w:szCs w:val="24"/>
+        </w:rPr>
+      </w:pPr>
+      <w:r>
+        <w:rPr>
+          <w:rFonts w:ascii="Cambria" w:hAnsi="Cambria"/>
+          <w:bCs/>
+          <w:sz w:val="24"/>
+          <w:szCs w:val="24"/>
+        </w:rPr>
+        <w:t xml:space="preserve">Sample Sex was calculated based on the ratio of mapped reads to </w:t>
+      </w:r>
+      <w:proofErr w:type="spellStart"/>
+      <w:r>
+        <w:rPr>
+          <w:rFonts w:ascii="Cambria" w:hAnsi="Cambria"/>
+          <w:bCs/>
+          <w:sz w:val="24"/>
+          <w:szCs w:val="24"/>
+        </w:rPr>
+        <w:t>ChrY</w:t>
+      </w:r>
+      <w:proofErr w:type="spellEnd"/>
+      <w:r>
+        <w:rPr>
+          <w:rFonts w:ascii="Cambria" w:hAnsi="Cambria"/>
+          <w:bCs/>
+          <w:sz w:val="24"/>
+          <w:szCs w:val="24"/>
+        </w:rPr>
+        <w:t xml:space="preserve"> and </w:t>
+      </w:r>
+      <w:proofErr w:type="spellStart"/>
+      <w:r>
+        <w:rPr>
+          <w:rFonts w:ascii="Cambria" w:hAnsi="Cambria"/>
+          <w:bCs/>
+          <w:sz w:val="24"/>
+          <w:szCs w:val="24"/>
+        </w:rPr>
+        <w:t>ChrX</w:t>
+      </w:r>
+      <w:proofErr w:type="spellEnd"/>
+      <w:r>
+        <w:rPr>
+          <w:rFonts w:ascii="Cambria" w:hAnsi="Cambria"/>
+          <w:bCs/>
+          <w:sz w:val="24"/>
+          <w:szCs w:val="24"/>
+        </w:rPr>
+        <w:t xml:space="preserve">.  Sex concordance was then checked between </w:t>
+      </w:r>
+      <w:proofErr w:type="spellStart"/>
+      <w:r>
+        <w:rPr>
+          <w:rFonts w:ascii="Cambria" w:hAnsi="Cambria"/>
+          <w:bCs/>
+          <w:sz w:val="24"/>
+          <w:szCs w:val="24"/>
+        </w:rPr>
+        <w:t>ChrY</w:t>
+      </w:r>
+      <w:proofErr w:type="spellEnd"/>
+      <w:r>
+        <w:rPr>
+          <w:rFonts w:ascii="Cambria" w:hAnsi="Cambria"/>
+          <w:bCs/>
+          <w:sz w:val="24"/>
+          <w:szCs w:val="24"/>
+        </w:rPr>
+        <w:t>/</w:t>
+      </w:r>
+      <w:proofErr w:type="spellStart"/>
+      <w:r>
+        <w:rPr>
+          <w:rFonts w:ascii="Cambria" w:hAnsi="Cambria"/>
+          <w:bCs/>
+          <w:sz w:val="24"/>
+          <w:szCs w:val="24"/>
+        </w:rPr>
+        <w:t>ChrX</w:t>
+      </w:r>
+      <w:proofErr w:type="spellEnd"/>
+      <w:r>
+        <w:rPr>
+          <w:rFonts w:ascii="Cambria" w:hAnsi="Cambria"/>
+          <w:bCs/>
+          <w:sz w:val="24"/>
+          <w:szCs w:val="24"/>
+        </w:rPr>
+        <w:t xml:space="preserve"> mapping ratio from sequence data and IDENTIFILER detected sex. In Figure 8 and table 6, </w:t>
+      </w:r>
+      <w:bookmarkStart w:id="8" w:name="_Hlk46387684"/>
+      <w:r>
+        <w:rPr>
+          <w:rFonts w:ascii="Cambria" w:hAnsi="Cambria"/>
+          <w:bCs/>
+          <w:sz w:val="24"/>
+          <w:szCs w:val="24"/>
+        </w:rPr>
+        <w:t>SEX_OUTLIER</w:t>
+      </w:r>
+      <w:r>
+        <w:rPr>
+          <w:rFonts w:ascii="Cambria" w:hAnsi="Cambria"/>
+          <w:bCs/>
+          <w:sz w:val="24"/>
+          <w:szCs w:val="24"/>
+        </w:rPr>
+        <w:t xml:space="preserve"> samples showed </w:t>
+      </w:r>
+      <w:proofErr w:type="spellStart"/>
+      <w:r>
+        <w:rPr>
+          <w:rFonts w:ascii="Cambria" w:hAnsi="Cambria"/>
+          <w:bCs/>
+          <w:sz w:val="24"/>
+          <w:szCs w:val="24"/>
+        </w:rPr>
+        <w:t>ChrY</w:t>
+      </w:r>
+      <w:proofErr w:type="spellEnd"/>
+      <w:r>
+        <w:rPr>
+          <w:rFonts w:ascii="Cambria" w:hAnsi="Cambria"/>
+          <w:bCs/>
+          <w:sz w:val="24"/>
+          <w:szCs w:val="24"/>
+        </w:rPr>
+        <w:t>/</w:t>
+      </w:r>
+      <w:proofErr w:type="spellStart"/>
+      <w:r>
+        <w:rPr>
+          <w:rFonts w:ascii="Cambria" w:hAnsi="Cambria"/>
+          <w:bCs/>
+          <w:sz w:val="24"/>
+          <w:szCs w:val="24"/>
+        </w:rPr>
+        <w:t>ChrX</w:t>
+      </w:r>
+      <w:proofErr w:type="spellEnd"/>
+      <w:r>
+        <w:rPr>
+          <w:rFonts w:ascii="Cambria" w:hAnsi="Cambria"/>
+          <w:bCs/>
+          <w:sz w:val="24"/>
+          <w:szCs w:val="24"/>
+        </w:rPr>
+        <w:t xml:space="preserve"> </w:t>
+      </w:r>
+      <w:bookmarkStart w:id="9" w:name="_Hlk48123673"/>
+      <w:r>
+        <w:rPr>
+          <w:rFonts w:ascii="Cambria" w:hAnsi="Cambria"/>
+          <w:bCs/>
+          <w:sz w:val="24"/>
+          <w:szCs w:val="24"/>
+        </w:rPr>
+        <w:t>ratios</w:t>
+      </w:r>
+      <w:r>
+        <w:rPr>
+          <w:rFonts w:ascii="Cambria" w:hAnsi="Cambria"/>
+          <w:bCs/>
+          <w:sz w:val="24"/>
+          <w:szCs w:val="24"/>
+        </w:rPr>
+        <w:t xml:space="preserve"> </w:t>
+      </w:r>
+      <w:r>
+        <w:rPr>
+          <w:rFonts w:ascii="Cambria" w:hAnsi="Cambria"/>
+          <w:bCs/>
+          <w:sz w:val="24"/>
+          <w:szCs w:val="24"/>
+        </w:rPr>
+        <w:t xml:space="preserve">lie </w:t>
+      </w:r>
+      <w:r>
+        <w:rPr>
+          <w:rFonts w:ascii="Cambria" w:hAnsi="Cambria"/>
+          <w:bCs/>
+          <w:sz w:val="24"/>
+          <w:szCs w:val="24"/>
+        </w:rPr>
+        <w:t>outside</w:t>
+      </w:r>
+      <w:r>
+        <w:rPr>
+          <w:rFonts w:ascii="Cambria" w:hAnsi="Cambria"/>
+          <w:bCs/>
+          <w:sz w:val="24"/>
+          <w:szCs w:val="24"/>
+        </w:rPr>
+        <w:t xml:space="preserve"> the range of average ratio +/- standard deviation of </w:t>
+      </w:r>
+      <w:r>
+        <w:rPr>
+          <w:rFonts w:ascii="Cambria" w:hAnsi="Cambria"/>
+          <w:bCs/>
+          <w:sz w:val="24"/>
+          <w:szCs w:val="24"/>
+        </w:rPr>
+        <w:t>the opposite se</w:t>
+      </w:r>
+      <w:r>
+        <w:rPr>
+          <w:rFonts w:ascii="Cambria" w:hAnsi="Cambria"/>
+          <w:bCs/>
+          <w:sz w:val="24"/>
+          <w:szCs w:val="24"/>
+        </w:rPr>
+        <w:t>x</w:t>
+      </w:r>
+      <w:bookmarkEnd w:id="9"/>
+      <w:r>
+        <w:rPr>
+          <w:rFonts w:ascii="Cambria" w:hAnsi="Cambria"/>
+          <w:bCs/>
+          <w:sz w:val="24"/>
+          <w:szCs w:val="24"/>
+        </w:rPr>
+        <w:t>.</w:t>
+      </w:r>
+    </w:p>
+    <w:bookmarkEnd w:id="8"/>
+    <w:p>
+      <w:pPr>
+        <w:rPr>
+          <w:rFonts w:ascii="Cambria" w:hAnsi="Cambria"/>
+          <w:b/>
+          <w:sz w:val="24"/>
+          <w:szCs w:val="24"/>
+        </w:rPr>
+      </w:pPr>
+    </w:p>
+    <w:p>
+      <w:pPr>
+        <w:rPr>
+          <w:rFonts w:ascii="Cambria" w:hAnsi="Cambria"/>
+          <w:b/>
+          <w:sz w:val="24"/>
+          <w:szCs w:val="24"/>
+        </w:rPr>
+      </w:pPr>
+      <w:r>
+        <w:rPr>
+          <w:rFonts w:ascii="Cambria" w:hAnsi="Cambria"/>
+          <w:b/>
+          <w:sz w:val="24"/>
+          <w:szCs w:val="24"/>
+        </w:rPr>
+        <w:t xml:space="preserve">Figure 8. </w:t>
+      </w:r>
+      <w:proofErr w:type="spellStart"/>
+      <w:r>
+        <w:rPr>
+          <w:rFonts w:ascii="Cambria" w:hAnsi="Cambria"/>
+          <w:b/>
+          <w:sz w:val="24"/>
+          <w:szCs w:val="24"/>
+        </w:rPr>
+        <w:t>ChrY</w:t>
+      </w:r>
+      <w:proofErr w:type="spellEnd"/>
+      <w:r>
+        <w:rPr>
+          <w:rFonts w:ascii="Cambria" w:hAnsi="Cambria"/>
+          <w:b/>
+          <w:sz w:val="24"/>
+          <w:szCs w:val="24"/>
+        </w:rPr>
+        <w:t>/</w:t>
+      </w:r>
+      <w:proofErr w:type="spellStart"/>
+      <w:r>
+        <w:rPr>
+          <w:rFonts w:ascii="Cambria" w:hAnsi="Cambria"/>
+          <w:b/>
+          <w:sz w:val="24"/>
+          <w:szCs w:val="24"/>
+        </w:rPr>
+        <w:t>ChrX</w:t>
+      </w:r>
+      <w:proofErr w:type="spellEnd"/>
+      <w:r>
+        <w:rPr>
+          <w:rFonts w:ascii="Cambria" w:hAnsi="Cambria"/>
+          <w:b/>
+          <w:sz w:val="24"/>
+          <w:szCs w:val="24"/>
+        </w:rPr>
+        <w:t xml:space="preserve"> reads ratio for all subjects </w:t>
+      </w:r>
+    </w:p>
+    <w:p>
+      <w:pPr>
+        <w:rPr>
+          <w:rFonts w:ascii="Cambria" w:hAnsi="Cambria"/>
+          <w:b/>
+          <w:color w:val="365F91"/>
+          <w:sz w:val="24"/>
+          <w:szCs w:val="24"/>
+        </w:rPr>
+      </w:pPr>
+      <w:r>
+        <w:rPr>
+          <w:rFonts w:ascii="Cambria" w:hAnsi="Cambria"/>
+          <w:b/>
+          <w:color w:val="365F91"/>
+          <w:sz w:val="24"/>
+          <w:szCs w:val="24"/>
+        </w:rPr>
+        <w:t xml:space="preserve"> </w:t>
+      </w:r>
+    </w:p>
+    <w:p>
+      <w:pPr>
+        <w:pStyle w:val="Heading1"/>
+      </w:pPr>
+      <w:bookmarkStart w:id="10" w:name="_Toc48675957"/>
+      <w:r>
+        <w:t>8</w:t>
+      </w:r>
+      <w:r>
         <w:t xml:space="preserve">. </w:t>
       </w:r>
       <w:r>
-        <w:rPr>
-          <w:rFonts w:ascii="Cambria" w:hAnsi="Cambria"/>
-          <w:b/>
-          <w:sz w:val="24"/>
-          <w:szCs w:val="24"/>
-        </w:rPr>
-        <w:t>histogram</w:t>
-      </w:r>
-      <w:r>
-        <w:rPr>
-          <w:rFonts w:ascii="Cambria" w:hAnsi="Cambria"/>
-          <w:b/>
-          <w:sz w:val="24"/>
-          <w:szCs w:val="24"/>
-        </w:rPr>
-        <w:t xml:space="preserve"> for all Fold 80 base penalty for samples</w:t>
-      </w:r>
-    </w:p>
-    <w:bookmarkEnd w:id="7"/>
-    <w:p>
-      <w:pPr>
-        <w:rPr>
-          <w:rFonts w:ascii="Cambria" w:hAnsi="Cambria"/>
-          <w:b/>
-          <w:sz w:val="24"/>
-          <w:szCs w:val="24"/>
-        </w:rPr>
-      </w:pPr>
-      <w:r>
-        <w:rPr>
-          <w:rFonts w:ascii="Cambria" w:hAnsi="Cambria"/>
-          <w:b/>
-          <w:sz w:val="24"/>
-          <w:szCs w:val="24"/>
-        </w:rPr>
-        <w:t xml:space="preserve">Figure 5b. boxplot for median and mean insert </w:t>
-      </w:r>
-      <w:proofErr w:type="gramStart"/>
-      <w:r>
-        <w:rPr>
-          <w:rFonts w:ascii="Cambria" w:hAnsi="Cambria"/>
-          <w:b/>
-          <w:sz w:val="24"/>
-          <w:szCs w:val="24"/>
-        </w:rPr>
-        <w:t>sizes</w:t>
-      </w:r>
-      <w:proofErr w:type="gramEnd"/>
-      <w:r>
-        <w:rPr>
-          <w:rFonts w:ascii="Cambria" w:hAnsi="Cambria"/>
-          <w:b/>
-          <w:sz w:val="24"/>
-          <w:szCs w:val="24"/>
-        </w:rPr>
-        <w:t xml:space="preserve"> </w:t>
-      </w:r>
-    </w:p>
-    <w:p>
-      <w:pPr>
-        <w:rPr>
-          <w:rFonts w:ascii="Cambria" w:hAnsi="Cambria"/>
-          <w:b/>
-          <w:sz w:val="24"/>
-          <w:szCs w:val="24"/>
-        </w:rPr>
-      </w:pPr>
-      <w:r>
-        <w:rPr>
-          <w:rFonts w:ascii="Cambria" w:hAnsi="Cambria"/>
-          <w:b/>
-          <w:sz w:val="24"/>
-          <w:szCs w:val="24"/>
-        </w:rPr>
-        <w:t xml:space="preserve">Figure 6. boxplot of average oxidation q score and lowest oxidation q score  </w:t>
-      </w:r>
-    </w:p>
-    <w:p>
-      <w:pPr>
-        <w:rPr>
-          <w:rFonts w:ascii="Cambria" w:hAnsi="Cambria"/>
-          <w:b/>
-          <w:sz w:val="24"/>
-          <w:szCs w:val="24"/>
-        </w:rPr>
-      </w:pPr>
-      <w:r>
-        <w:rPr>
-          <w:rFonts w:ascii="Cambria" w:hAnsi="Cambria"/>
-          <w:b/>
-          <w:sz w:val="24"/>
-          <w:szCs w:val="24"/>
-        </w:rPr>
-        <w:t xml:space="preserve"> </w:t>
-      </w:r>
-    </w:p>
-    <w:p>
-      <w:pPr>
-        <w:rPr>
-          <w:rFonts w:ascii="Cambria" w:hAnsi="Cambria"/>
-          <w:b/>
-          <w:sz w:val="24"/>
-          <w:szCs w:val="24"/>
-        </w:rPr>
-      </w:pPr>
-    </w:p>
-    <w:p>
-      <w:pPr>
-        <w:rPr>
-          <w:rFonts w:ascii="Cambria" w:hAnsi="Cambria"/>
-          <w:b/>
-          <w:sz w:val="24"/>
-          <w:szCs w:val="24"/>
-        </w:rPr>
-      </w:pPr>
-      <w:r>
-        <w:rPr>
-          <w:rFonts w:ascii="Cambria" w:hAnsi="Cambria"/>
-          <w:b/>
-          <w:sz w:val="24"/>
-          <w:szCs w:val="24"/>
-        </w:rPr>
-        <w:t xml:space="preserve">Figure 7. boxplot of Lowest Preadapter and Baitbias Total Score for all samples </w:t>
-      </w:r>
-    </w:p>
-    <w:p>
-      <w:pPr>
-        <w:rPr>
-          <w:rFonts w:ascii="Cambria" w:hAnsi="Cambria"/>
-          <w:b/>
-          <w:color w:val="365F91"/>
-          <w:sz w:val="24"/>
-          <w:szCs w:val="24"/>
-        </w:rPr>
-      </w:pPr>
-      <w:r>
-        <w:rPr>
-          <w:rFonts w:ascii="Cambria" w:hAnsi="Cambria"/>
-          <w:b/>
-          <w:color w:val="365F91"/>
-          <w:sz w:val="24"/>
-          <w:szCs w:val="24"/>
-        </w:rPr>
-        <w:t xml:space="preserve">  </w:t>
-      </w:r>
-    </w:p>
-    <w:p>
-      <w:pPr>
-        <w:pStyle w:val="Heading1"/>
-      </w:pPr>
-      <w:bookmarkStart w:id="8" w:name="_Toc48675956"/>
-      <w:r>
-        <w:t>8</w:t>
-      </w:r>
-      <w:r>
-        <w:t>. SEX CHECK</w:t>
-      </w:r>
-      <w:bookmarkEnd w:id="8"/>
-      <w:r>
-        <w:t xml:space="preserve"> </w:t>
-      </w:r>
-    </w:p>
-    <w:p>
-      <w:pPr>
-        <w:rPr>
-          <w:rFonts w:ascii="Cambria" w:hAnsi="Cambria"/>
-          <w:b/>
-          <w:sz w:val="24"/>
-          <w:szCs w:val="24"/>
-        </w:rPr>
-      </w:pPr>
-      <w:r>
-        <w:rPr>
-          <w:rFonts w:ascii="Cambria" w:hAnsi="Cambria"/>
-          <w:bCs/>
-          <w:sz w:val="24"/>
-          <w:szCs w:val="24"/>
-        </w:rPr>
-        <w:t xml:space="preserve">Sample Sex was calculated based on the ratio of mapped reads to ChrY and ChrX.  Sex concordance was then checked between ChrY/ChrX mapping ratio from sequence data and IDENTIFILER detected sex. In Figure 8 and table 6, </w:t>
-      </w:r>
-      <w:bookmarkStart w:id="9" w:name="_Hlk46387684"/>
-      <w:r>
-        <w:rPr>
-          <w:rFonts w:ascii="Cambria" w:hAnsi="Cambria"/>
-          <w:bCs/>
-          <w:sz w:val="24"/>
-          <w:szCs w:val="24"/>
-        </w:rPr>
-        <w:t>SEX_OUTLIER</w:t>
-      </w:r>
-      <w:r>
-        <w:rPr>
-          <w:rFonts w:ascii="Cambria" w:hAnsi="Cambria"/>
-          <w:bCs/>
-          <w:sz w:val="24"/>
-          <w:szCs w:val="24"/>
-        </w:rPr>
-        <w:t xml:space="preserve"> samples showed ChrY/ChrX </w:t>
-      </w:r>
-      <w:bookmarkStart w:id="10" w:name="_Hlk48123673"/>
-      <w:r>
-        <w:rPr>
-          <w:rFonts w:ascii="Cambria" w:hAnsi="Cambria"/>
-          <w:bCs/>
-          <w:sz w:val="24"/>
-          <w:szCs w:val="24"/>
-        </w:rPr>
-        <w:t>ratios</w:t>
-      </w:r>
-      <w:r>
-        <w:rPr>
-          <w:rFonts w:ascii="Cambria" w:hAnsi="Cambria"/>
-          <w:bCs/>
-          <w:sz w:val="24"/>
-          <w:szCs w:val="24"/>
-        </w:rPr>
-        <w:t xml:space="preserve"> </w:t>
-      </w:r>
-      <w:r>
-        <w:rPr>
-          <w:rFonts w:ascii="Cambria" w:hAnsi="Cambria"/>
-          <w:bCs/>
-          <w:sz w:val="24"/>
-          <w:szCs w:val="24"/>
-        </w:rPr>
-        <w:t xml:space="preserve">lie </w:t>
-      </w:r>
-      <w:r>
-        <w:rPr>
-          <w:rFonts w:ascii="Cambria" w:hAnsi="Cambria"/>
-          <w:bCs/>
-          <w:sz w:val="24"/>
-          <w:szCs w:val="24"/>
-        </w:rPr>
-        <w:t>outside</w:t>
-      </w:r>
-      <w:r>
-        <w:rPr>
-          <w:rFonts w:ascii="Cambria" w:hAnsi="Cambria"/>
-          <w:bCs/>
-          <w:sz w:val="24"/>
-          <w:szCs w:val="24"/>
-        </w:rPr>
-        <w:t xml:space="preserve"> the range of average ratio +/- standard deviation of </w:t>
-      </w:r>
-      <w:r>
-        <w:rPr>
-          <w:rFonts w:ascii="Cambria" w:hAnsi="Cambria"/>
-          <w:bCs/>
-          <w:sz w:val="24"/>
-          <w:szCs w:val="24"/>
-        </w:rPr>
-        <w:t>the opposite se</w:t>
-      </w:r>
-      <w:r>
-        <w:rPr>
-          <w:rFonts w:ascii="Cambria" w:hAnsi="Cambria"/>
-          <w:bCs/>
-          <w:sz w:val="24"/>
-          <w:szCs w:val="24"/>
-        </w:rPr>
-        <w:t>x</w:t>
+        <w:t>ANCESTRY CHECK</w:t>
       </w:r>
       <w:bookmarkEnd w:id="10"/>
-      <w:r>
-        <w:rPr>
-          <w:rFonts w:ascii="Cambria" w:hAnsi="Cambria"/>
-          <w:bCs/>
-          <w:sz w:val="24"/>
-          <w:szCs w:val="24"/>
-        </w:rPr>
-        <w:t>.</w:t>
-      </w:r>
-    </w:p>
-    <w:bookmarkEnd w:id="9"/>
-    <w:p>
-      <w:pPr>
-        <w:rPr>
-          <w:rFonts w:ascii="Cambria" w:hAnsi="Cambria"/>
-          <w:b/>
-          <w:sz w:val="24"/>
-          <w:szCs w:val="24"/>
-        </w:rPr>
-      </w:pPr>
-    </w:p>
-    <w:p>
-      <w:pPr>
-        <w:rPr>
-          <w:rFonts w:ascii="Cambria" w:hAnsi="Cambria"/>
-          <w:b/>
-          <w:sz w:val="24"/>
-          <w:szCs w:val="24"/>
-        </w:rPr>
-      </w:pPr>
-      <w:r>
-        <w:rPr>
-          <w:rFonts w:ascii="Cambria" w:hAnsi="Cambria"/>
-          <w:b/>
-          <w:sz w:val="24"/>
-          <w:szCs w:val="24"/>
-        </w:rPr>
-        <w:t xml:space="preserve">Figure 8. ChrY/ChrX reads </w:t>
-      </w:r>
-      <w:proofErr w:type="gramStart"/>
-      <w:r>
-        <w:rPr>
-          <w:rFonts w:ascii="Cambria" w:hAnsi="Cambria"/>
-          <w:b/>
-          <w:sz w:val="24"/>
-          <w:szCs w:val="24"/>
-        </w:rPr>
-        <w:t>ratio</w:t>
-      </w:r>
-      <w:proofErr w:type="gramEnd"/>
-      <w:r>
-        <w:rPr>
-          <w:rFonts w:ascii="Cambria" w:hAnsi="Cambria"/>
-          <w:b/>
-          <w:sz w:val="24"/>
-          <w:szCs w:val="24"/>
-        </w:rPr>
-        <w:t xml:space="preserve"> for all subjects </w:t>
-      </w:r>
-    </w:p>
-    <w:p>
-      <w:pPr>
-        <w:rPr>
-          <w:rFonts w:ascii="Cambria" w:hAnsi="Cambria"/>
-          <w:b/>
-          <w:color w:val="365F91"/>
-          <w:sz w:val="24"/>
-          <w:szCs w:val="24"/>
-        </w:rPr>
-      </w:pPr>
-      <w:r>
-        <w:rPr>
-          <w:rFonts w:ascii="Cambria" w:hAnsi="Cambria"/>
-          <w:b/>
-          <w:color w:val="365F91"/>
-          <w:sz w:val="24"/>
-          <w:szCs w:val="24"/>
-        </w:rPr>
-        <w:t xml:space="preserve"> </w:t>
-      </w:r>
-    </w:p>
-    <w:p>
-      <w:pPr>
-        <w:pStyle w:val="Heading1"/>
-      </w:pPr>
-      <w:bookmarkStart w:id="11" w:name="_Toc48675957"/>
-      <w:r>
-        <w:t>9</w:t>
-      </w:r>
-      <w:r>
-        <w:t xml:space="preserve">. </w:t>
-      </w:r>
-      <w:r>
-        <w:t>ANCESTRY CHECK</w:t>
-      </w:r>
-      <w:bookmarkEnd w:id="11"/>
       <w:r>
         <w:t xml:space="preserve"> </w:t>
       </w:r>
@@ -3517,84 +3579,45 @@
           <w:sz w:val="24"/>
           <w:szCs w:val="24"/>
         </w:rPr>
-        <w:t xml:space="preserve">is used here to estimate individual ancestry by shotgun sequence reads without calling genotypes. LASER uses principal components analysis (PCA) and Procrustes analysis to analyze sequence reads of each sample and place the sample into a reference PCA space constructed using genotypes of a set of reference </w:t>
-      </w:r>
-      <w:r>
-        <w:rPr>
-          <w:rFonts w:ascii="Cambria" w:hAnsi="Cambria"/>
-          <w:bCs/>
-          <w:sz w:val="24"/>
-          <w:szCs w:val="24"/>
-        </w:rPr>
-        <w:lastRenderedPageBreak/>
-        <w:t xml:space="preserve">individuals. Here </w:t>
-      </w:r>
-      <w:proofErr w:type="gramStart"/>
-      <w:r>
-        <w:rPr>
-          <w:rFonts w:ascii="Cambria" w:hAnsi="Cambria"/>
-          <w:bCs/>
-          <w:sz w:val="24"/>
-          <w:szCs w:val="24"/>
-        </w:rPr>
-        <w:t>HGDP(</w:t>
-      </w:r>
-      <w:proofErr w:type="gramEnd"/>
-      <w:r>
-        <w:rPr>
-          <w:rFonts w:ascii="Cambria" w:hAnsi="Cambria"/>
-          <w:bCs/>
-          <w:sz w:val="24"/>
-          <w:szCs w:val="24"/>
-        </w:rPr>
-        <w:t>Human Genome Diversity Project) data, including 632,958 autosomal SNPs loci for 938 unrelated individuals is used as reference panel.</w:t>
-      </w:r>
-    </w:p>
-    <w:p>
-      <w:pPr>
-        <w:rPr>
-          <w:rFonts w:ascii="Cambria" w:hAnsi="Cambria"/>
-          <w:b/>
-          <w:sz w:val="24"/>
-          <w:szCs w:val="24"/>
-        </w:rPr>
-      </w:pPr>
-    </w:p>
-    <w:p>
-      <w:pPr>
-        <w:rPr>
-          <w:rFonts w:ascii="Cambria" w:hAnsi="Cambria"/>
-          <w:b/>
-          <w:sz w:val="24"/>
-          <w:szCs w:val="24"/>
-        </w:rPr>
-      </w:pPr>
-      <w:r>
-        <w:rPr>
-          <w:rFonts w:ascii="Cambria" w:hAnsi="Cambria"/>
-          <w:b/>
-          <w:sz w:val="24"/>
-          <w:szCs w:val="24"/>
-        </w:rPr>
-        <w:t>Figure 9. Laser ancestry estimation for all subjects: top 2 plots showing reference only, bottom 2 plots showing study subjects, black pro</w:t>
-      </w:r>
-      <w:r>
-        <w:rPr>
-          <w:rFonts w:ascii="Cambria" w:hAnsi="Cambria"/>
-          <w:b/>
-          <w:sz w:val="24"/>
-          <w:szCs w:val="24"/>
-        </w:rPr>
-        <w:t>jec</w:t>
-      </w:r>
-      <w:r>
-        <w:rPr>
-          <w:rFonts w:ascii="Cambria" w:hAnsi="Cambria"/>
-          <w:b/>
-          <w:sz w:val="24"/>
-          <w:szCs w:val="24"/>
-        </w:rPr>
-        <w:t xml:space="preserve">ted to reference samples, grey.  </w:t>
+        <w:t>is used here to estimate individual ancestry by shotgun sequence reads without calling genotypes. LASER uses principal components analysis (PCA) and Procrustes analysis to analyze sequence reads of each sample and place the sample into a reference PCA space constructed using genotypes of a set of reference individuals. Here HGDP(Human Genome Diversity Project) data, including 632,958 autosomal SNPs loci for 938 unrelated individuals is used as reference panel.</w:t>
+      </w:r>
+    </w:p>
+    <w:p>
+      <w:pPr>
+        <w:rPr>
+          <w:rFonts w:ascii="Cambria" w:hAnsi="Cambria"/>
+          <w:b/>
+          <w:sz w:val="24"/>
+          <w:szCs w:val="24"/>
+        </w:rPr>
+      </w:pPr>
+    </w:p>
+    <w:p>
+      <w:pPr>
+        <w:rPr>
+          <w:rFonts w:ascii="Cambria" w:hAnsi="Cambria"/>
+          <w:b/>
+          <w:sz w:val="24"/>
+          <w:szCs w:val="24"/>
+        </w:rPr>
+      </w:pPr>
+      <w:r>
+        <w:rPr>
+          <w:rFonts w:ascii="Cambria" w:hAnsi="Cambria"/>
+          <w:b/>
+          <w:sz w:val="24"/>
+          <w:szCs w:val="24"/>
+        </w:rPr>
+        <w:t>Figure 9. Ancestry estimation for all subjects has not been found in the document</w:t>
+      </w:r>
+      <w:r>
+        <w:rPr>
+          <w:rFonts w:ascii="Cambria" w:hAnsi="Cambria"/>
+          <w:b/>
+          <w:sz w:val="24"/>
+          <w:szCs w:val="24"/>
+        </w:rPr>
+        <w:t xml:space="preserve">.  </w:t>
       </w:r>
     </w:p>
     <w:p>
@@ -3670,9 +3693,9 @@
       <w:pPr>
         <w:pStyle w:val="Heading1"/>
       </w:pPr>
-      <w:bookmarkStart w:id="12" w:name="_Toc48675958"/>
-      <w:r>
-        <w:t>10</w:t>
+      <w:bookmarkStart w:id="11" w:name="_Toc48675958"/>
+      <w:r>
+        <w:t>9</w:t>
       </w:r>
       <w:r>
         <w:t xml:space="preserve">. </w:t>
@@ -3680,162 +3703,162 @@
       <w:r>
         <w:t>POST-CALLING QC CHECK</w:t>
       </w:r>
+      <w:bookmarkEnd w:id="11"/>
+      <w:r>
+        <w:t xml:space="preserve"> </w:t>
+      </w:r>
+    </w:p>
+    <w:p>
+      <w:pPr>
+        <w:rPr>
+          <w:rFonts w:ascii="Cambria" w:hAnsi="Cambria"/>
+          <w:bCs/>
+          <w:sz w:val="24"/>
+          <w:szCs w:val="24"/>
+        </w:rPr>
+      </w:pPr>
+      <w:r>
+        <w:rPr>
+          <w:rFonts w:ascii="Cambria" w:hAnsi="Cambria"/>
+          <w:bCs/>
+          <w:sz w:val="24"/>
+          <w:szCs w:val="24"/>
+        </w:rPr>
+        <w:t xml:space="preserve">After Ensemble variant calling pipeline, we performed a standard post variant calling qc check on ensemble variants. Items checked included: filtered variant total counts on case and control samples; TI/TV (transition/transversion) ratio on case and control samples; base change counts across different levels of </w:t>
+      </w:r>
+      <w:proofErr w:type="spellStart"/>
+      <w:r>
+        <w:rPr>
+          <w:rFonts w:ascii="Cambria" w:hAnsi="Cambria"/>
+          <w:bCs/>
+          <w:sz w:val="24"/>
+          <w:szCs w:val="24"/>
+        </w:rPr>
+        <w:t>phred</w:t>
+      </w:r>
+      <w:proofErr w:type="spellEnd"/>
+      <w:r>
+        <w:rPr>
+          <w:rFonts w:ascii="Cambria" w:hAnsi="Cambria"/>
+          <w:bCs/>
+          <w:sz w:val="24"/>
+          <w:szCs w:val="24"/>
+        </w:rPr>
+        <w:t xml:space="preserve">-scale </w:t>
+      </w:r>
+      <w:r>
+        <w:rPr>
+          <w:rFonts w:ascii="Cambria" w:hAnsi="Cambria"/>
+          <w:bCs/>
+          <w:sz w:val="24"/>
+          <w:szCs w:val="24"/>
+        </w:rPr>
+        <w:t xml:space="preserve">variant calling </w:t>
+      </w:r>
+      <w:r>
+        <w:rPr>
+          <w:rFonts w:ascii="Cambria" w:hAnsi="Cambria"/>
+          <w:bCs/>
+          <w:sz w:val="24"/>
+          <w:szCs w:val="24"/>
+        </w:rPr>
+        <w:t>quality</w:t>
+      </w:r>
+      <w:r>
+        <w:rPr>
+          <w:rFonts w:ascii="Cambria" w:hAnsi="Cambria"/>
+          <w:bCs/>
+          <w:sz w:val="24"/>
+          <w:szCs w:val="24"/>
+        </w:rPr>
+        <w:t xml:space="preserve"> and missing call rate </w:t>
+      </w:r>
+      <w:r>
+        <w:rPr>
+          <w:rFonts w:ascii="Cambria" w:hAnsi="Cambria"/>
+          <w:bCs/>
+          <w:sz w:val="24"/>
+          <w:szCs w:val="24"/>
+        </w:rPr>
+        <w:t xml:space="preserve"> for each disease group.  Group separated base change plots are available at </w:t>
+      </w:r>
+      <w:hyperlink r:id="rId8" w:history="1"/>
+    </w:p>
+    <w:p>
+      <w:pPr>
+        <w:rPr>
+          <w:rFonts w:ascii="Cambria" w:hAnsi="Cambria"/>
+          <w:b/>
+          <w:sz w:val="24"/>
+          <w:szCs w:val="24"/>
+        </w:rPr>
+      </w:pPr>
+      <w:r>
+        <w:rPr>
+          <w:rFonts w:ascii="Cambria" w:hAnsi="Cambria"/>
+          <w:b/>
+          <w:sz w:val="24"/>
+          <w:szCs w:val="24"/>
+        </w:rPr>
+        <w:t>GROUP_BASECHANGE</w:t>
+      </w:r>
+    </w:p>
+    <w:p>
+      <w:pPr>
+        <w:ind w:left="-4" w:right="1394"/>
+        <w:rPr>
+          <w:color w:val="000000" w:themeColor="text1"/>
+        </w:rPr>
+      </w:pPr>
+      <w:r>
+        <w:rPr>
+          <w:rFonts w:ascii="Cambria" w:hAnsi="Cambria"/>
+          <w:bCs/>
+          <w:sz w:val="24"/>
+          <w:szCs w:val="24"/>
+        </w:rPr>
+        <w:t>In substitution mutations, transitions are defined as the interchange of the purine-based A↔G or pyrimidine-based C↔T. Transversions are defined as the interchange between two-ring purine nucleobases and one-ring pyrimidine bases. The possible transversions are A↔C, A↔T, C↔G, G↔T</w:t>
+      </w:r>
+      <w:r>
+        <w:rPr>
+          <w:color w:val="000000" w:themeColor="text1"/>
+        </w:rPr>
+        <w:t xml:space="preserve">. </w:t>
+      </w:r>
+      <w:bookmarkStart w:id="12" w:name="_Hlk46390141"/>
+      <w:r>
+        <w:rPr>
+          <w:color w:val="000000" w:themeColor="text1"/>
+        </w:rPr>
+        <w:fldChar w:fldCharType="begin"/>
+      </w:r>
+      <w:r>
+        <w:rPr>
+          <w:color w:val="000000" w:themeColor="text1"/>
+        </w:rPr>
+        <w:instrText xml:space="preserve"> ADDIN EN.CITE &lt;EndNote&gt;&lt;Cite&gt;&lt;Author&gt;Wang&lt;/Author&gt;&lt;Year&gt;2015&lt;/Year&gt;&lt;RecNum&gt;7&lt;/RecNum&gt;&lt;DisplayText&gt;&lt;style face="superscript"&gt;7&lt;/style&gt;&lt;/DisplayText&gt;&lt;record&gt;&lt;rec-number&gt;7&lt;/rec-number&gt;&lt;foreign-keys&gt;&lt;key app="EN" db-id="w5f0rv092r5tz6e005vps0ddadxvpr0dzvtt" timestamp="1586811770"&gt;7&lt;/key&gt;&lt;/foreign-keys&gt;&lt;ref-type name="Journal Article"&gt;17&lt;/ref-type&gt;&lt;contributors&gt;&lt;authors&gt;&lt;author&gt;Wang, J.&lt;/author&gt;&lt;author&gt;Raskin, L.&lt;/author&gt;&lt;author&gt;Samuels, D. C.&lt;/author&gt;&lt;author&gt;Shyr, Y.&lt;/author&gt;&lt;author&gt;Guo, Y.&lt;/author&gt;&lt;/authors&gt;&lt;/contributors&gt;&lt;auth-address&gt;Center for Quantitative Sciences and Department of Medicine and Center for Human Genetics Research, Vanderbilt University, Nashville, TN 37212, USA.&lt;/auth-address&gt;&lt;titles&gt;&lt;title&gt;Genome measures used for quality control are dependent on gene function and ancestry&lt;/title&gt;&lt;secondary-title&gt;Bioinformatics&lt;/secondary-title&gt;&lt;/titles&gt;&lt;periodical&gt;&lt;full-title&gt;Bioinformatics&lt;/full-title&gt;&lt;/periodical&gt;&lt;pages&gt;318-23&lt;/pages&gt;&lt;volume&gt;31&lt;/volume&gt;&lt;number&gt;3&lt;/number&gt;&lt;edition&gt;2014/10/10&lt;/edition&gt;&lt;keywords&gt;&lt;keyword&gt;*Evolution, Molecular&lt;/keyword&gt;&lt;keyword&gt;*Genome, Human&lt;/keyword&gt;&lt;keyword&gt;Genome-Wide Association Study/*methods&lt;/keyword&gt;&lt;keyword&gt;Genotype&lt;/keyword&gt;&lt;keyword&gt;High-Throughput Nucleotide Sequencing/*methods&lt;/keyword&gt;&lt;keyword&gt;Humans&lt;/keyword&gt;&lt;keyword&gt;Phenotype&lt;/keyword&gt;&lt;keyword&gt;Polymorphism, Single Nucleotide/*genetics&lt;/keyword&gt;&lt;keyword&gt;*Quality Control&lt;/keyword&gt;&lt;/keywords&gt;&lt;dates&gt;&lt;year&gt;2015&lt;/year&gt;&lt;pub-dates&gt;&lt;date&gt;Feb 1&lt;/date&gt;&lt;/pub-dates&gt;&lt;/dates&gt;&lt;isbn&gt;1367-4811 (Electronic)&amp;#xD;1367-4803 (Linking)&lt;/isbn&gt;&lt;accession-num&gt;25297068&lt;/accession-num&gt;&lt;urls&gt;&lt;related-urls&gt;&lt;url&gt;https://www.ncbi.nlm.nih.gov/pubmed/25297068&lt;/url&gt;&lt;/related-urls&gt;&lt;/urls&gt;&lt;custom2&gt;PMC4308666&lt;/custom2&gt;&lt;electronic-resource-num&gt;10.1093/bioinformatics/btu668&lt;/electronic-resource-num&gt;&lt;/record&gt;&lt;/Cite&gt;&lt;/EndNote&gt;</w:instrText>
+      </w:r>
+      <w:r>
+        <w:rPr>
+          <w:color w:val="000000" w:themeColor="text1"/>
+        </w:rPr>
+        <w:fldChar w:fldCharType="separate"/>
+      </w:r>
+      <w:r>
+        <w:rPr>
+          <w:noProof/>
+          <w:color w:val="000000" w:themeColor="text1"/>
+          <w:vertAlign w:val="superscript"/>
+        </w:rPr>
+        <w:t>7</w:t>
+      </w:r>
+      <w:r>
+        <w:rPr>
+          <w:color w:val="000000" w:themeColor="text1"/>
+        </w:rPr>
+        <w:fldChar w:fldCharType="end"/>
+      </w:r>
       <w:bookmarkEnd w:id="12"/>
-      <w:r>
-        <w:t xml:space="preserve"> </w:t>
-      </w:r>
-    </w:p>
-    <w:p>
-      <w:pPr>
-        <w:rPr>
-          <w:rFonts w:ascii="Cambria" w:hAnsi="Cambria"/>
-          <w:bCs/>
-          <w:sz w:val="24"/>
-          <w:szCs w:val="24"/>
-        </w:rPr>
-      </w:pPr>
-      <w:r>
-        <w:rPr>
-          <w:rFonts w:ascii="Cambria" w:hAnsi="Cambria"/>
-          <w:bCs/>
-          <w:sz w:val="24"/>
-          <w:szCs w:val="24"/>
-        </w:rPr>
-        <w:t xml:space="preserve">After Ensemble variant calling pipeline, we performed a standard post variant calling qc check on ensemble variants. Items checked included: filtered variant total counts on case and control samples; TI/TV (transition/transversion) ratio on case and control samples; base change counts across different levels of phred-scale </w:t>
-      </w:r>
-      <w:r>
-        <w:rPr>
-          <w:rFonts w:ascii="Cambria" w:hAnsi="Cambria"/>
-          <w:bCs/>
-          <w:sz w:val="24"/>
-          <w:szCs w:val="24"/>
-        </w:rPr>
-        <w:t xml:space="preserve">variant calling </w:t>
-      </w:r>
-      <w:r>
-        <w:rPr>
-          <w:rFonts w:ascii="Cambria" w:hAnsi="Cambria"/>
-          <w:bCs/>
-          <w:sz w:val="24"/>
-          <w:szCs w:val="24"/>
-        </w:rPr>
-        <w:t>quality</w:t>
-      </w:r>
-      <w:r>
-        <w:rPr>
-          <w:rFonts w:ascii="Cambria" w:hAnsi="Cambria"/>
-          <w:bCs/>
-          <w:sz w:val="24"/>
-          <w:szCs w:val="24"/>
-        </w:rPr>
-        <w:t xml:space="preserve"> and missing call </w:t>
-      </w:r>
-      <w:proofErr w:type="gramStart"/>
-      <w:r>
-        <w:rPr>
-          <w:rFonts w:ascii="Cambria" w:hAnsi="Cambria"/>
-          <w:bCs/>
-          <w:sz w:val="24"/>
-          <w:szCs w:val="24"/>
-        </w:rPr>
-        <w:t xml:space="preserve">rate </w:t>
-      </w:r>
-      <w:r>
-        <w:rPr>
-          <w:rFonts w:ascii="Cambria" w:hAnsi="Cambria"/>
-          <w:bCs/>
-          <w:sz w:val="24"/>
-          <w:szCs w:val="24"/>
-        </w:rPr>
-        <w:t xml:space="preserve"> for</w:t>
-      </w:r>
-      <w:proofErr w:type="gramEnd"/>
-      <w:r>
-        <w:rPr>
-          <w:rFonts w:ascii="Cambria" w:hAnsi="Cambria"/>
-          <w:bCs/>
-          <w:sz w:val="24"/>
-          <w:szCs w:val="24"/>
-        </w:rPr>
-        <w:t xml:space="preserve"> each disease group.  Group separated base change plots are available at </w:t>
-      </w:r>
-      <w:hyperlink r:id="rId8" w:history="1"/>
-    </w:p>
-    <w:p>
-      <w:pPr>
-        <w:rPr>
-          <w:rFonts w:ascii="Cambria" w:hAnsi="Cambria"/>
-          <w:b/>
-          <w:sz w:val="24"/>
-          <w:szCs w:val="24"/>
-        </w:rPr>
-      </w:pPr>
-      <w:r>
-        <w:rPr>
-          <w:rFonts w:ascii="Cambria" w:hAnsi="Cambria"/>
-          <w:b/>
-          <w:sz w:val="24"/>
-          <w:szCs w:val="24"/>
-        </w:rPr>
-        <w:t>GROUP_BASECHANGE</w:t>
-      </w:r>
-    </w:p>
-    <w:p>
-      <w:pPr>
-        <w:ind w:left="-4" w:right="1394"/>
-        <w:rPr>
-          <w:color w:val="000000" w:themeColor="text1"/>
-        </w:rPr>
-      </w:pPr>
-      <w:r>
-        <w:rPr>
-          <w:rFonts w:ascii="Cambria" w:hAnsi="Cambria"/>
-          <w:bCs/>
-          <w:sz w:val="24"/>
-          <w:szCs w:val="24"/>
-        </w:rPr>
-        <w:t>In substitution mutations, transitions are defined as the interchange of the purine-based A↔G or pyrimidine-based C↔T. Transversions are defined as the interchange between two-ring purine nucleobases and one-ring pyrimidine bases. The possible transversions are A↔C, A↔T, C↔G, G↔T</w:t>
-      </w:r>
-      <w:r>
-        <w:rPr>
-          <w:color w:val="000000" w:themeColor="text1"/>
-        </w:rPr>
-        <w:t xml:space="preserve">. </w:t>
-      </w:r>
-      <w:bookmarkStart w:id="13" w:name="_Hlk46390141"/>
-      <w:r>
-        <w:rPr>
-          <w:color w:val="000000" w:themeColor="text1"/>
-        </w:rPr>
-        <w:fldChar w:fldCharType="begin"/>
-      </w:r>
-      <w:r>
-        <w:rPr>
-          <w:color w:val="000000" w:themeColor="text1"/>
-        </w:rPr>
-        <w:instrText xml:space="preserve"> ADDIN EN.CITE &lt;EndNote&gt;&lt;Cite&gt;&lt;Author&gt;Wang&lt;/Author&gt;&lt;Year&gt;2015&lt;/Year&gt;&lt;RecNum&gt;7&lt;/RecNum&gt;&lt;DisplayText&gt;&lt;style face="superscript"&gt;7&lt;/style&gt;&lt;/DisplayText&gt;&lt;record&gt;&lt;rec-number&gt;7&lt;/rec-number&gt;&lt;foreign-keys&gt;&lt;key app="EN" db-id="w5f0rv092r5tz6e005vps0ddadxvpr0dzvtt" timestamp="1586811770"&gt;7&lt;/key&gt;&lt;/foreign-keys&gt;&lt;ref-type name="Journal Article"&gt;17&lt;/ref-type&gt;&lt;contributors&gt;&lt;authors&gt;&lt;author&gt;Wang, J.&lt;/author&gt;&lt;author&gt;Raskin, L.&lt;/author&gt;&lt;author&gt;Samuels, D. C.&lt;/author&gt;&lt;author&gt;Shyr, Y.&lt;/author&gt;&lt;author&gt;Guo, Y.&lt;/author&gt;&lt;/authors&gt;&lt;/contributors&gt;&lt;auth-address&gt;Center for Quantitative Sciences and Department of Medicine and Center for Human Genetics Research, Vanderbilt University, Nashville, TN 37212, USA.&lt;/auth-address&gt;&lt;titles&gt;&lt;title&gt;Genome measures used for quality control are dependent on gene function and ancestry&lt;/title&gt;&lt;secondary-title&gt;Bioinformatics&lt;/secondary-title&gt;&lt;/titles&gt;&lt;periodical&gt;&lt;full-title&gt;Bioinformatics&lt;/full-title&gt;&lt;/periodical&gt;&lt;pages&gt;318-23&lt;/pages&gt;&lt;volume&gt;31&lt;/volume&gt;&lt;number&gt;3&lt;/number&gt;&lt;edition&gt;2014/10/10&lt;/edition&gt;&lt;keywords&gt;&lt;keyword&gt;*Evolution, Molecular&lt;/keyword&gt;&lt;keyword&gt;*Genome, Human&lt;/keyword&gt;&lt;keyword&gt;Genome-Wide Association Study/*methods&lt;/keyword&gt;&lt;keyword&gt;Genotype&lt;/keyword&gt;&lt;keyword&gt;High-Throughput Nucleotide Sequencing/*methods&lt;/keyword&gt;&lt;keyword&gt;Humans&lt;/keyword&gt;&lt;keyword&gt;Phenotype&lt;/keyword&gt;&lt;keyword&gt;Polymorphism, Single Nucleotide/*genetics&lt;/keyword&gt;&lt;keyword&gt;*Quality Control&lt;/keyword&gt;&lt;/keywords&gt;&lt;dates&gt;&lt;year&gt;2015&lt;/year&gt;&lt;pub-dates&gt;&lt;date&gt;Feb 1&lt;/date&gt;&lt;/pub-dates&gt;&lt;/dates&gt;&lt;isbn&gt;1367-4811 (Electronic)&amp;#xD;1367-4803 (Linking)&lt;/isbn&gt;&lt;accession-num&gt;25297068&lt;/accession-num&gt;&lt;urls&gt;&lt;related-urls&gt;&lt;url&gt;https://www.ncbi.nlm.nih.gov/pubmed/25297068&lt;/url&gt;&lt;/related-urls&gt;&lt;/urls&gt;&lt;custom2&gt;PMC4308666&lt;/custom2&gt;&lt;electronic-resource-num&gt;10.1093/bioinformatics/btu668&lt;/electronic-resource-num&gt;&lt;/record&gt;&lt;/Cite&gt;&lt;/EndNote&gt;</w:instrText>
-      </w:r>
-      <w:r>
-        <w:rPr>
-          <w:color w:val="000000" w:themeColor="text1"/>
-        </w:rPr>
-        <w:fldChar w:fldCharType="separate"/>
-      </w:r>
-      <w:r>
-        <w:rPr>
-          <w:noProof/>
-          <w:color w:val="000000" w:themeColor="text1"/>
-          <w:vertAlign w:val="superscript"/>
-        </w:rPr>
-        <w:t>7</w:t>
-      </w:r>
-      <w:r>
-        <w:rPr>
-          <w:color w:val="000000" w:themeColor="text1"/>
-        </w:rPr>
-        <w:fldChar w:fldCharType="end"/>
-      </w:r>
-      <w:bookmarkEnd w:id="13"/>
       <w:r>
         <w:rPr>
           <w:color w:val="000000" w:themeColor="text1"/>
@@ -3912,7 +3935,27 @@
           <w:sz w:val="24"/>
           <w:szCs w:val="24"/>
         </w:rPr>
-        <w:t xml:space="preserve">Figure 10a. Ensemble filtered variant count by sample (samples are sorted alphabetically). Variants are filtered by ensemble majority voting, capturekit intersection region filter. </w:t>
+        <w:t xml:space="preserve">Figure 10a. Ensemble filtered variant count by sample (samples are sorted alphabetically). Variants are filtered by ensemble majority voting, </w:t>
+      </w:r>
+      <w:proofErr w:type="spellStart"/>
+      <w:r>
+        <w:rPr>
+          <w:rFonts w:ascii="Cambria" w:hAnsi="Cambria"/>
+          <w:b/>
+          <w:sz w:val="24"/>
+          <w:szCs w:val="24"/>
+        </w:rPr>
+        <w:t>capturekit</w:t>
+      </w:r>
+      <w:proofErr w:type="spellEnd"/>
+      <w:r>
+        <w:rPr>
+          <w:rFonts w:ascii="Cambria" w:hAnsi="Cambria"/>
+          <w:b/>
+          <w:sz w:val="24"/>
+          <w:szCs w:val="24"/>
+        </w:rPr>
+        <w:t xml:space="preserve"> intersection region filter. </w:t>
       </w:r>
     </w:p>
     <w:p>
@@ -4018,7 +4061,48 @@
           <w:sz w:val="24"/>
           <w:szCs w:val="24"/>
         </w:rPr>
-        <w:t xml:space="preserve">Figure 10b. Ensemble filtered variant ti/tv ratio by sample (samples are sorted alphabetically). Variants are filtered by ensemble majority voting, capturekit intersection region filter. </w:t>
+        <w:lastRenderedPageBreak/>
+        <w:t xml:space="preserve">Figure 10b. Ensemble filtered variant </w:t>
+      </w:r>
+      <w:proofErr w:type="spellStart"/>
+      <w:r>
+        <w:rPr>
+          <w:rFonts w:ascii="Cambria" w:hAnsi="Cambria"/>
+          <w:b/>
+          <w:sz w:val="24"/>
+          <w:szCs w:val="24"/>
+        </w:rPr>
+        <w:t>ti</w:t>
+      </w:r>
+      <w:proofErr w:type="spellEnd"/>
+      <w:r>
+        <w:rPr>
+          <w:rFonts w:ascii="Cambria" w:hAnsi="Cambria"/>
+          <w:b/>
+          <w:sz w:val="24"/>
+          <w:szCs w:val="24"/>
+        </w:rPr>
+        <w:t xml:space="preserve">/tv ratio by sample (samples are sorted alphabetically). Variants are filtered by ensemble majority voting, </w:t>
+      </w:r>
+      <w:proofErr w:type="spellStart"/>
+      <w:r>
+        <w:rPr>
+          <w:rFonts w:ascii="Cambria" w:hAnsi="Cambria"/>
+          <w:b/>
+          <w:sz w:val="24"/>
+          <w:szCs w:val="24"/>
+        </w:rPr>
+        <w:t>capturekit</w:t>
+      </w:r>
+      <w:proofErr w:type="spellEnd"/>
+      <w:r>
+        <w:rPr>
+          <w:rFonts w:ascii="Cambria" w:hAnsi="Cambria"/>
+          <w:b/>
+          <w:sz w:val="24"/>
+          <w:szCs w:val="24"/>
+        </w:rPr>
+        <w:t xml:space="preserve"> intersection region filter. </w:t>
       </w:r>
     </w:p>
     <w:p>
@@ -4075,7 +4159,27 @@
           <w:sz w:val="24"/>
           <w:szCs w:val="24"/>
         </w:rPr>
-        <w:t xml:space="preserve">b. 10 samples with lowest ti/tv ratio </w:t>
+        <w:t xml:space="preserve">b. 10 samples with lowest </w:t>
+      </w:r>
+      <w:proofErr w:type="spellStart"/>
+      <w:r>
+        <w:rPr>
+          <w:rFonts w:ascii="Cambria" w:hAnsi="Cambria"/>
+          <w:b/>
+          <w:sz w:val="24"/>
+          <w:szCs w:val="24"/>
+        </w:rPr>
+        <w:t>ti</w:t>
+      </w:r>
+      <w:proofErr w:type="spellEnd"/>
+      <w:r>
+        <w:rPr>
+          <w:rFonts w:ascii="Cambria" w:hAnsi="Cambria"/>
+          <w:b/>
+          <w:sz w:val="24"/>
+          <w:szCs w:val="24"/>
+        </w:rPr>
+        <w:t xml:space="preserve">/tv ratio </w:t>
       </w:r>
     </w:p>
     <w:p>
@@ -4181,12 +4285,12 @@
       <w:pPr>
         <w:pStyle w:val="Heading1"/>
       </w:pPr>
-      <w:bookmarkStart w:id="14" w:name="_Toc48675959"/>
+      <w:bookmarkStart w:id="13" w:name="_Toc48675959"/>
       <w:r>
         <w:t>1</w:t>
       </w:r>
       <w:r>
-        <w:t>1</w:t>
+        <w:t>0</w:t>
       </w:r>
       <w:r>
         <w:t>. SAMPLE RELATE</w:t>
@@ -4200,7 +4304,7 @@
       <w:r>
         <w:t xml:space="preserve"> CHECK</w:t>
       </w:r>
-      <w:bookmarkEnd w:id="14"/>
+      <w:bookmarkEnd w:id="13"/>
       <w:r>
         <w:t xml:space="preserve"> </w:t>
       </w:r>
@@ -4363,13 +4467,8 @@
             <w:tcW w:w="3114" w:type="dxa"/>
           </w:tcPr>
           <w:p>
-            <w:proofErr w:type="gramStart"/>
-            <w:r>
-              <w:t>3nd</w:t>
-            </w:r>
-            <w:proofErr w:type="gramEnd"/>
-            <w:r>
-              <w:t xml:space="preserve"> Degree</w:t>
+            <w:r>
+              <w:t>3nd Degree</w:t>
             </w:r>
           </w:p>
         </w:tc>
@@ -4394,7 +4493,6 @@
           </w:tcPr>
           <w:p>
             <w:r>
-              <w:lastRenderedPageBreak/>
               <w:t>Unrelated</w:t>
             </w:r>
           </w:p>
@@ -4476,6 +4574,7 @@
           <w:sz w:val="24"/>
           <w:szCs w:val="24"/>
         </w:rPr>
+        <w:lastRenderedPageBreak/>
         <w:t>Figure 1</w:t>
       </w:r>
       <w:r>
@@ -4522,11 +4621,11 @@
       <w:pPr>
         <w:pStyle w:val="Heading1"/>
       </w:pPr>
-      <w:bookmarkStart w:id="15" w:name="_Toc48675960"/>
+      <w:bookmarkStart w:id="14" w:name="_Toc48675960"/>
       <w:r>
         <w:t>References</w:t>
       </w:r>
-      <w:bookmarkEnd w:id="15"/>
+      <w:bookmarkEnd w:id="14"/>
     </w:p>
     <w:p>
       <w:pPr>
@@ -5198,7 +5297,6 @@
         <w:rPr>
           <w:color w:val="000000" w:themeColor="text1"/>
         </w:rPr>
-        <w:lastRenderedPageBreak/>
         <w:fldChar w:fldCharType="end"/>
       </w:r>
     </w:p>

--- a/ExomeQcPipeline_Template_interim.docx
+++ b/ExomeQcPipeline_Template_interim.docx
@@ -1,6 +1,6 @@
 
 <file path=word/document.xml><?xml version="1.0" encoding="utf-8"?>
-<w:document xmlns:wpc="http://schemas.microsoft.com/office/word/2010/wordprocessingCanvas" xmlns:cx="http://schemas.microsoft.com/office/drawing/2014/chartex" xmlns:cx1="http://schemas.microsoft.com/office/drawing/2015/9/8/chartex" xmlns:cx2="http://schemas.microsoft.com/office/drawing/2015/10/21/chartex" xmlns:cx3="http://schemas.microsoft.com/office/drawing/2016/5/9/chartex" xmlns:cx4="http://schemas.microsoft.com/office/drawing/2016/5/10/chartex" xmlns:cx5="http://schemas.microsoft.com/office/drawing/2016/5/11/chartex" xmlns:cx6="http://schemas.microsoft.com/office/drawing/2016/5/12/chartex" xmlns:cx7="http://schemas.microsoft.com/office/drawing/2016/5/13/chartex" xmlns:cx8="http://schemas.microsoft.com/office/drawing/2016/5/14/chartex" xmlns:mc="http://schemas.openxmlformats.org/markup-compatibility/2006" xmlns:aink="http://schemas.microsoft.com/office/drawing/2016/ink" xmlns:am3d="http://schemas.microsoft.com/office/drawing/2017/model3d" xmlns:o="urn:schemas-microsoft-com:office:office" xmlns:oel="http://schemas.microsoft.com/office/2019/extlst" xmlns:r="http://schemas.openxmlformats.org/officeDocument/2006/relationships" xmlns:m="http://schemas.openxmlformats.org/officeDocument/2006/math" xmlns:v="urn:schemas-microsoft-com:vml" xmlns:wp14="http://schemas.microsoft.com/office/word/2010/wordprocessingDrawing" xmlns:wp="http://schemas.openxmlformats.org/drawingml/2006/wordprocessingDrawing" xmlns:w10="urn:schemas-microsoft-com:office:word" xmlns:w="http://schemas.openxmlformats.org/wordprocessingml/2006/main" xmlns:w14="http://schemas.microsoft.com/office/word/2010/wordml" xmlns:w15="http://schemas.microsoft.com/office/word/2012/wordml" xmlns:w16cex="http://schemas.microsoft.com/office/word/2018/wordml/cex" xmlns:w16cid="http://schemas.microsoft.com/office/word/2016/wordml/cid" xmlns:w16="http://schemas.microsoft.com/office/word/2018/wordml" xmlns:w16sdtdh="http://schemas.microsoft.com/office/word/2020/wordml/sdtdatahash" xmlns:w16se="http://schemas.microsoft.com/office/word/2015/wordml/symex" xmlns:wpg="http://schemas.microsoft.com/office/word/2010/wordprocessingGroup" xmlns:wpi="http://schemas.microsoft.com/office/word/2010/wordprocessingInk" xmlns:wne="http://schemas.microsoft.com/office/word/2006/wordml" xmlns:wps="http://schemas.microsoft.com/office/word/2010/wordprocessingShape" mc:Ignorable="w14 w15 w16se w16cid w16 w16cex w16sdtdh wp14">
+<w:document xmlns:wpc="http://schemas.microsoft.com/office/word/2010/wordprocessingCanvas" xmlns:cx="http://schemas.microsoft.com/office/drawing/2014/chartex" xmlns:cx1="http://schemas.microsoft.com/office/drawing/2015/9/8/chartex" xmlns:cx2="http://schemas.microsoft.com/office/drawing/2015/10/21/chartex" xmlns:cx3="http://schemas.microsoft.com/office/drawing/2016/5/9/chartex" xmlns:cx4="http://schemas.microsoft.com/office/drawing/2016/5/10/chartex" xmlns:cx5="http://schemas.microsoft.com/office/drawing/2016/5/11/chartex" xmlns:cx6="http://schemas.microsoft.com/office/drawing/2016/5/12/chartex" xmlns:cx7="http://schemas.microsoft.com/office/drawing/2016/5/13/chartex" xmlns:cx8="http://schemas.microsoft.com/office/drawing/2016/5/14/chartex" xmlns:mc="http://schemas.openxmlformats.org/markup-compatibility/2006" xmlns:aink="http://schemas.microsoft.com/office/drawing/2016/ink" xmlns:am3d="http://schemas.microsoft.com/office/drawing/2017/model3d" xmlns:o="urn:schemas-microsoft-com:office:office" xmlns:oel="http://schemas.microsoft.com/office/2019/extlst" xmlns:r="http://schemas.openxmlformats.org/officeDocument/2006/relationships" xmlns:m="http://schemas.openxmlformats.org/officeDocument/2006/math" xmlns:v="urn:schemas-microsoft-com:vml" xmlns:wp14="http://schemas.microsoft.com/office/word/2010/wordprocessingDrawing" xmlns:wp="http://schemas.openxmlformats.org/drawingml/2006/wordprocessingDrawing" xmlns:w10="urn:schemas-microsoft-com:office:word" xmlns:w="http://schemas.openxmlformats.org/wordprocessingml/2006/main" xmlns:w14="http://schemas.microsoft.com/office/word/2010/wordml" xmlns:w15="http://schemas.microsoft.com/office/word/2012/wordml" xmlns:w16cex="http://schemas.microsoft.com/office/word/2018/wordml/cex" xmlns:w16cid="http://schemas.microsoft.com/office/word/2016/wordml/cid" xmlns:w16="http://schemas.microsoft.com/office/word/2018/wordml" xmlns:w16du="http://schemas.microsoft.com/office/word/2023/wordml/word16du" xmlns:w16sdtdh="http://schemas.microsoft.com/office/word/2020/wordml/sdtdatahash" xmlns:w16se="http://schemas.microsoft.com/office/word/2015/wordml/symex" xmlns:wpg="http://schemas.microsoft.com/office/word/2010/wordprocessingGroup" xmlns:wpi="http://schemas.microsoft.com/office/word/2010/wordprocessingInk" xmlns:wne="http://schemas.microsoft.com/office/word/2006/wordml" xmlns:wps="http://schemas.microsoft.com/office/word/2010/wordprocessingShape" mc:Ignorable="w14 w15 w16se w16cid w16 w16cex w16sdtdh w16du wp14">
   <w:body>
     <w:sdt>
       <w:sdtPr>
@@ -1290,7 +1290,27 @@
           <w:sz w:val="24"/>
           <w:szCs w:val="24"/>
         </w:rPr>
-        <w:t xml:space="preserve">) is a widely used high through put sequencing data quality control tool.  It provides a modular set of analyses which includes:  Basic Statistics, Per Base Sequence Quality, Per Sequence Quality Scores, </w:t>
+        <w:t xml:space="preserve">) is a widely used high through put sequencing data quality control tool.  It provides a modular set of analyses which </w:t>
+      </w:r>
+      <w:proofErr w:type="gramStart"/>
+      <w:r>
+        <w:rPr>
+          <w:rFonts w:ascii="Cambria" w:hAnsi="Cambria"/>
+          <w:bCs/>
+          <w:sz w:val="24"/>
+          <w:szCs w:val="24"/>
+        </w:rPr>
+        <w:t>includes:</w:t>
+      </w:r>
+      <w:proofErr w:type="gramEnd"/>
+      <w:r>
+        <w:rPr>
+          <w:rFonts w:ascii="Cambria" w:hAnsi="Cambria"/>
+          <w:bCs/>
+          <w:sz w:val="24"/>
+          <w:szCs w:val="24"/>
+        </w:rPr>
+        <w:t xml:space="preserve">  Basic Statistics, Per Base Sequence Quality, Per Sequence Quality Scores, </w:t>
       </w:r>
       <w:proofErr w:type="spellStart"/>
       <w:r>
@@ -2655,7 +2675,27 @@
           <w:sz w:val="24"/>
           <w:szCs w:val="24"/>
         </w:rPr>
-        <w:t xml:space="preserve"> examines two sources of sequencing errors associated with hybridization selection protocols. These errors are divided into two broad categories, pre-adapter and bait-bias. Pre-adapter errors can arise from laboratory manipulations of a sample damaged before library prep/adapter ligation (examples include sample degradation, or fixative treatments such as formalin in FFPE samples).   Bait-bias artifacts occur during or after the target selection step, and correlate with substitution rates that are 'biased', or higher for sites having one base on the reference/positive strand relative to sites having the complementary base on that strand. Most previous problematic samples have </w:t>
+        <w:t xml:space="preserve"> examines two sources of sequencing errors associated with hybridization selection protocols. These errors are divided into two broad categories, pre-adapter and bait-bias. Pre-adapter errors can arise from laboratory manipulations of a sample damaged before library prep/adapter ligation (examples include sample degradation, or fixative treatments such as formalin in FFPE samples).   Bait-bias artifacts occur during or after the target selection step, and correlate with substitution rates that are 'biased', or higher for sites having one </w:t>
+      </w:r>
+      <w:proofErr w:type="gramStart"/>
+      <w:r>
+        <w:rPr>
+          <w:rFonts w:ascii="Cambria" w:hAnsi="Cambria"/>
+          <w:bCs/>
+          <w:sz w:val="24"/>
+          <w:szCs w:val="24"/>
+        </w:rPr>
+        <w:t>base</w:t>
+      </w:r>
+      <w:proofErr w:type="gramEnd"/>
+      <w:r>
+        <w:rPr>
+          <w:rFonts w:ascii="Cambria" w:hAnsi="Cambria"/>
+          <w:bCs/>
+          <w:sz w:val="24"/>
+          <w:szCs w:val="24"/>
+        </w:rPr>
+        <w:t xml:space="preserve"> on the reference/positive strand relative to sites having the complementary base on that strand. Most previous problematic samples have </w:t>
       </w:r>
       <w:proofErr w:type="spellStart"/>
       <w:r>
@@ -3345,7 +3385,27 @@
           <w:sz w:val="24"/>
           <w:szCs w:val="24"/>
         </w:rPr>
-        <w:t xml:space="preserve"> reads ratio for all subjects </w:t>
+        <w:t xml:space="preserve"> reads </w:t>
+      </w:r>
+      <w:proofErr w:type="gramStart"/>
+      <w:r>
+        <w:rPr>
+          <w:rFonts w:ascii="Cambria" w:hAnsi="Cambria"/>
+          <w:b/>
+          <w:sz w:val="24"/>
+          <w:szCs w:val="24"/>
+        </w:rPr>
+        <w:t>ratio</w:t>
+      </w:r>
+      <w:proofErr w:type="gramEnd"/>
+      <w:r>
+        <w:rPr>
+          <w:rFonts w:ascii="Cambria" w:hAnsi="Cambria"/>
+          <w:b/>
+          <w:sz w:val="24"/>
+          <w:szCs w:val="24"/>
+        </w:rPr>
+        <w:t xml:space="preserve"> for all subjects </w:t>
       </w:r>
     </w:p>
     <w:p>
@@ -3397,14 +3457,25 @@
           <w:szCs w:val="24"/>
         </w:rPr>
       </w:pPr>
-      <w:r>
-        <w:rPr>
-          <w:rFonts w:ascii="Cambria" w:hAnsi="Cambria"/>
-          <w:bCs/>
-          <w:sz w:val="24"/>
-          <w:szCs w:val="24"/>
-        </w:rPr>
-        <w:t>LASER too</w:t>
+      <w:proofErr w:type="spellStart"/>
+      <w:r>
+        <w:rPr>
+          <w:rFonts w:ascii="Cambria" w:hAnsi="Cambria"/>
+          <w:bCs/>
+          <w:sz w:val="24"/>
+          <w:szCs w:val="24"/>
+        </w:rPr>
+        <w:t>fastNGSadmix</w:t>
+      </w:r>
+      <w:proofErr w:type="spellEnd"/>
+      <w:r>
+        <w:rPr>
+          <w:rFonts w:ascii="Cambria" w:hAnsi="Cambria"/>
+          <w:bCs/>
+          <w:sz w:val="24"/>
+          <w:szCs w:val="24"/>
+        </w:rPr>
+        <w:t xml:space="preserve"> too</w:t>
       </w:r>
       <w:r>
         <w:rPr>
@@ -3579,36 +3650,109 @@
           <w:sz w:val="24"/>
           <w:szCs w:val="24"/>
         </w:rPr>
-        <w:t>is used here to estimate individual ancestry by shotgun sequence reads without calling genotypes. LASER uses principal components analysis (PCA) and Procrustes analysis to analyze sequence reads of each sample and place the sample into a reference PCA space constructed using genotypes of a set of reference individuals. Here HGDP(Human Genome Diversity Project) data, including 632,958 autosomal SNPs loci for 938 unrelated individuals is used as reference panel.</w:t>
-      </w:r>
-    </w:p>
-    <w:p>
-      <w:pPr>
-        <w:rPr>
-          <w:rFonts w:ascii="Cambria" w:hAnsi="Cambria"/>
-          <w:b/>
-          <w:sz w:val="24"/>
-          <w:szCs w:val="24"/>
-        </w:rPr>
-      </w:pPr>
-    </w:p>
-    <w:p>
-      <w:pPr>
-        <w:rPr>
-          <w:rFonts w:ascii="Cambria" w:hAnsi="Cambria"/>
-          <w:b/>
-          <w:sz w:val="24"/>
-          <w:szCs w:val="24"/>
-        </w:rPr>
-      </w:pPr>
-      <w:r>
-        <w:rPr>
-          <w:rFonts w:ascii="Cambria" w:hAnsi="Cambria"/>
-          <w:b/>
-          <w:sz w:val="24"/>
-          <w:szCs w:val="24"/>
-        </w:rPr>
-        <w:t>Figure 9. Ancestry estimation for all subjects has not been found in the document</w:t>
+        <w:t xml:space="preserve">is used here to estimate individual ancestry by shotgun sequence reads without calling genotypes. </w:t>
+      </w:r>
+      <w:proofErr w:type="spellStart"/>
+      <w:r>
+        <w:rPr>
+          <w:rFonts w:ascii="Cambria" w:hAnsi="Cambria"/>
+          <w:bCs/>
+          <w:sz w:val="24"/>
+          <w:szCs w:val="24"/>
+        </w:rPr>
+        <w:t>fastNGSadmix</w:t>
+      </w:r>
+      <w:proofErr w:type="spellEnd"/>
+      <w:r>
+        <w:rPr>
+          <w:rFonts w:ascii="Cambria" w:hAnsi="Cambria"/>
+          <w:bCs/>
+          <w:sz w:val="24"/>
+          <w:szCs w:val="24"/>
+        </w:rPr>
+        <w:t xml:space="preserve"> uses principal components analysis (PCA) and Procrustes analysis to analyze sequence reads of each sample and place the sample into a reference PCA space constructed using genotypes of a set of reference individuals. Here </w:t>
+      </w:r>
+      <w:r>
+        <w:rPr>
+          <w:rFonts w:ascii="Cambria" w:hAnsi="Cambria"/>
+          <w:bCs/>
+          <w:sz w:val="24"/>
+          <w:szCs w:val="24"/>
+        </w:rPr>
+        <w:t xml:space="preserve">1KG </w:t>
+      </w:r>
+      <w:r>
+        <w:rPr>
+          <w:rFonts w:ascii="Cambria" w:hAnsi="Cambria"/>
+          <w:bCs/>
+          <w:sz w:val="24"/>
+          <w:szCs w:val="24"/>
+        </w:rPr>
+        <w:t>(</w:t>
+      </w:r>
+      <w:r>
+        <w:rPr>
+          <w:rFonts w:ascii="Cambria" w:hAnsi="Cambria"/>
+          <w:bCs/>
+          <w:sz w:val="24"/>
+          <w:szCs w:val="24"/>
+        </w:rPr>
+        <w:t>One Thousand Genome Pr</w:t>
+      </w:r>
+      <w:r>
+        <w:rPr>
+          <w:rFonts w:ascii="Cambria" w:hAnsi="Cambria"/>
+          <w:bCs/>
+          <w:sz w:val="24"/>
+          <w:szCs w:val="24"/>
+        </w:rPr>
+        <w:t>oject) data is used as reference panel</w:t>
+      </w:r>
+      <w:r>
+        <w:rPr>
+          <w:rFonts w:ascii="Cambria" w:hAnsi="Cambria"/>
+          <w:bCs/>
+          <w:sz w:val="24"/>
+          <w:szCs w:val="24"/>
+        </w:rPr>
+        <w:t>.</w:t>
+      </w:r>
+    </w:p>
+    <w:p>
+      <w:pPr>
+        <w:rPr>
+          <w:rFonts w:ascii="Cambria" w:hAnsi="Cambria"/>
+          <w:b/>
+          <w:sz w:val="24"/>
+          <w:szCs w:val="24"/>
+        </w:rPr>
+      </w:pPr>
+      <w:r>
+        <w:rPr>
+          <w:rFonts w:ascii="Cambria" w:hAnsi="Cambria"/>
+          <w:b/>
+          <w:sz w:val="24"/>
+          <w:szCs w:val="24"/>
+        </w:rPr>
+        <w:t xml:space="preserve">Figure 9. </w:t>
+      </w:r>
+      <w:r>
+        <w:rPr>
+          <w:rFonts w:ascii="Cambria" w:hAnsi="Cambria"/>
+          <w:b/>
+          <w:sz w:val="24"/>
+          <w:szCs w:val="24"/>
+        </w:rPr>
+        <w:t>Ancestry e</w:t>
+      </w:r>
+      <w:r>
+        <w:rPr>
+          <w:rFonts w:ascii="Cambria" w:hAnsi="Cambria"/>
+          <w:b/>
+          <w:sz w:val="24"/>
+          <w:szCs w:val="24"/>
+        </w:rPr>
+        <w:t>stimation for all subjects has not been found in the document</w:t>
       </w:r>
       <w:r>
         <w:rPr>
@@ -3646,6 +3790,7 @@
           <w:sz w:val="24"/>
           <w:szCs w:val="24"/>
         </w:rPr>
+        <w:lastRenderedPageBreak/>
         <w:t xml:space="preserve">For visualization of each disease group or controls, please refer to build directory: </w:t>
       </w:r>
     </w:p>
@@ -3771,16 +3916,36 @@
           <w:sz w:val="24"/>
           <w:szCs w:val="24"/>
         </w:rPr>
-        <w:t xml:space="preserve"> and missing call rate </w:t>
-      </w:r>
-      <w:r>
-        <w:rPr>
-          <w:rFonts w:ascii="Cambria" w:hAnsi="Cambria"/>
-          <w:bCs/>
-          <w:sz w:val="24"/>
-          <w:szCs w:val="24"/>
-        </w:rPr>
-        <w:t xml:space="preserve"> for each disease group.  Group separated base change plots are available at </w:t>
+        <w:t xml:space="preserve"> and missing call </w:t>
+      </w:r>
+      <w:proofErr w:type="gramStart"/>
+      <w:r>
+        <w:rPr>
+          <w:rFonts w:ascii="Cambria" w:hAnsi="Cambria"/>
+          <w:bCs/>
+          <w:sz w:val="24"/>
+          <w:szCs w:val="24"/>
+        </w:rPr>
+        <w:t xml:space="preserve">rate </w:t>
+      </w:r>
+      <w:r>
+        <w:rPr>
+          <w:rFonts w:ascii="Cambria" w:hAnsi="Cambria"/>
+          <w:bCs/>
+          <w:sz w:val="24"/>
+          <w:szCs w:val="24"/>
+        </w:rPr>
+        <w:t xml:space="preserve"> for</w:t>
+      </w:r>
+      <w:proofErr w:type="gramEnd"/>
+      <w:r>
+        <w:rPr>
+          <w:rFonts w:ascii="Cambria" w:hAnsi="Cambria"/>
+          <w:bCs/>
+          <w:sz w:val="24"/>
+          <w:szCs w:val="24"/>
+        </w:rPr>
+        <w:t xml:space="preserve"> each disease group.  Group separated base change plots are available at </w:t>
       </w:r>
       <w:hyperlink r:id="rId8" w:history="1"/>
     </w:p>
@@ -3807,7 +3972,10 @@
       <w:pPr>
         <w:ind w:left="-4" w:right="1394"/>
         <w:rPr>
-          <w:color w:val="000000" w:themeColor="text1"/>
+          <w:rFonts w:ascii="Cambria" w:hAnsi="Cambria"/>
+          <w:b/>
+          <w:sz w:val="24"/>
+          <w:szCs w:val="24"/>
         </w:rPr>
       </w:pPr>
       <w:r>
@@ -3865,59 +4033,83 @@
         </w:rPr>
         <w:t xml:space="preserve"> </w:t>
       </w:r>
-    </w:p>
-    <w:p>
-      <w:pPr>
-        <w:spacing w:after="176" w:line="259" w:lineRule="auto"/>
-        <w:ind w:left="1"/>
-        <w:rPr>
-          <w:color w:val="000000" w:themeColor="text1"/>
-        </w:rPr>
-      </w:pPr>
       <w:r>
         <w:rPr>
           <w:color w:val="000000" w:themeColor="text1"/>
         </w:rPr>
         <w:t xml:space="preserve"> </w:t>
       </w:r>
-    </w:p>
-    <w:p>
-      <w:pPr>
-        <w:rPr>
-          <w:rFonts w:ascii="Cambria" w:hAnsi="Cambria"/>
-          <w:b/>
-          <w:sz w:val="24"/>
-          <w:szCs w:val="24"/>
-        </w:rPr>
-      </w:pPr>
-      <w:r>
-        <w:rPr>
-          <w:rFonts w:ascii="Cambria" w:hAnsi="Cambria"/>
-          <w:b/>
-          <w:sz w:val="24"/>
-          <w:szCs w:val="24"/>
+      <w:r>
+        <w:rPr>
+          <w:rFonts w:ascii="Cambria" w:hAnsi="Cambria"/>
+          <w:bCs/>
+          <w:sz w:val="24"/>
+          <w:szCs w:val="24"/>
+        </w:rPr>
+        <w:t>Base change table for all samples are available at</w:t>
+      </w:r>
+      <w:r>
+        <w:rPr>
+          <w:color w:val="000000" w:themeColor="text1"/>
         </w:rPr>
         <w:t xml:space="preserve"> </w:t>
       </w:r>
-    </w:p>
-    <w:p>
-      <w:pPr>
-        <w:rPr>
-          <w:rFonts w:ascii="Cambria" w:hAnsi="Cambria"/>
-          <w:b/>
-          <w:sz w:val="24"/>
-          <w:szCs w:val="24"/>
-        </w:rPr>
-      </w:pPr>
-      <w:r>
-        <w:rPr>
-          <w:rFonts w:ascii="Cambria" w:hAnsi="Cambria"/>
-          <w:b/>
-          <w:sz w:val="24"/>
-          <w:szCs w:val="24"/>
-        </w:rPr>
-        <w:t xml:space="preserve">  </w:t>
-      </w:r>
+      <w:r>
+        <w:rPr>
+          <w:rFonts w:ascii="Cambria" w:hAnsi="Cambria"/>
+          <w:b/>
+          <w:sz w:val="24"/>
+          <w:szCs w:val="24"/>
+        </w:rPr>
+        <w:t xml:space="preserve"> </w:t>
+      </w:r>
+      <w:r>
+        <w:rPr>
+          <w:rFonts w:ascii="Cambria" w:hAnsi="Cambria"/>
+          <w:b/>
+          <w:sz w:val="24"/>
+          <w:szCs w:val="24"/>
+        </w:rPr>
+        <w:t xml:space="preserve"> </w:t>
+      </w:r>
+    </w:p>
+    <w:p>
+      <w:pPr>
+        <w:rPr>
+          <w:rFonts w:ascii="Cambria" w:hAnsi="Cambria"/>
+          <w:b/>
+          <w:sz w:val="24"/>
+          <w:szCs w:val="24"/>
+        </w:rPr>
+      </w:pPr>
+      <w:r>
+        <w:rPr>
+          <w:rFonts w:ascii="Cambria" w:hAnsi="Cambria"/>
+          <w:b/>
+          <w:sz w:val="24"/>
+          <w:szCs w:val="24"/>
+        </w:rPr>
+        <w:t>BASECHANGE TABLE</w:t>
+      </w:r>
+      <w:r>
+        <w:rPr>
+          <w:rFonts w:ascii="Cambria" w:hAnsi="Cambria"/>
+          <w:b/>
+          <w:sz w:val="24"/>
+          <w:szCs w:val="24"/>
+        </w:rPr>
+        <w:t xml:space="preserve"> </w:t>
+      </w:r>
+    </w:p>
+    <w:p>
+      <w:pPr>
+        <w:rPr>
+          <w:rFonts w:ascii="Cambria" w:hAnsi="Cambria"/>
+          <w:b/>
+          <w:sz w:val="24"/>
+          <w:szCs w:val="24"/>
+        </w:rPr>
+      </w:pPr>
     </w:p>
     <w:p>
       <w:pPr>
@@ -4061,66 +4253,66 @@
           <w:sz w:val="24"/>
           <w:szCs w:val="24"/>
         </w:rPr>
+        <w:t xml:space="preserve">Figure 10b. Ensemble filtered variant </w:t>
+      </w:r>
+      <w:proofErr w:type="spellStart"/>
+      <w:r>
+        <w:rPr>
+          <w:rFonts w:ascii="Cambria" w:hAnsi="Cambria"/>
+          <w:b/>
+          <w:sz w:val="24"/>
+          <w:szCs w:val="24"/>
+        </w:rPr>
+        <w:t>ti</w:t>
+      </w:r>
+      <w:proofErr w:type="spellEnd"/>
+      <w:r>
+        <w:rPr>
+          <w:rFonts w:ascii="Cambria" w:hAnsi="Cambria"/>
+          <w:b/>
+          <w:sz w:val="24"/>
+          <w:szCs w:val="24"/>
+        </w:rPr>
+        <w:t xml:space="preserve">/tv ratio by sample (samples are sorted alphabetically). Variants are filtered by ensemble majority voting, </w:t>
+      </w:r>
+      <w:proofErr w:type="spellStart"/>
+      <w:r>
+        <w:rPr>
+          <w:rFonts w:ascii="Cambria" w:hAnsi="Cambria"/>
+          <w:b/>
+          <w:sz w:val="24"/>
+          <w:szCs w:val="24"/>
+        </w:rPr>
+        <w:t>capturekit</w:t>
+      </w:r>
+      <w:proofErr w:type="spellEnd"/>
+      <w:r>
+        <w:rPr>
+          <w:rFonts w:ascii="Cambria" w:hAnsi="Cambria"/>
+          <w:b/>
+          <w:sz w:val="24"/>
+          <w:szCs w:val="24"/>
+        </w:rPr>
+        <w:t xml:space="preserve"> intersection region filter. </w:t>
+      </w:r>
+    </w:p>
+    <w:p>
+      <w:pPr>
+        <w:rPr>
+          <w:rFonts w:ascii="Cambria" w:hAnsi="Cambria"/>
+          <w:b/>
+          <w:sz w:val="24"/>
+          <w:szCs w:val="24"/>
+        </w:rPr>
+      </w:pPr>
+      <w:r>
+        <w:rPr>
+          <w:rFonts w:ascii="Cambria" w:hAnsi="Cambria"/>
+          <w:b/>
+          <w:sz w:val="24"/>
+          <w:szCs w:val="24"/>
+        </w:rPr>
         <w:lastRenderedPageBreak/>
-        <w:t xml:space="preserve">Figure 10b. Ensemble filtered variant </w:t>
-      </w:r>
-      <w:proofErr w:type="spellStart"/>
-      <w:r>
-        <w:rPr>
-          <w:rFonts w:ascii="Cambria" w:hAnsi="Cambria"/>
-          <w:b/>
-          <w:sz w:val="24"/>
-          <w:szCs w:val="24"/>
-        </w:rPr>
-        <w:t>ti</w:t>
-      </w:r>
-      <w:proofErr w:type="spellEnd"/>
-      <w:r>
-        <w:rPr>
-          <w:rFonts w:ascii="Cambria" w:hAnsi="Cambria"/>
-          <w:b/>
-          <w:sz w:val="24"/>
-          <w:szCs w:val="24"/>
-        </w:rPr>
-        <w:t xml:space="preserve">/tv ratio by sample (samples are sorted alphabetically). Variants are filtered by ensemble majority voting, </w:t>
-      </w:r>
-      <w:proofErr w:type="spellStart"/>
-      <w:r>
-        <w:rPr>
-          <w:rFonts w:ascii="Cambria" w:hAnsi="Cambria"/>
-          <w:b/>
-          <w:sz w:val="24"/>
-          <w:szCs w:val="24"/>
-        </w:rPr>
-        <w:t>capturekit</w:t>
-      </w:r>
-      <w:proofErr w:type="spellEnd"/>
-      <w:r>
-        <w:rPr>
-          <w:rFonts w:ascii="Cambria" w:hAnsi="Cambria"/>
-          <w:b/>
-          <w:sz w:val="24"/>
-          <w:szCs w:val="24"/>
-        </w:rPr>
-        <w:t xml:space="preserve"> intersection region filter. </w:t>
-      </w:r>
-    </w:p>
-    <w:p>
-      <w:pPr>
-        <w:rPr>
-          <w:rFonts w:ascii="Cambria" w:hAnsi="Cambria"/>
-          <w:b/>
-          <w:sz w:val="24"/>
-          <w:szCs w:val="24"/>
-        </w:rPr>
-      </w:pPr>
-      <w:r>
-        <w:rPr>
-          <w:rFonts w:ascii="Cambria" w:hAnsi="Cambria"/>
-          <w:b/>
-          <w:sz w:val="24"/>
-          <w:szCs w:val="24"/>
-        </w:rPr>
         <w:t xml:space="preserve"> </w:t>
       </w:r>
     </w:p>
@@ -4467,8 +4659,13 @@
             <w:tcW w:w="3114" w:type="dxa"/>
           </w:tcPr>
           <w:p>
-            <w:r>
-              <w:t>3nd Degree</w:t>
+            <w:proofErr w:type="gramStart"/>
+            <w:r>
+              <w:t>3nd</w:t>
+            </w:r>
+            <w:proofErr w:type="gramEnd"/>
+            <w:r>
+              <w:t xml:space="preserve"> Degree</w:t>
             </w:r>
           </w:p>
         </w:tc>
@@ -4574,7 +4771,6 @@
           <w:sz w:val="24"/>
           <w:szCs w:val="24"/>
         </w:rPr>
-        <w:lastRenderedPageBreak/>
         <w:t>Figure 1</w:t>
       </w:r>
       <w:r>
@@ -4945,33 +5141,26 @@
           <w:color w:val="000000" w:themeColor="text1"/>
         </w:rPr>
         <w:tab/>
-        <w:t xml:space="preserve">Wang, C., Zhan, X., Liang, L., Abecasis, G. R. &amp; Lin, X. Improved ancestry estimation for both genotyping and sequencing data using projection procrustes analysis and genotype imputation. </w:t>
-      </w:r>
-      <w:r>
-        <w:rPr>
-          <w:i/>
-          <w:color w:val="000000" w:themeColor="text1"/>
-        </w:rPr>
-        <w:t>Am J Hum Genet</w:t>
-      </w:r>
-      <w:r>
-        <w:rPr>
-          <w:color w:val="000000" w:themeColor="text1"/>
-        </w:rPr>
-        <w:t xml:space="preserve"> </w:t>
-      </w:r>
-      <w:r>
-        <w:rPr>
-          <w:b/>
-          <w:color w:val="000000" w:themeColor="text1"/>
-        </w:rPr>
-        <w:t>96</w:t>
-      </w:r>
-      <w:r>
-        <w:rPr>
-          <w:color w:val="000000" w:themeColor="text1"/>
-        </w:rPr>
-        <w:t>, 926-937, doi:10.1016/j.ajhg.2015.04.018 (2015).</w:t>
+      </w:r>
+      <w:r>
+        <w:rPr>
+          <w:color w:val="000000" w:themeColor="text1"/>
+        </w:rPr>
+        <w:t xml:space="preserve">Emil Jørsboe, Kristian Hanghøj, Anders Albrechtsen, fastNGSadmix: admixture proportions and principal component analysis of a single NGS sample, Bioinformatics, Volume 33, Issue 19, October 2017, Pages 3148–3150, </w:t>
+      </w:r>
+      <w:hyperlink r:id="rId9" w:history="1">
+        <w:r>
+          <w:rPr>
+            <w:color w:val="000000" w:themeColor="text1"/>
+          </w:rPr>
+          <w:t>https://doi.org/10.1093/bioinformatics/btx474</w:t>
+        </w:r>
+      </w:hyperlink>
+      <w:r>
+        <w:rPr>
+          <w:color w:val="000000" w:themeColor="text1"/>
+        </w:rPr>
+        <w:t xml:space="preserve"> (2017).</w:t>
       </w:r>
     </w:p>
     <w:p>
@@ -5301,9 +5490,9 @@
       </w:r>
     </w:p>
     <w:sectPr>
-      <w:headerReference w:type="default" r:id="rId9"/>
-      <w:footerReference w:type="even" r:id="rId10"/>
-      <w:footerReference w:type="default" r:id="rId11"/>
+      <w:headerReference w:type="default" r:id="rId10"/>
+      <w:footerReference w:type="even" r:id="rId11"/>
+      <w:footerReference w:type="default" r:id="rId12"/>
       <w:pgSz w:w="12240" w:h="15840"/>
       <w:pgMar w:top="1440" w:right="1800" w:bottom="1440" w:left="1800" w:header="720" w:footer="720" w:gutter="0"/>
       <w:cols w:space="720"/>
@@ -5314,7 +5503,7 @@
 </file>
 
 <file path=word/endnotes.xml><?xml version="1.0" encoding="utf-8"?>
-<w:endnotes xmlns:wpc="http://schemas.microsoft.com/office/word/2010/wordprocessingCanvas" xmlns:cx="http://schemas.microsoft.com/office/drawing/2014/chartex" xmlns:cx1="http://schemas.microsoft.com/office/drawing/2015/9/8/chartex" xmlns:cx2="http://schemas.microsoft.com/office/drawing/2015/10/21/chartex" xmlns:cx3="http://schemas.microsoft.com/office/drawing/2016/5/9/chartex" xmlns:cx4="http://schemas.microsoft.com/office/drawing/2016/5/10/chartex" xmlns:cx5="http://schemas.microsoft.com/office/drawing/2016/5/11/chartex" xmlns:cx6="http://schemas.microsoft.com/office/drawing/2016/5/12/chartex" xmlns:cx7="http://schemas.microsoft.com/office/drawing/2016/5/13/chartex" xmlns:cx8="http://schemas.microsoft.com/office/drawing/2016/5/14/chartex" xmlns:mc="http://schemas.openxmlformats.org/markup-compatibility/2006" xmlns:aink="http://schemas.microsoft.com/office/drawing/2016/ink" xmlns:am3d="http://schemas.microsoft.com/office/drawing/2017/model3d" xmlns:o="urn:schemas-microsoft-com:office:office" xmlns:oel="http://schemas.microsoft.com/office/2019/extlst" xmlns:r="http://schemas.openxmlformats.org/officeDocument/2006/relationships" xmlns:m="http://schemas.openxmlformats.org/officeDocument/2006/math" xmlns:v="urn:schemas-microsoft-com:vml" xmlns:wp14="http://schemas.microsoft.com/office/word/2010/wordprocessingDrawing" xmlns:wp="http://schemas.openxmlformats.org/drawingml/2006/wordprocessingDrawing" xmlns:w10="urn:schemas-microsoft-com:office:word" xmlns:w="http://schemas.openxmlformats.org/wordprocessingml/2006/main" xmlns:w14="http://schemas.microsoft.com/office/word/2010/wordml" xmlns:w15="http://schemas.microsoft.com/office/word/2012/wordml" xmlns:w16cex="http://schemas.microsoft.com/office/word/2018/wordml/cex" xmlns:w16cid="http://schemas.microsoft.com/office/word/2016/wordml/cid" xmlns:w16="http://schemas.microsoft.com/office/word/2018/wordml" xmlns:w16sdtdh="http://schemas.microsoft.com/office/word/2020/wordml/sdtdatahash" xmlns:w16se="http://schemas.microsoft.com/office/word/2015/wordml/symex" xmlns:wpg="http://schemas.microsoft.com/office/word/2010/wordprocessingGroup" xmlns:wpi="http://schemas.microsoft.com/office/word/2010/wordprocessingInk" xmlns:wne="http://schemas.microsoft.com/office/word/2006/wordml" xmlns:wps="http://schemas.microsoft.com/office/word/2010/wordprocessingShape" mc:Ignorable="w14 w15 w16se w16cid w16 w16cex w16sdtdh wp14">
+<w:endnotes xmlns:wpc="http://schemas.microsoft.com/office/word/2010/wordprocessingCanvas" xmlns:cx="http://schemas.microsoft.com/office/drawing/2014/chartex" xmlns:cx1="http://schemas.microsoft.com/office/drawing/2015/9/8/chartex" xmlns:cx2="http://schemas.microsoft.com/office/drawing/2015/10/21/chartex" xmlns:cx3="http://schemas.microsoft.com/office/drawing/2016/5/9/chartex" xmlns:cx4="http://schemas.microsoft.com/office/drawing/2016/5/10/chartex" xmlns:cx5="http://schemas.microsoft.com/office/drawing/2016/5/11/chartex" xmlns:cx6="http://schemas.microsoft.com/office/drawing/2016/5/12/chartex" xmlns:cx7="http://schemas.microsoft.com/office/drawing/2016/5/13/chartex" xmlns:cx8="http://schemas.microsoft.com/office/drawing/2016/5/14/chartex" xmlns:mc="http://schemas.openxmlformats.org/markup-compatibility/2006" xmlns:aink="http://schemas.microsoft.com/office/drawing/2016/ink" xmlns:am3d="http://schemas.microsoft.com/office/drawing/2017/model3d" xmlns:o="urn:schemas-microsoft-com:office:office" xmlns:oel="http://schemas.microsoft.com/office/2019/extlst" xmlns:r="http://schemas.openxmlformats.org/officeDocument/2006/relationships" xmlns:m="http://schemas.openxmlformats.org/officeDocument/2006/math" xmlns:v="urn:schemas-microsoft-com:vml" xmlns:wp14="http://schemas.microsoft.com/office/word/2010/wordprocessingDrawing" xmlns:wp="http://schemas.openxmlformats.org/drawingml/2006/wordprocessingDrawing" xmlns:w10="urn:schemas-microsoft-com:office:word" xmlns:w="http://schemas.openxmlformats.org/wordprocessingml/2006/main" xmlns:w14="http://schemas.microsoft.com/office/word/2010/wordml" xmlns:w15="http://schemas.microsoft.com/office/word/2012/wordml" xmlns:w16cex="http://schemas.microsoft.com/office/word/2018/wordml/cex" xmlns:w16cid="http://schemas.microsoft.com/office/word/2016/wordml/cid" xmlns:w16="http://schemas.microsoft.com/office/word/2018/wordml" xmlns:w16du="http://schemas.microsoft.com/office/word/2023/wordml/word16du" xmlns:w16sdtdh="http://schemas.microsoft.com/office/word/2020/wordml/sdtdatahash" xmlns:w16se="http://schemas.microsoft.com/office/word/2015/wordml/symex" xmlns:wpg="http://schemas.microsoft.com/office/word/2010/wordprocessingGroup" xmlns:wpi="http://schemas.microsoft.com/office/word/2010/wordprocessingInk" xmlns:wne="http://schemas.microsoft.com/office/word/2006/wordml" xmlns:wps="http://schemas.microsoft.com/office/word/2010/wordprocessingShape" mc:Ignorable="w14 w15 w16se w16cid w16 w16cex w16sdtdh w16du wp14">
   <w:endnote w:type="separator" w:id="-1">
     <w:p>
       <w:pPr>
@@ -5339,7 +5528,7 @@
 </file>
 
 <file path=word/footer1.xml><?xml version="1.0" encoding="utf-8"?>
-<w:ftr xmlns:wpc="http://schemas.microsoft.com/office/word/2010/wordprocessingCanvas" xmlns:cx="http://schemas.microsoft.com/office/drawing/2014/chartex" xmlns:cx1="http://schemas.microsoft.com/office/drawing/2015/9/8/chartex" xmlns:cx2="http://schemas.microsoft.com/office/drawing/2015/10/21/chartex" xmlns:cx3="http://schemas.microsoft.com/office/drawing/2016/5/9/chartex" xmlns:cx4="http://schemas.microsoft.com/office/drawing/2016/5/10/chartex" xmlns:cx5="http://schemas.microsoft.com/office/drawing/2016/5/11/chartex" xmlns:cx6="http://schemas.microsoft.com/office/drawing/2016/5/12/chartex" xmlns:cx7="http://schemas.microsoft.com/office/drawing/2016/5/13/chartex" xmlns:cx8="http://schemas.microsoft.com/office/drawing/2016/5/14/chartex" xmlns:mc="http://schemas.openxmlformats.org/markup-compatibility/2006" xmlns:aink="http://schemas.microsoft.com/office/drawing/2016/ink" xmlns:am3d="http://schemas.microsoft.com/office/drawing/2017/model3d" xmlns:o="urn:schemas-microsoft-com:office:office" xmlns:oel="http://schemas.microsoft.com/office/2019/extlst" xmlns:r="http://schemas.openxmlformats.org/officeDocument/2006/relationships" xmlns:m="http://schemas.openxmlformats.org/officeDocument/2006/math" xmlns:v="urn:schemas-microsoft-com:vml" xmlns:wp14="http://schemas.microsoft.com/office/word/2010/wordprocessingDrawing" xmlns:wp="http://schemas.openxmlformats.org/drawingml/2006/wordprocessingDrawing" xmlns:w10="urn:schemas-microsoft-com:office:word" xmlns:w="http://schemas.openxmlformats.org/wordprocessingml/2006/main" xmlns:w14="http://schemas.microsoft.com/office/word/2010/wordml" xmlns:w15="http://schemas.microsoft.com/office/word/2012/wordml" xmlns:w16cex="http://schemas.microsoft.com/office/word/2018/wordml/cex" xmlns:w16cid="http://schemas.microsoft.com/office/word/2016/wordml/cid" xmlns:w16="http://schemas.microsoft.com/office/word/2018/wordml" xmlns:w16sdtdh="http://schemas.microsoft.com/office/word/2020/wordml/sdtdatahash" xmlns:w16se="http://schemas.microsoft.com/office/word/2015/wordml/symex" xmlns:wpg="http://schemas.microsoft.com/office/word/2010/wordprocessingGroup" xmlns:wpi="http://schemas.microsoft.com/office/word/2010/wordprocessingInk" xmlns:wne="http://schemas.microsoft.com/office/word/2006/wordml" xmlns:wps="http://schemas.microsoft.com/office/word/2010/wordprocessingShape" mc:Ignorable="w14 w15 w16se w16cid w16 w16cex w16sdtdh wp14">
+<w:ftr xmlns:wpc="http://schemas.microsoft.com/office/word/2010/wordprocessingCanvas" xmlns:cx="http://schemas.microsoft.com/office/drawing/2014/chartex" xmlns:cx1="http://schemas.microsoft.com/office/drawing/2015/9/8/chartex" xmlns:cx2="http://schemas.microsoft.com/office/drawing/2015/10/21/chartex" xmlns:cx3="http://schemas.microsoft.com/office/drawing/2016/5/9/chartex" xmlns:cx4="http://schemas.microsoft.com/office/drawing/2016/5/10/chartex" xmlns:cx5="http://schemas.microsoft.com/office/drawing/2016/5/11/chartex" xmlns:cx6="http://schemas.microsoft.com/office/drawing/2016/5/12/chartex" xmlns:cx7="http://schemas.microsoft.com/office/drawing/2016/5/13/chartex" xmlns:cx8="http://schemas.microsoft.com/office/drawing/2016/5/14/chartex" xmlns:mc="http://schemas.openxmlformats.org/markup-compatibility/2006" xmlns:aink="http://schemas.microsoft.com/office/drawing/2016/ink" xmlns:am3d="http://schemas.microsoft.com/office/drawing/2017/model3d" xmlns:o="urn:schemas-microsoft-com:office:office" xmlns:oel="http://schemas.microsoft.com/office/2019/extlst" xmlns:r="http://schemas.openxmlformats.org/officeDocument/2006/relationships" xmlns:m="http://schemas.openxmlformats.org/officeDocument/2006/math" xmlns:v="urn:schemas-microsoft-com:vml" xmlns:wp14="http://schemas.microsoft.com/office/word/2010/wordprocessingDrawing" xmlns:wp="http://schemas.openxmlformats.org/drawingml/2006/wordprocessingDrawing" xmlns:w10="urn:schemas-microsoft-com:office:word" xmlns:w="http://schemas.openxmlformats.org/wordprocessingml/2006/main" xmlns:w14="http://schemas.microsoft.com/office/word/2010/wordml" xmlns:w15="http://schemas.microsoft.com/office/word/2012/wordml" xmlns:w16cex="http://schemas.microsoft.com/office/word/2018/wordml/cex" xmlns:w16cid="http://schemas.microsoft.com/office/word/2016/wordml/cid" xmlns:w16="http://schemas.microsoft.com/office/word/2018/wordml" xmlns:w16du="http://schemas.microsoft.com/office/word/2023/wordml/word16du" xmlns:w16sdtdh="http://schemas.microsoft.com/office/word/2020/wordml/sdtdatahash" xmlns:w16se="http://schemas.microsoft.com/office/word/2015/wordml/symex" xmlns:wpg="http://schemas.microsoft.com/office/word/2010/wordprocessingGroup" xmlns:wpi="http://schemas.microsoft.com/office/word/2010/wordprocessingInk" xmlns:wne="http://schemas.microsoft.com/office/word/2006/wordml" xmlns:wps="http://schemas.microsoft.com/office/word/2010/wordprocessingShape" mc:Ignorable="w14 w15 w16se w16cid w16 w16cex w16sdtdh w16du wp14">
   <w:p>
     <w:pPr>
       <w:pStyle w:val="Footer"/>
@@ -5376,7 +5565,7 @@
 </file>
 
 <file path=word/footer2.xml><?xml version="1.0" encoding="utf-8"?>
-<w:ftr xmlns:wpc="http://schemas.microsoft.com/office/word/2010/wordprocessingCanvas" xmlns:cx="http://schemas.microsoft.com/office/drawing/2014/chartex" xmlns:cx1="http://schemas.microsoft.com/office/drawing/2015/9/8/chartex" xmlns:cx2="http://schemas.microsoft.com/office/drawing/2015/10/21/chartex" xmlns:cx3="http://schemas.microsoft.com/office/drawing/2016/5/9/chartex" xmlns:cx4="http://schemas.microsoft.com/office/drawing/2016/5/10/chartex" xmlns:cx5="http://schemas.microsoft.com/office/drawing/2016/5/11/chartex" xmlns:cx6="http://schemas.microsoft.com/office/drawing/2016/5/12/chartex" xmlns:cx7="http://schemas.microsoft.com/office/drawing/2016/5/13/chartex" xmlns:cx8="http://schemas.microsoft.com/office/drawing/2016/5/14/chartex" xmlns:mc="http://schemas.openxmlformats.org/markup-compatibility/2006" xmlns:aink="http://schemas.microsoft.com/office/drawing/2016/ink" xmlns:am3d="http://schemas.microsoft.com/office/drawing/2017/model3d" xmlns:o="urn:schemas-microsoft-com:office:office" xmlns:oel="http://schemas.microsoft.com/office/2019/extlst" xmlns:r="http://schemas.openxmlformats.org/officeDocument/2006/relationships" xmlns:m="http://schemas.openxmlformats.org/officeDocument/2006/math" xmlns:v="urn:schemas-microsoft-com:vml" xmlns:wp14="http://schemas.microsoft.com/office/word/2010/wordprocessingDrawing" xmlns:wp="http://schemas.openxmlformats.org/drawingml/2006/wordprocessingDrawing" xmlns:w10="urn:schemas-microsoft-com:office:word" xmlns:w="http://schemas.openxmlformats.org/wordprocessingml/2006/main" xmlns:w14="http://schemas.microsoft.com/office/word/2010/wordml" xmlns:w15="http://schemas.microsoft.com/office/word/2012/wordml" xmlns:w16cex="http://schemas.microsoft.com/office/word/2018/wordml/cex" xmlns:w16cid="http://schemas.microsoft.com/office/word/2016/wordml/cid" xmlns:w16="http://schemas.microsoft.com/office/word/2018/wordml" xmlns:w16sdtdh="http://schemas.microsoft.com/office/word/2020/wordml/sdtdatahash" xmlns:w16se="http://schemas.microsoft.com/office/word/2015/wordml/symex" xmlns:wpg="http://schemas.microsoft.com/office/word/2010/wordprocessingGroup" xmlns:wpi="http://schemas.microsoft.com/office/word/2010/wordprocessingInk" xmlns:wne="http://schemas.microsoft.com/office/word/2006/wordml" xmlns:wps="http://schemas.microsoft.com/office/word/2010/wordprocessingShape" mc:Ignorable="w14 w15 w16se w16cid w16 w16cex w16sdtdh wp14">
+<w:ftr xmlns:wpc="http://schemas.microsoft.com/office/word/2010/wordprocessingCanvas" xmlns:cx="http://schemas.microsoft.com/office/drawing/2014/chartex" xmlns:cx1="http://schemas.microsoft.com/office/drawing/2015/9/8/chartex" xmlns:cx2="http://schemas.microsoft.com/office/drawing/2015/10/21/chartex" xmlns:cx3="http://schemas.microsoft.com/office/drawing/2016/5/9/chartex" xmlns:cx4="http://schemas.microsoft.com/office/drawing/2016/5/10/chartex" xmlns:cx5="http://schemas.microsoft.com/office/drawing/2016/5/11/chartex" xmlns:cx6="http://schemas.microsoft.com/office/drawing/2016/5/12/chartex" xmlns:cx7="http://schemas.microsoft.com/office/drawing/2016/5/13/chartex" xmlns:cx8="http://schemas.microsoft.com/office/drawing/2016/5/14/chartex" xmlns:mc="http://schemas.openxmlformats.org/markup-compatibility/2006" xmlns:aink="http://schemas.microsoft.com/office/drawing/2016/ink" xmlns:am3d="http://schemas.microsoft.com/office/drawing/2017/model3d" xmlns:o="urn:schemas-microsoft-com:office:office" xmlns:oel="http://schemas.microsoft.com/office/2019/extlst" xmlns:r="http://schemas.openxmlformats.org/officeDocument/2006/relationships" xmlns:m="http://schemas.openxmlformats.org/officeDocument/2006/math" xmlns:v="urn:schemas-microsoft-com:vml" xmlns:wp14="http://schemas.microsoft.com/office/word/2010/wordprocessingDrawing" xmlns:wp="http://schemas.openxmlformats.org/drawingml/2006/wordprocessingDrawing" xmlns:w10="urn:schemas-microsoft-com:office:word" xmlns:w="http://schemas.openxmlformats.org/wordprocessingml/2006/main" xmlns:w14="http://schemas.microsoft.com/office/word/2010/wordml" xmlns:w15="http://schemas.microsoft.com/office/word/2012/wordml" xmlns:w16cex="http://schemas.microsoft.com/office/word/2018/wordml/cex" xmlns:w16cid="http://schemas.microsoft.com/office/word/2016/wordml/cid" xmlns:w16="http://schemas.microsoft.com/office/word/2018/wordml" xmlns:w16du="http://schemas.microsoft.com/office/word/2023/wordml/word16du" xmlns:w16sdtdh="http://schemas.microsoft.com/office/word/2020/wordml/sdtdatahash" xmlns:w16se="http://schemas.microsoft.com/office/word/2015/wordml/symex" xmlns:wpg="http://schemas.microsoft.com/office/word/2010/wordprocessingGroup" xmlns:wpi="http://schemas.microsoft.com/office/word/2010/wordprocessingInk" xmlns:wne="http://schemas.microsoft.com/office/word/2006/wordml" xmlns:wps="http://schemas.microsoft.com/office/word/2010/wordprocessingShape" mc:Ignorable="w14 w15 w16se w16cid w16 w16cex w16sdtdh w16du wp14">
   <w:p>
     <w:pPr>
       <w:pStyle w:val="Footer"/>
@@ -5426,7 +5615,7 @@
 </file>
 
 <file path=word/footnotes.xml><?xml version="1.0" encoding="utf-8"?>
-<w:footnotes xmlns:wpc="http://schemas.microsoft.com/office/word/2010/wordprocessingCanvas" xmlns:cx="http://schemas.microsoft.com/office/drawing/2014/chartex" xmlns:cx1="http://schemas.microsoft.com/office/drawing/2015/9/8/chartex" xmlns:cx2="http://schemas.microsoft.com/office/drawing/2015/10/21/chartex" xmlns:cx3="http://schemas.microsoft.com/office/drawing/2016/5/9/chartex" xmlns:cx4="http://schemas.microsoft.com/office/drawing/2016/5/10/chartex" xmlns:cx5="http://schemas.microsoft.com/office/drawing/2016/5/11/chartex" xmlns:cx6="http://schemas.microsoft.com/office/drawing/2016/5/12/chartex" xmlns:cx7="http://schemas.microsoft.com/office/drawing/2016/5/13/chartex" xmlns:cx8="http://schemas.microsoft.com/office/drawing/2016/5/14/chartex" xmlns:mc="http://schemas.openxmlformats.org/markup-compatibility/2006" xmlns:aink="http://schemas.microsoft.com/office/drawing/2016/ink" xmlns:am3d="http://schemas.microsoft.com/office/drawing/2017/model3d" xmlns:o="urn:schemas-microsoft-com:office:office" xmlns:oel="http://schemas.microsoft.com/office/2019/extlst" xmlns:r="http://schemas.openxmlformats.org/officeDocument/2006/relationships" xmlns:m="http://schemas.openxmlformats.org/officeDocument/2006/math" xmlns:v="urn:schemas-microsoft-com:vml" xmlns:wp14="http://schemas.microsoft.com/office/word/2010/wordprocessingDrawing" xmlns:wp="http://schemas.openxmlformats.org/drawingml/2006/wordprocessingDrawing" xmlns:w10="urn:schemas-microsoft-com:office:word" xmlns:w="http://schemas.openxmlformats.org/wordprocessingml/2006/main" xmlns:w14="http://schemas.microsoft.com/office/word/2010/wordml" xmlns:w15="http://schemas.microsoft.com/office/word/2012/wordml" xmlns:w16cex="http://schemas.microsoft.com/office/word/2018/wordml/cex" xmlns:w16cid="http://schemas.microsoft.com/office/word/2016/wordml/cid" xmlns:w16="http://schemas.microsoft.com/office/word/2018/wordml" xmlns:w16sdtdh="http://schemas.microsoft.com/office/word/2020/wordml/sdtdatahash" xmlns:w16se="http://schemas.microsoft.com/office/word/2015/wordml/symex" xmlns:wpg="http://schemas.microsoft.com/office/word/2010/wordprocessingGroup" xmlns:wpi="http://schemas.microsoft.com/office/word/2010/wordprocessingInk" xmlns:wne="http://schemas.microsoft.com/office/word/2006/wordml" xmlns:wps="http://schemas.microsoft.com/office/word/2010/wordprocessingShape" mc:Ignorable="w14 w15 w16se w16cid w16 w16cex w16sdtdh wp14">
+<w:footnotes xmlns:wpc="http://schemas.microsoft.com/office/word/2010/wordprocessingCanvas" xmlns:cx="http://schemas.microsoft.com/office/drawing/2014/chartex" xmlns:cx1="http://schemas.microsoft.com/office/drawing/2015/9/8/chartex" xmlns:cx2="http://schemas.microsoft.com/office/drawing/2015/10/21/chartex" xmlns:cx3="http://schemas.microsoft.com/office/drawing/2016/5/9/chartex" xmlns:cx4="http://schemas.microsoft.com/office/drawing/2016/5/10/chartex" xmlns:cx5="http://schemas.microsoft.com/office/drawing/2016/5/11/chartex" xmlns:cx6="http://schemas.microsoft.com/office/drawing/2016/5/12/chartex" xmlns:cx7="http://schemas.microsoft.com/office/drawing/2016/5/13/chartex" xmlns:cx8="http://schemas.microsoft.com/office/drawing/2016/5/14/chartex" xmlns:mc="http://schemas.openxmlformats.org/markup-compatibility/2006" xmlns:aink="http://schemas.microsoft.com/office/drawing/2016/ink" xmlns:am3d="http://schemas.microsoft.com/office/drawing/2017/model3d" xmlns:o="urn:schemas-microsoft-com:office:office" xmlns:oel="http://schemas.microsoft.com/office/2019/extlst" xmlns:r="http://schemas.openxmlformats.org/officeDocument/2006/relationships" xmlns:m="http://schemas.openxmlformats.org/officeDocument/2006/math" xmlns:v="urn:schemas-microsoft-com:vml" xmlns:wp14="http://schemas.microsoft.com/office/word/2010/wordprocessingDrawing" xmlns:wp="http://schemas.openxmlformats.org/drawingml/2006/wordprocessingDrawing" xmlns:w10="urn:schemas-microsoft-com:office:word" xmlns:w="http://schemas.openxmlformats.org/wordprocessingml/2006/main" xmlns:w14="http://schemas.microsoft.com/office/word/2010/wordml" xmlns:w15="http://schemas.microsoft.com/office/word/2012/wordml" xmlns:w16cex="http://schemas.microsoft.com/office/word/2018/wordml/cex" xmlns:w16cid="http://schemas.microsoft.com/office/word/2016/wordml/cid" xmlns:w16="http://schemas.microsoft.com/office/word/2018/wordml" xmlns:w16du="http://schemas.microsoft.com/office/word/2023/wordml/word16du" xmlns:w16sdtdh="http://schemas.microsoft.com/office/word/2020/wordml/sdtdatahash" xmlns:w16se="http://schemas.microsoft.com/office/word/2015/wordml/symex" xmlns:wpg="http://schemas.microsoft.com/office/word/2010/wordprocessingGroup" xmlns:wpi="http://schemas.microsoft.com/office/word/2010/wordprocessingInk" xmlns:wne="http://schemas.microsoft.com/office/word/2006/wordml" xmlns:wps="http://schemas.microsoft.com/office/word/2010/wordprocessingShape" mc:Ignorable="w14 w15 w16se w16cid w16 w16cex w16sdtdh w16du wp14">
   <w:footnote w:type="separator" w:id="-1">
     <w:p>
       <w:pPr>
@@ -5451,7 +5640,7 @@
 </file>
 
 <file path=word/header1.xml><?xml version="1.0" encoding="utf-8"?>
-<w:hdr xmlns:wpc="http://schemas.microsoft.com/office/word/2010/wordprocessingCanvas" xmlns:cx="http://schemas.microsoft.com/office/drawing/2014/chartex" xmlns:cx1="http://schemas.microsoft.com/office/drawing/2015/9/8/chartex" xmlns:cx2="http://schemas.microsoft.com/office/drawing/2015/10/21/chartex" xmlns:cx3="http://schemas.microsoft.com/office/drawing/2016/5/9/chartex" xmlns:cx4="http://schemas.microsoft.com/office/drawing/2016/5/10/chartex" xmlns:cx5="http://schemas.microsoft.com/office/drawing/2016/5/11/chartex" xmlns:cx6="http://schemas.microsoft.com/office/drawing/2016/5/12/chartex" xmlns:cx7="http://schemas.microsoft.com/office/drawing/2016/5/13/chartex" xmlns:cx8="http://schemas.microsoft.com/office/drawing/2016/5/14/chartex" xmlns:mc="http://schemas.openxmlformats.org/markup-compatibility/2006" xmlns:aink="http://schemas.microsoft.com/office/drawing/2016/ink" xmlns:am3d="http://schemas.microsoft.com/office/drawing/2017/model3d" xmlns:o="urn:schemas-microsoft-com:office:office" xmlns:oel="http://schemas.microsoft.com/office/2019/extlst" xmlns:r="http://schemas.openxmlformats.org/officeDocument/2006/relationships" xmlns:m="http://schemas.openxmlformats.org/officeDocument/2006/math" xmlns:v="urn:schemas-microsoft-com:vml" xmlns:wp14="http://schemas.microsoft.com/office/word/2010/wordprocessingDrawing" xmlns:wp="http://schemas.openxmlformats.org/drawingml/2006/wordprocessingDrawing" xmlns:w10="urn:schemas-microsoft-com:office:word" xmlns:w="http://schemas.openxmlformats.org/wordprocessingml/2006/main" xmlns:w14="http://schemas.microsoft.com/office/word/2010/wordml" xmlns:w15="http://schemas.microsoft.com/office/word/2012/wordml" xmlns:w16cex="http://schemas.microsoft.com/office/word/2018/wordml/cex" xmlns:w16cid="http://schemas.microsoft.com/office/word/2016/wordml/cid" xmlns:w16="http://schemas.microsoft.com/office/word/2018/wordml" xmlns:w16sdtdh="http://schemas.microsoft.com/office/word/2020/wordml/sdtdatahash" xmlns:w16se="http://schemas.microsoft.com/office/word/2015/wordml/symex" xmlns:wpg="http://schemas.microsoft.com/office/word/2010/wordprocessingGroup" xmlns:wpi="http://schemas.microsoft.com/office/word/2010/wordprocessingInk" xmlns:wne="http://schemas.microsoft.com/office/word/2006/wordml" xmlns:wps="http://schemas.microsoft.com/office/word/2010/wordprocessingShape" mc:Ignorable="w14 w15 w16se w16cid w16 w16cex w16sdtdh wp14">
+<w:hdr xmlns:wpc="http://schemas.microsoft.com/office/word/2010/wordprocessingCanvas" xmlns:cx="http://schemas.microsoft.com/office/drawing/2014/chartex" xmlns:cx1="http://schemas.microsoft.com/office/drawing/2015/9/8/chartex" xmlns:cx2="http://schemas.microsoft.com/office/drawing/2015/10/21/chartex" xmlns:cx3="http://schemas.microsoft.com/office/drawing/2016/5/9/chartex" xmlns:cx4="http://schemas.microsoft.com/office/drawing/2016/5/10/chartex" xmlns:cx5="http://schemas.microsoft.com/office/drawing/2016/5/11/chartex" xmlns:cx6="http://schemas.microsoft.com/office/drawing/2016/5/12/chartex" xmlns:cx7="http://schemas.microsoft.com/office/drawing/2016/5/13/chartex" xmlns:cx8="http://schemas.microsoft.com/office/drawing/2016/5/14/chartex" xmlns:mc="http://schemas.openxmlformats.org/markup-compatibility/2006" xmlns:aink="http://schemas.microsoft.com/office/drawing/2016/ink" xmlns:am3d="http://schemas.microsoft.com/office/drawing/2017/model3d" xmlns:o="urn:schemas-microsoft-com:office:office" xmlns:oel="http://schemas.microsoft.com/office/2019/extlst" xmlns:r="http://schemas.openxmlformats.org/officeDocument/2006/relationships" xmlns:m="http://schemas.openxmlformats.org/officeDocument/2006/math" xmlns:v="urn:schemas-microsoft-com:vml" xmlns:wp14="http://schemas.microsoft.com/office/word/2010/wordprocessingDrawing" xmlns:wp="http://schemas.openxmlformats.org/drawingml/2006/wordprocessingDrawing" xmlns:w10="urn:schemas-microsoft-com:office:word" xmlns:w="http://schemas.openxmlformats.org/wordprocessingml/2006/main" xmlns:w14="http://schemas.microsoft.com/office/word/2010/wordml" xmlns:w15="http://schemas.microsoft.com/office/word/2012/wordml" xmlns:w16cex="http://schemas.microsoft.com/office/word/2018/wordml/cex" xmlns:w16cid="http://schemas.microsoft.com/office/word/2016/wordml/cid" xmlns:w16="http://schemas.microsoft.com/office/word/2018/wordml" xmlns:w16du="http://schemas.microsoft.com/office/word/2023/wordml/word16du" xmlns:w16sdtdh="http://schemas.microsoft.com/office/word/2020/wordml/sdtdatahash" xmlns:w16se="http://schemas.microsoft.com/office/word/2015/wordml/symex" xmlns:wpg="http://schemas.microsoft.com/office/word/2010/wordprocessingGroup" xmlns:wpi="http://schemas.microsoft.com/office/word/2010/wordprocessingInk" xmlns:wne="http://schemas.microsoft.com/office/word/2006/wordml" xmlns:wps="http://schemas.microsoft.com/office/word/2010/wordprocessingShape" mc:Ignorable="w14 w15 w16se w16cid w16 w16cex w16sdtdh w16du wp14">
   <w:p>
     <w:pPr>
       <w:pStyle w:val="Header"/>
@@ -5461,7 +5650,7 @@
 </file>
 
 <file path=word/numbering.xml><?xml version="1.0" encoding="utf-8"?>
-<w:numbering xmlns:wpc="http://schemas.microsoft.com/office/word/2010/wordprocessingCanvas" xmlns:cx="http://schemas.microsoft.com/office/drawing/2014/chartex" xmlns:cx1="http://schemas.microsoft.com/office/drawing/2015/9/8/chartex" xmlns:cx2="http://schemas.microsoft.com/office/drawing/2015/10/21/chartex" xmlns:cx3="http://schemas.microsoft.com/office/drawing/2016/5/9/chartex" xmlns:cx4="http://schemas.microsoft.com/office/drawing/2016/5/10/chartex" xmlns:cx5="http://schemas.microsoft.com/office/drawing/2016/5/11/chartex" xmlns:cx6="http://schemas.microsoft.com/office/drawing/2016/5/12/chartex" xmlns:cx7="http://schemas.microsoft.com/office/drawing/2016/5/13/chartex" xmlns:cx8="http://schemas.microsoft.com/office/drawing/2016/5/14/chartex" xmlns:mc="http://schemas.openxmlformats.org/markup-compatibility/2006" xmlns:aink="http://schemas.microsoft.com/office/drawing/2016/ink" xmlns:am3d="http://schemas.microsoft.com/office/drawing/2017/model3d" xmlns:o="urn:schemas-microsoft-com:office:office" xmlns:oel="http://schemas.microsoft.com/office/2019/extlst" xmlns:r="http://schemas.openxmlformats.org/officeDocument/2006/relationships" xmlns:m="http://schemas.openxmlformats.org/officeDocument/2006/math" xmlns:v="urn:schemas-microsoft-com:vml" xmlns:wp14="http://schemas.microsoft.com/office/word/2010/wordprocessingDrawing" xmlns:wp="http://schemas.openxmlformats.org/drawingml/2006/wordprocessingDrawing" xmlns:w10="urn:schemas-microsoft-com:office:word" xmlns:w="http://schemas.openxmlformats.org/wordprocessingml/2006/main" xmlns:w14="http://schemas.microsoft.com/office/word/2010/wordml" xmlns:w15="http://schemas.microsoft.com/office/word/2012/wordml" xmlns:w16cex="http://schemas.microsoft.com/office/word/2018/wordml/cex" xmlns:w16cid="http://schemas.microsoft.com/office/word/2016/wordml/cid" xmlns:w16="http://schemas.microsoft.com/office/word/2018/wordml" xmlns:w16sdtdh="http://schemas.microsoft.com/office/word/2020/wordml/sdtdatahash" xmlns:w16se="http://schemas.microsoft.com/office/word/2015/wordml/symex" xmlns:wpg="http://schemas.microsoft.com/office/word/2010/wordprocessingGroup" xmlns:wpi="http://schemas.microsoft.com/office/word/2010/wordprocessingInk" xmlns:wne="http://schemas.microsoft.com/office/word/2006/wordml" xmlns:wps="http://schemas.microsoft.com/office/word/2010/wordprocessingShape" mc:Ignorable="w14 w15 w16se w16cid w16 w16cex w16sdtdh wp14">
+<w:numbering xmlns:wpc="http://schemas.microsoft.com/office/word/2010/wordprocessingCanvas" xmlns:cx="http://schemas.microsoft.com/office/drawing/2014/chartex" xmlns:cx1="http://schemas.microsoft.com/office/drawing/2015/9/8/chartex" xmlns:cx2="http://schemas.microsoft.com/office/drawing/2015/10/21/chartex" xmlns:cx3="http://schemas.microsoft.com/office/drawing/2016/5/9/chartex" xmlns:cx4="http://schemas.microsoft.com/office/drawing/2016/5/10/chartex" xmlns:cx5="http://schemas.microsoft.com/office/drawing/2016/5/11/chartex" xmlns:cx6="http://schemas.microsoft.com/office/drawing/2016/5/12/chartex" xmlns:cx7="http://schemas.microsoft.com/office/drawing/2016/5/13/chartex" xmlns:cx8="http://schemas.microsoft.com/office/drawing/2016/5/14/chartex" xmlns:mc="http://schemas.openxmlformats.org/markup-compatibility/2006" xmlns:aink="http://schemas.microsoft.com/office/drawing/2016/ink" xmlns:am3d="http://schemas.microsoft.com/office/drawing/2017/model3d" xmlns:o="urn:schemas-microsoft-com:office:office" xmlns:oel="http://schemas.microsoft.com/office/2019/extlst" xmlns:r="http://schemas.openxmlformats.org/officeDocument/2006/relationships" xmlns:m="http://schemas.openxmlformats.org/officeDocument/2006/math" xmlns:v="urn:schemas-microsoft-com:vml" xmlns:wp14="http://schemas.microsoft.com/office/word/2010/wordprocessingDrawing" xmlns:wp="http://schemas.openxmlformats.org/drawingml/2006/wordprocessingDrawing" xmlns:w10="urn:schemas-microsoft-com:office:word" xmlns:w="http://schemas.openxmlformats.org/wordprocessingml/2006/main" xmlns:w14="http://schemas.microsoft.com/office/word/2010/wordml" xmlns:w15="http://schemas.microsoft.com/office/word/2012/wordml" xmlns:w16cex="http://schemas.microsoft.com/office/word/2018/wordml/cex" xmlns:w16cid="http://schemas.microsoft.com/office/word/2016/wordml/cid" xmlns:w16="http://schemas.microsoft.com/office/word/2018/wordml" xmlns:w16du="http://schemas.microsoft.com/office/word/2023/wordml/word16du" xmlns:w16sdtdh="http://schemas.microsoft.com/office/word/2020/wordml/sdtdatahash" xmlns:w16se="http://schemas.microsoft.com/office/word/2015/wordml/symex" xmlns:wpg="http://schemas.microsoft.com/office/word/2010/wordprocessingGroup" xmlns:wpi="http://schemas.microsoft.com/office/word/2010/wordprocessingInk" xmlns:wne="http://schemas.microsoft.com/office/word/2006/wordml" xmlns:wps="http://schemas.microsoft.com/office/word/2010/wordprocessingShape" mc:Ignorable="w14 w15 w16se w16cid w16 w16cex w16sdtdh w16du wp14">
   <w:abstractNum w:abstractNumId="0" w15:restartNumberingAfterBreak="0">
     <w:nsid w:val="21A746F0"/>
     <w:multiLevelType w:val="hybridMultilevel"/>
@@ -6433,7 +6622,7 @@
 </file>
 
 <file path=word/styles.xml><?xml version="1.0" encoding="utf-8"?>
-<w:styles xmlns:mc="http://schemas.openxmlformats.org/markup-compatibility/2006" xmlns:r="http://schemas.openxmlformats.org/officeDocument/2006/relationships" xmlns:w="http://schemas.openxmlformats.org/wordprocessingml/2006/main" xmlns:w14="http://schemas.microsoft.com/office/word/2010/wordml" xmlns:w15="http://schemas.microsoft.com/office/word/2012/wordml" xmlns:w16cex="http://schemas.microsoft.com/office/word/2018/wordml/cex" xmlns:w16cid="http://schemas.microsoft.com/office/word/2016/wordml/cid" xmlns:w16="http://schemas.microsoft.com/office/word/2018/wordml" xmlns:w16sdtdh="http://schemas.microsoft.com/office/word/2020/wordml/sdtdatahash" xmlns:w16se="http://schemas.microsoft.com/office/word/2015/wordml/symex" mc:Ignorable="w14 w15 w16se w16cid w16 w16cex w16sdtdh">
+<w:styles xmlns:mc="http://schemas.openxmlformats.org/markup-compatibility/2006" xmlns:r="http://schemas.openxmlformats.org/officeDocument/2006/relationships" xmlns:w="http://schemas.openxmlformats.org/wordprocessingml/2006/main" xmlns:w14="http://schemas.microsoft.com/office/word/2010/wordml" xmlns:w15="http://schemas.microsoft.com/office/word/2012/wordml" xmlns:w16cex="http://schemas.microsoft.com/office/word/2018/wordml/cex" xmlns:w16cid="http://schemas.microsoft.com/office/word/2016/wordml/cid" xmlns:w16="http://schemas.microsoft.com/office/word/2018/wordml" xmlns:w16du="http://schemas.microsoft.com/office/word/2023/wordml/word16du" xmlns:w16sdtdh="http://schemas.microsoft.com/office/word/2020/wordml/sdtdatahash" xmlns:w16se="http://schemas.microsoft.com/office/word/2015/wordml/symex" mc:Ignorable="w14 w15 w16se w16cid w16 w16cex w16sdtdh w16du">
   <w:docDefaults>
     <w:rPrDefault>
       <w:rPr>

--- a/ExomeQcPipeline_Template_interim.docx
+++ b/ExomeQcPipeline_Template_interim.docx
@@ -3752,7 +3752,43 @@
           <w:sz w:val="24"/>
           <w:szCs w:val="24"/>
         </w:rPr>
-        <w:t>stimation for all subjects has not been found in the document</w:t>
+        <w:t>stimation for all subjects</w:t>
+      </w:r>
+      <w:r>
+        <w:rPr>
+          <w:rFonts w:ascii="Cambria" w:hAnsi="Cambria"/>
+          <w:b/>
+          <w:sz w:val="24"/>
+          <w:szCs w:val="24"/>
+        </w:rPr>
+        <w:t>: top</w:t>
+      </w:r>
+      <w:r>
+        <w:rPr>
+          <w:rFonts w:ascii="Cambria" w:hAnsi="Cambria"/>
+          <w:b/>
+          <w:sz w:val="24"/>
+          <w:szCs w:val="24"/>
+        </w:rPr>
+        <w:t xml:space="preserve"> pc3 vs pc4 </w:t>
+      </w:r>
+      <w:r>
+        <w:rPr>
+          <w:rFonts w:ascii="Cambria" w:hAnsi="Cambria"/>
+          <w:b/>
+          <w:sz w:val="24"/>
+          <w:szCs w:val="24"/>
+        </w:rPr>
+        <w:t xml:space="preserve">bottom </w:t>
+      </w:r>
+      <w:r>
+        <w:rPr>
+          <w:rFonts w:ascii="Cambria" w:hAnsi="Cambria"/>
+          <w:b/>
+          <w:sz w:val="24"/>
+          <w:szCs w:val="24"/>
+        </w:rPr>
+        <w:t>pc1 vs pc2</w:t>
       </w:r>
       <w:r>
         <w:rPr>

--- a/ExomeQcPipeline_Template_interim.docx
+++ b/ExomeQcPipeline_Template_interim.docx
@@ -3752,43 +3752,7 @@
           <w:sz w:val="24"/>
           <w:szCs w:val="24"/>
         </w:rPr>
-        <w:t>stimation for all subjects</w:t>
-      </w:r>
-      <w:r>
-        <w:rPr>
-          <w:rFonts w:ascii="Cambria" w:hAnsi="Cambria"/>
-          <w:b/>
-          <w:sz w:val="24"/>
-          <w:szCs w:val="24"/>
-        </w:rPr>
-        <w:t>: top</w:t>
-      </w:r>
-      <w:r>
-        <w:rPr>
-          <w:rFonts w:ascii="Cambria" w:hAnsi="Cambria"/>
-          <w:b/>
-          <w:sz w:val="24"/>
-          <w:szCs w:val="24"/>
-        </w:rPr>
-        <w:t xml:space="preserve"> pc3 vs pc4 </w:t>
-      </w:r>
-      <w:r>
-        <w:rPr>
-          <w:rFonts w:ascii="Cambria" w:hAnsi="Cambria"/>
-          <w:b/>
-          <w:sz w:val="24"/>
-          <w:szCs w:val="24"/>
-        </w:rPr>
-        <w:t xml:space="preserve">bottom </w:t>
-      </w:r>
-      <w:r>
-        <w:rPr>
-          <w:rFonts w:ascii="Cambria" w:hAnsi="Cambria"/>
-          <w:b/>
-          <w:sz w:val="24"/>
-          <w:szCs w:val="24"/>
-        </w:rPr>
-        <w:t>pc1 vs pc2</w:t>
+        <w:t>stimation for all subjects has not been found in the document</w:t>
       </w:r>
       <w:r>
         <w:rPr>
